--- a/InvestmentNeeds/Mitigation_Investment_Needs_Methodology.docx
+++ b/InvestmentNeeds/Mitigation_Investment_Needs_Methodology.docx
@@ -2,7 +2,7 @@
 <file path=word/document.xml><?xml version="1.0" encoding="utf-8"?>
 <w:document xmlns:w="http://schemas.openxmlformats.org/wordprocessingml/2006/main" xmlns:m="http://schemas.openxmlformats.org/officeDocument/2006/math" xmlns:r="http://schemas.openxmlformats.org/officeDocument/2006/relationships" xmlns:o="urn:schemas-microsoft-com:office:office" xmlns:v="urn:schemas-microsoft-com:vml" xmlns:w10="urn:schemas-microsoft-com:office:word" xmlns:a="http://schemas.openxmlformats.org/drawingml/2006/main" xmlns:pic="http://schemas.openxmlformats.org/drawingml/2006/picture" xmlns:wp="http://schemas.openxmlformats.org/drawingml/2006/wordprocessingDrawing">
   <w:body>
-    <w:bookmarkStart w:id="53" w:name="Xf80e1b669b9c2d4e27b6f570c7bf51ea746d14b"/>
+    <w:bookmarkStart w:id="71" w:name="Xf80e1b669b9c2d4e27b6f570c7bf51ea746d14b"/>
     <w:p>
       <w:pPr>
         <w:pStyle w:val="Heading1"/>
@@ -632,6 +632,27 @@
         <w:t xml:space="preserve">rises from 596 to 921 Mt a year per year of investment, because power displaces more carbon per dollar than the note’s average.</w:t>
       </w:r>
     </w:p>
+    <w:p>
+      <w:pPr>
+        <w:pStyle w:val="FirstParagraph"/>
+      </w:pPr>
+      <w:r>
+        <w:t xml:space="preserve">Who pays (national model, NMIM v0.2): of 2030 net zero investment, 10% is pure public, 26% regulated utility, 21% contracted revenue, 13% viability gap and 31% pure private. In other EMDCs half needs public money beyond a guarantee, and their direct budget need is USD 379 bn in 2030 (see</w:t>
+      </w:r>
+      <w:r>
+        <w:t xml:space="preserve"> </w:t>
+      </w:r>
+      <w:r>
+        <w:rPr>
+          <w:iCs/>
+          <w:i/>
+        </w:rPr>
+        <w:t xml:space="preserve">Who pays</w:t>
+      </w:r>
+      <w:r>
+        <w:t xml:space="preserve">).</w:t>
+      </w:r>
+    </w:p>
     <w:bookmarkEnd w:id="20"/>
     <w:bookmarkStart w:id="21" w:name="scope-and-definitions"/>
     <w:p>
@@ -1118,161 +1139,74 @@
     </w:p>
     <w:p>
       <w:pPr>
-        <w:pStyle w:val="BodyText"/>
-      </w:pPr>
-      <m:oMathPara>
-        <m:oMathParaPr>
-          <m:jc m:val="center"/>
-        </m:oMathParaPr>
-        <m:oMath>
-          <m:sSub>
-            <m:e>
-              <m:r>
-                <m:t>P</m:t>
-              </m:r>
-            </m:e>
-            <m:sub>
-              <m:r>
-                <m:t>g</m:t>
-              </m:r>
-              <m:r>
-                <m:rPr>
-                  <m:sty m:val="p"/>
-                </m:rPr>
-                <m:t>,</m:t>
-              </m:r>
-              <m:r>
-                <m:t>s</m:t>
-              </m:r>
-            </m:sub>
-          </m:sSub>
-          <m:r>
-            <m:rPr>
-              <m:sty m:val="p"/>
-            </m:rPr>
-            <m:t>=</m:t>
-          </m:r>
-          <m:r>
-            <m:t>C</m:t>
-          </m:r>
-          <m:sSub>
-            <m:e>
-              <m:r>
-                <m:t>E</m:t>
-              </m:r>
-            </m:e>
-            <m:sub>
-              <m:r>
-                <m:t>g</m:t>
-              </m:r>
-            </m:sub>
-          </m:sSub>
-          <m:r>
-            <m:rPr>
-              <m:sty m:val="p"/>
-            </m:rPr>
-            <m:t>×</m:t>
-          </m:r>
-          <m:sSub>
-            <m:e>
-              <m:r>
-                <m:t>σ</m:t>
-              </m:r>
-            </m:e>
-            <m:sub>
-              <m:r>
-                <m:t>s</m:t>
-              </m:r>
-            </m:sub>
-          </m:sSub>
-          <m:r>
-            <m:t>  </m:t>
-          </m:r>
-          <m:d>
-            <m:dPr>
-              <m:begChr m:val="("/>
-              <m:endChr m:val=")"/>
-              <m:sepChr m:val=""/>
-              <m:grow/>
-            </m:dPr>
-            <m:e>
-              <m:r>
-                <m:rPr>
-                  <m:nor/>
-                  <m:sty m:val="p"/>
-                </m:rPr>
-                <m:t>AFOLU: </m:t>
-              </m:r>
-              <m:sSub>
-                <m:e>
-                  <m:r>
-                    <m:t>P</m:t>
-                  </m:r>
-                </m:e>
-                <m:sub>
-                  <m:r>
-                    <m:t>g</m:t>
-                  </m:r>
-                  <m:r>
-                    <m:rPr>
-                      <m:sty m:val="p"/>
-                    </m:rPr>
-                    <m:t>,</m:t>
-                  </m:r>
-                  <m:r>
-                    <m:rPr>
-                      <m:sty m:val="p"/>
-                    </m:rPr>
-                    <m:t>A</m:t>
-                  </m:r>
-                  <m:r>
-                    <m:rPr>
-                      <m:sty m:val="p"/>
-                    </m:rPr>
-                    <m:t>F</m:t>
-                  </m:r>
-                  <m:r>
-                    <m:rPr>
-                      <m:sty m:val="p"/>
-                    </m:rPr>
-                    <m:t>O</m:t>
-                  </m:r>
-                  <m:r>
-                    <m:rPr>
-                      <m:sty m:val="p"/>
-                    </m:rPr>
-                    <m:t>L</m:t>
-                  </m:r>
-                  <m:r>
-                    <m:rPr>
-                      <m:sty m:val="p"/>
-                    </m:rPr>
-                    <m:t>U</m:t>
-                  </m:r>
-                </m:sub>
-              </m:sSub>
-              <m:r>
-                <m:rPr>
-                  <m:sty m:val="p"/>
-                </m:rPr>
-                <m:t>=</m:t>
-              </m:r>
-              <m:sSub>
-                <m:e>
-                  <m:r>
-                    <m:t>N</m:t>
-                  </m:r>
-                </m:e>
-                <m:sub>
-                  <m:r>
-                    <m:t>g</m:t>
-                  </m:r>
-                </m:sub>
-              </m:sSub>
-            </m:e>
-          </m:d>
-        </m:oMath>
-      </m:oMathPara>
+        <w:pStyle w:val="SourceCode"/>
+      </w:pPr>
+      <w:r>
+        <w:rPr>
+          <w:rStyle w:val="NormalTok"/>
+        </w:rPr>
+        <w:t xml:space="preserve">P_{g,s} = CE_g </w:t>
+      </w:r>
+      <w:r>
+        <w:rPr>
+          <w:rStyle w:val="FunctionTok"/>
+        </w:rPr>
+        <w:t xml:space="preserve">\times</w:t>
+      </w:r>
+      <w:r>
+        <w:rPr>
+          <w:rStyle w:val="NormalTok"/>
+        </w:rPr>
+        <w:t xml:space="preserve"> </w:t>
+      </w:r>
+      <w:r>
+        <w:rPr>
+          <w:rStyle w:val="FunctionTok"/>
+        </w:rPr>
+        <w:t xml:space="preserve">\sigma</w:t>
+      </w:r>
+      <w:r>
+        <w:rPr>
+          <w:rStyle w:val="NormalTok"/>
+        </w:rPr>
+        <w:t xml:space="preserve">_s </w:t>
+      </w:r>
+      <w:r>
+        <w:rPr>
+          <w:rStyle w:val="FunctionTok"/>
+        </w:rPr>
+        <w:t xml:space="preserve">\qquad</w:t>
+      </w:r>
+      <w:r>
+        <w:rPr>
+          <w:rStyle w:val="NormalTok"/>
+        </w:rPr>
+        <w:t xml:space="preserve"> (</w:t>
+      </w:r>
+      <w:r>
+        <w:rPr>
+          <w:rStyle w:val="FunctionTok"/>
+        </w:rPr>
+        <w:t xml:space="preserve">\text</w:t>
+      </w:r>
+      <w:r>
+        <w:rPr>
+          <w:rStyle w:val="NormalTok"/>
+        </w:rPr>
+        <w:t xml:space="preserve">{AFOLU: } P_{g,</w:t>
+      </w:r>
+      <w:r>
+        <w:rPr>
+          <w:rStyle w:val="FunctionTok"/>
+        </w:rPr>
+        <w:t xml:space="preserve">\mathrm</w:t>
+      </w:r>
+      <w:r>
+        <w:rPr>
+          <w:rStyle w:val="NormalTok"/>
+        </w:rPr>
+        <w:t xml:space="preserve">{AFOLU}} = N_g)</w:t>
+      </w:r>
     </w:p>
     <w:p>
       <w:pPr>
@@ -1302,363 +1236,158 @@
     </w:p>
     <w:p>
       <w:pPr>
-        <w:pStyle w:val="BodyText"/>
-      </w:pPr>
-      <m:oMathPara>
-        <m:oMathParaPr>
-          <m:jc m:val="center"/>
-        </m:oMathParaPr>
-        <m:oMath>
-          <m:sSub>
-            <m:e>
-              <m:r>
-                <m:t>w</m:t>
-              </m:r>
-            </m:e>
-            <m:sub>
-              <m:r>
-                <m:t>c</m:t>
-              </m:r>
-              <m:r>
-                <m:rPr>
-                  <m:sty m:val="p"/>
-                </m:rPr>
-                <m:t>,</m:t>
-              </m:r>
-              <m:r>
-                <m:t>s</m:t>
-              </m:r>
-            </m:sub>
-          </m:sSub>
-          <m:r>
-            <m:rPr>
-              <m:sty m:val="p"/>
-            </m:rPr>
-            <m:t>=</m:t>
-          </m:r>
-          <m:d>
-            <m:dPr>
-              <m:begChr m:val="["/>
-              <m:endChr m:val="]"/>
-              <m:sepChr m:val=""/>
-              <m:grow/>
-            </m:dPr>
-            <m:e>
-              <m:r>
-                <m:t>β</m:t>
-              </m:r>
-              <m:f>
-                <m:fPr>
-                  <m:type m:val="bar"/>
-                </m:fPr>
-                <m:num>
-                  <m:sSub>
-                    <m:e>
-                      <m:r>
-                        <m:t>D</m:t>
-                      </m:r>
-                    </m:e>
-                    <m:sub>
-                      <m:r>
-                        <m:t>c</m:t>
-                      </m:r>
-                      <m:r>
-                        <m:rPr>
-                          <m:sty m:val="p"/>
-                        </m:rPr>
-                        <m:t>,</m:t>
-                      </m:r>
-                      <m:r>
-                        <m:t>s</m:t>
-                      </m:r>
-                    </m:sub>
-                  </m:sSub>
-                </m:num>
-                <m:den>
-                  <m:nary>
-                    <m:naryPr>
-                      <m:chr m:val="∑"/>
-                      <m:limLoc m:val="undOvr"/>
-                      <m:subHide m:val="off"/>
-                      <m:supHide m:val="on"/>
-                    </m:naryPr>
-                    <m:sub>
-                      <m:r>
-                        <m:t>g</m:t>
-                      </m:r>
-                    </m:sub>
-                    <m:sup>
-                      <m:r>
-                        <m:t>​</m:t>
-                      </m:r>
-                    </m:sup>
-                    <m:e>
-                      <m:sSub>
-                        <m:e>
-                          <m:r>
-                            <m:t>D</m:t>
-                          </m:r>
-                        </m:e>
-                        <m:sub>
-                          <m:r>
-                            <m:t>s</m:t>
-                          </m:r>
-                        </m:sub>
-                      </m:sSub>
-                    </m:e>
-                  </m:nary>
-                </m:den>
-              </m:f>
-              <m:r>
-                <m:rPr>
-                  <m:sty m:val="p"/>
-                </m:rPr>
-                <m:t>+</m:t>
-              </m:r>
-              <m:d>
-                <m:dPr>
-                  <m:begChr m:val="("/>
-                  <m:endChr m:val=")"/>
-                  <m:sepChr m:val=""/>
-                  <m:grow/>
-                </m:dPr>
-                <m:e>
-                  <m:r>
-                    <m:t>1</m:t>
-                  </m:r>
-                  <m:r>
-                    <m:rPr>
-                      <m:sty m:val="p"/>
-                    </m:rPr>
-                    <m:t>−</m:t>
-                  </m:r>
-                  <m:r>
-                    <m:t>β</m:t>
-                  </m:r>
-                </m:e>
-              </m:d>
-              <m:f>
-                <m:fPr>
-                  <m:type m:val="bar"/>
-                </m:fPr>
-                <m:num>
-                  <m:r>
-                    <m:t>G</m:t>
-                  </m:r>
-                  <m:r>
-                    <m:t>D</m:t>
-                  </m:r>
-                  <m:sSubSup>
-                    <m:e>
-                      <m:r>
-                        <m:t>P</m:t>
-                      </m:r>
-                    </m:e>
-                    <m:sub>
-                      <m:r>
-                        <m:t>c</m:t>
-                      </m:r>
-                    </m:sub>
-                    <m:sup>
-                      <m:r>
-                        <m:t>P</m:t>
-                      </m:r>
-                      <m:r>
-                        <m:t>P</m:t>
-                      </m:r>
-                      <m:r>
-                        <m:t>P</m:t>
-                      </m:r>
-                    </m:sup>
-                  </m:sSubSup>
-                </m:num>
-                <m:den>
-                  <m:nary>
-                    <m:naryPr>
-                      <m:chr m:val="∑"/>
-                      <m:limLoc m:val="undOvr"/>
-                      <m:subHide m:val="off"/>
-                      <m:supHide m:val="on"/>
-                    </m:naryPr>
-                    <m:sub>
-                      <m:r>
-                        <m:t>g</m:t>
-                      </m:r>
-                    </m:sub>
-                    <m:sup>
-                      <m:r>
-                        <m:t>​</m:t>
-                      </m:r>
-                    </m:sup>
-                    <m:e>
-                      <m:r>
-                        <m:t>G</m:t>
-                      </m:r>
-                    </m:e>
-                  </m:nary>
-                  <m:r>
-                    <m:t>D</m:t>
-                  </m:r>
-                  <m:sSup>
-                    <m:e>
-                      <m:r>
-                        <m:t>P</m:t>
-                      </m:r>
-                    </m:e>
-                    <m:sup>
-                      <m:r>
-                        <m:t>P</m:t>
-                      </m:r>
-                      <m:r>
-                        <m:t>P</m:t>
-                      </m:r>
-                      <m:r>
-                        <m:t>P</m:t>
-                      </m:r>
-                    </m:sup>
-                  </m:sSup>
-                </m:den>
-              </m:f>
-            </m:e>
-          </m:d>
-          <m:sSubSup>
-            <m:e>
-              <m:r>
-                <m:t>p</m:t>
-              </m:r>
-            </m:e>
-            <m:sub>
-              <m:r>
-                <m:t>c</m:t>
-              </m:r>
-            </m:sub>
-            <m:sup>
-              <m:r>
-                <m:t>φ</m:t>
-              </m:r>
-            </m:sup>
-          </m:sSubSup>
-          <m:r>
-            <m:rPr>
-              <m:sty m:val="p"/>
-            </m:rPr>
-            <m:t>,</m:t>
-          </m:r>
-          <m:r>
-            <m:t>  </m:t>
-          </m:r>
-          <m:sSub>
-            <m:e>
-              <m:r>
-                <m:t>I</m:t>
-              </m:r>
-            </m:e>
-            <m:sub>
-              <m:r>
-                <m:t>c</m:t>
-              </m:r>
-              <m:r>
-                <m:rPr>
-                  <m:sty m:val="p"/>
-                </m:rPr>
-                <m:t>,</m:t>
-              </m:r>
-              <m:r>
-                <m:t>s</m:t>
-              </m:r>
-            </m:sub>
-          </m:sSub>
-          <m:r>
-            <m:rPr>
-              <m:sty m:val="p"/>
-            </m:rPr>
-            <m:t>=</m:t>
-          </m:r>
-          <m:sSub>
-            <m:e>
-              <m:r>
-                <m:t>P</m:t>
-              </m:r>
-            </m:e>
-            <m:sub>
-              <m:r>
-                <m:t>g</m:t>
-              </m:r>
-              <m:r>
-                <m:rPr>
-                  <m:sty m:val="p"/>
-                </m:rPr>
-                <m:t>,</m:t>
-              </m:r>
-              <m:r>
-                <m:t>s</m:t>
-              </m:r>
-            </m:sub>
-          </m:sSub>
-          <m:f>
-            <m:fPr>
-              <m:type m:val="bar"/>
-            </m:fPr>
-            <m:num>
-              <m:sSub>
-                <m:e>
-                  <m:r>
-                    <m:t>w</m:t>
-                  </m:r>
-                </m:e>
-                <m:sub>
-                  <m:r>
-                    <m:t>c</m:t>
-                  </m:r>
-                  <m:r>
-                    <m:rPr>
-                      <m:sty m:val="p"/>
-                    </m:rPr>
-                    <m:t>,</m:t>
-                  </m:r>
-                  <m:r>
-                    <m:t>s</m:t>
-                  </m:r>
-                </m:sub>
-              </m:sSub>
-            </m:num>
-            <m:den>
-              <m:nary>
-                <m:naryPr>
-                  <m:chr m:val="∑"/>
-                  <m:limLoc m:val="undOvr"/>
-                  <m:subHide m:val="off"/>
-                  <m:supHide m:val="on"/>
-                </m:naryPr>
-                <m:sub>
-                  <m:r>
-                    <m:t>g</m:t>
-                  </m:r>
-                </m:sub>
-                <m:sup>
-                  <m:r>
-                    <m:t>​</m:t>
-                  </m:r>
-                </m:sup>
-                <m:e>
-                  <m:sSub>
-                    <m:e>
-                      <m:r>
-                        <m:t>w</m:t>
-                      </m:r>
-                    </m:e>
-                    <m:sub>
-                      <m:r>
-                        <m:t>s</m:t>
-                      </m:r>
-                    </m:sub>
-                  </m:sSub>
-                </m:e>
-              </m:nary>
-            </m:den>
-          </m:f>
-        </m:oMath>
-      </m:oMathPara>
+        <w:pStyle w:val="SourceCode"/>
+      </w:pPr>
+      <w:r>
+        <w:rPr>
+          <w:rStyle w:val="NormalTok"/>
+        </w:rPr>
+        <w:t xml:space="preserve">w_{c,s} = </w:t>
+      </w:r>
+      <w:r>
+        <w:rPr>
+          <w:rStyle w:val="FunctionTok"/>
+        </w:rPr>
+        <w:t xml:space="preserve">\left</w:t>
+      </w:r>
+      <w:r>
+        <w:rPr>
+          <w:rStyle w:val="NormalTok"/>
+        </w:rPr>
+        <w:t xml:space="preserve">[</w:t>
+      </w:r>
+      <w:r>
+        <w:rPr>
+          <w:rStyle w:val="FunctionTok"/>
+        </w:rPr>
+        <w:t xml:space="preserve">\beta</w:t>
+      </w:r>
+      <w:r>
+        <w:rPr>
+          <w:rStyle w:val="NormalTok"/>
+        </w:rPr>
+        <w:t xml:space="preserve"> </w:t>
+      </w:r>
+      <w:r>
+        <w:rPr>
+          <w:rStyle w:val="FunctionTok"/>
+        </w:rPr>
+        <w:t xml:space="preserve">\frac</w:t>
+      </w:r>
+      <w:r>
+        <w:rPr>
+          <w:rStyle w:val="NormalTok"/>
+        </w:rPr>
+        <w:t xml:space="preserve">{D_{c,s}}{</w:t>
+      </w:r>
+      <w:r>
+        <w:rPr>
+          <w:rStyle w:val="FunctionTok"/>
+        </w:rPr>
+        <w:t xml:space="preserve">\sum</w:t>
+      </w:r>
+      <w:r>
+        <w:rPr>
+          <w:rStyle w:val="NormalTok"/>
+        </w:rPr>
+        <w:t xml:space="preserve">_{g} D_{s}} + (1-</w:t>
+      </w:r>
+      <w:r>
+        <w:rPr>
+          <w:rStyle w:val="FunctionTok"/>
+        </w:rPr>
+        <w:t xml:space="preserve">\beta</w:t>
+      </w:r>
+      <w:r>
+        <w:rPr>
+          <w:rStyle w:val="NormalTok"/>
+        </w:rPr>
+        <w:t xml:space="preserve">)</w:t>
+      </w:r>
+      <w:r>
+        <w:rPr>
+          <w:rStyle w:val="FunctionTok"/>
+        </w:rPr>
+        <w:t xml:space="preserve">\frac</w:t>
+      </w:r>
+      <w:r>
+        <w:rPr>
+          <w:rStyle w:val="NormalTok"/>
+        </w:rPr>
+        <w:t xml:space="preserve">{GDP^{PPP}_c}{</w:t>
+      </w:r>
+      <w:r>
+        <w:rPr>
+          <w:rStyle w:val="FunctionTok"/>
+        </w:rPr>
+        <w:t xml:space="preserve">\sum</w:t>
+      </w:r>
+      <w:r>
+        <w:rPr>
+          <w:rStyle w:val="NormalTok"/>
+        </w:rPr>
+        <w:t xml:space="preserve">_{g} GDP^{PPP}}</w:t>
+      </w:r>
+      <w:r>
+        <w:rPr>
+          <w:rStyle w:val="FunctionTok"/>
+        </w:rPr>
+        <w:t xml:space="preserve">\right</w:t>
+      </w:r>
+      <w:r>
+        <w:rPr>
+          <w:rStyle w:val="NormalTok"/>
+        </w:rPr>
+        <w:t xml:space="preserve">] p_c^{</w:t>
+      </w:r>
+      <w:r>
+        <w:rPr>
+          <w:rStyle w:val="FunctionTok"/>
+        </w:rPr>
+        <w:t xml:space="preserve">\varphi</w:t>
+      </w:r>
+      <w:r>
+        <w:rPr>
+          <w:rStyle w:val="NormalTok"/>
+        </w:rPr>
+        <w:t xml:space="preserve">}, </w:t>
+      </w:r>
+      <w:r>
+        <w:rPr>
+          <w:rStyle w:val="FunctionTok"/>
+        </w:rPr>
+        <w:t xml:space="preserve">\qquad</w:t>
+      </w:r>
+      <w:r>
+        <w:rPr>
+          <w:rStyle w:val="NormalTok"/>
+        </w:rPr>
+        <w:t xml:space="preserve"> I_{c,s} = P_{g,s}</w:t>
+      </w:r>
+      <w:r>
+        <w:rPr>
+          <w:rStyle w:val="FunctionTok"/>
+        </w:rPr>
+        <w:t xml:space="preserve">\frac</w:t>
+      </w:r>
+      <w:r>
+        <w:rPr>
+          <w:rStyle w:val="NormalTok"/>
+        </w:rPr>
+        <w:t xml:space="preserve">{w_{c,s}}{</w:t>
+      </w:r>
+      <w:r>
+        <w:rPr>
+          <w:rStyle w:val="FunctionTok"/>
+        </w:rPr>
+        <w:t xml:space="preserve">\sum</w:t>
+      </w:r>
+      <w:r>
+        <w:rPr>
+          <w:rStyle w:val="NormalTok"/>
+        </w:rPr>
+        <w:t xml:space="preserve">_{g} w_{s}}</w:t>
+      </w:r>
     </w:p>
     <w:p>
       <w:pPr>
@@ -1706,171 +1435,50 @@
     </w:p>
     <w:p>
       <w:pPr>
-        <w:pStyle w:val="BodyText"/>
-      </w:pPr>
-      <m:oMathPara>
-        <m:oMathParaPr>
-          <m:jc m:val="center"/>
-        </m:oMathParaPr>
-        <m:oMath>
-          <m:r>
-            <m:t>A</m:t>
-          </m:r>
-          <m:r>
-            <m:rPr>
-              <m:sty m:val="p"/>
-            </m:rPr>
-            <m:t>=</m:t>
-          </m:r>
-          <m:r>
-            <m:t>d</m:t>
-          </m:r>
-          <m:r>
-            <m:t>I</m:t>
-          </m:r>
-          <m:r>
-            <m:rPr>
-              <m:sty m:val="p"/>
-            </m:rPr>
-            <m:t>×</m:t>
-          </m:r>
-          <m:r>
-            <m:t>C</m:t>
-          </m:r>
-          <m:r>
-            <m:t>R</m:t>
-          </m:r>
-          <m:r>
-            <m:t>F</m:t>
-          </m:r>
-          <m:d>
-            <m:dPr>
-              <m:begChr m:val="("/>
-              <m:endChr m:val=")"/>
-              <m:sepChr m:val=""/>
-              <m:grow/>
-            </m:dPr>
-            <m:e>
-              <m:r>
-                <m:t>r</m:t>
-              </m:r>
-              <m:r>
-                <m:rPr>
-                  <m:sty m:val="p"/>
-                </m:rPr>
-                <m:t>,</m:t>
-              </m:r>
-              <m:r>
-                <m:t>n</m:t>
-              </m:r>
-            </m:e>
-          </m:d>
-          <m:r>
-            <m:rPr>
-              <m:sty m:val="p"/>
-            </m:rPr>
-            <m:t>,</m:t>
-          </m:r>
-          <m:r>
-            <m:t>  </m:t>
-          </m:r>
-          <m:r>
-            <m:t>C</m:t>
-          </m:r>
-          <m:r>
-            <m:t>R</m:t>
-          </m:r>
-          <m:r>
-            <m:t>F</m:t>
-          </m:r>
-          <m:d>
-            <m:dPr>
-              <m:begChr m:val="("/>
-              <m:endChr m:val=")"/>
-              <m:sepChr m:val=""/>
-              <m:grow/>
-            </m:dPr>
-            <m:e>
-              <m:r>
-                <m:t>r</m:t>
-              </m:r>
-              <m:r>
-                <m:rPr>
-                  <m:sty m:val="p"/>
-                </m:rPr>
-                <m:t>,</m:t>
-              </m:r>
-              <m:r>
-                <m:t>n</m:t>
-              </m:r>
-            </m:e>
-          </m:d>
-          <m:r>
-            <m:rPr>
-              <m:sty m:val="p"/>
-            </m:rPr>
-            <m:t>=</m:t>
-          </m:r>
-          <m:f>
-            <m:fPr>
-              <m:type m:val="bar"/>
-            </m:fPr>
-            <m:num>
-              <m:r>
-                <m:t>r</m:t>
-              </m:r>
-            </m:num>
-            <m:den>
-              <m:r>
-                <m:t>1</m:t>
-              </m:r>
-              <m:r>
-                <m:rPr>
-                  <m:sty m:val="p"/>
-                </m:rPr>
-                <m:t>−</m:t>
-              </m:r>
-              <m:sSup>
-                <m:e>
-                  <m:d>
-                    <m:dPr>
-                      <m:begChr m:val="("/>
-                      <m:endChr m:val=")"/>
-                      <m:sepChr m:val=""/>
-                      <m:grow/>
-                    </m:dPr>
-                    <m:e>
-                      <m:r>
-                        <m:t>1</m:t>
-                      </m:r>
-                      <m:r>
-                        <m:rPr>
-                          <m:sty m:val="p"/>
-                        </m:rPr>
-                        <m:t>+</m:t>
-                      </m:r>
-                      <m:r>
-                        <m:t>r</m:t>
-                      </m:r>
-                    </m:e>
-                  </m:d>
-                </m:e>
-                <m:sup>
-                  <m:r>
-                    <m:rPr>
-                      <m:sty m:val="p"/>
-                    </m:rPr>
-                    <m:t>−</m:t>
-                  </m:r>
-                  <m:r>
-                    <m:t>n</m:t>
-                  </m:r>
-                </m:sup>
-              </m:sSup>
-            </m:den>
-          </m:f>
-        </m:oMath>
-      </m:oMathPara>
+        <w:pStyle w:val="SourceCode"/>
+      </w:pPr>
+      <w:r>
+        <w:rPr>
+          <w:rStyle w:val="NormalTok"/>
+        </w:rPr>
+        <w:t xml:space="preserve">A = dI </w:t>
+      </w:r>
+      <w:r>
+        <w:rPr>
+          <w:rStyle w:val="FunctionTok"/>
+        </w:rPr>
+        <w:t xml:space="preserve">\times</w:t>
+      </w:r>
+      <w:r>
+        <w:rPr>
+          <w:rStyle w:val="NormalTok"/>
+        </w:rPr>
+        <w:t xml:space="preserve"> CRF(r,n), </w:t>
+      </w:r>
+      <w:r>
+        <w:rPr>
+          <w:rStyle w:val="FunctionTok"/>
+        </w:rPr>
+        <w:t xml:space="preserve">\qquad</w:t>
+      </w:r>
+      <w:r>
+        <w:rPr>
+          <w:rStyle w:val="NormalTok"/>
+        </w:rPr>
+        <w:t xml:space="preserve"> CRF(r,n) = </w:t>
+      </w:r>
+      <w:r>
+        <w:rPr>
+          <w:rStyle w:val="FunctionTok"/>
+        </w:rPr>
+        <w:t xml:space="preserve">\frac</w:t>
+      </w:r>
+      <w:r>
+        <w:rPr>
+          <w:rStyle w:val="NormalTok"/>
+        </w:rPr>
+        <w:t xml:space="preserve">{r}{1-(1+r)^{-n}}</w:t>
+      </w:r>
     </w:p>
     <w:p>
       <w:pPr>
@@ -1892,313 +1500,86 @@
     </w:p>
     <w:p>
       <w:pPr>
-        <w:pStyle w:val="BodyText"/>
-      </w:pPr>
-      <m:oMathPara>
-        <m:oMathParaPr>
-          <m:jc m:val="center"/>
-        </m:oMathParaPr>
-        <m:oMath>
-          <m:r>
-            <m:t>I</m:t>
-          </m:r>
-          <m:sSub>
-            <m:e>
-              <m:r>
-                <m:t>C</m:t>
-              </m:r>
-            </m:e>
-            <m:sub>
-              <m:d>
-                <m:dPr>
-                  <m:begChr m:val="("/>
-                  <m:endChr m:val=")"/>
-                  <m:sepChr m:val=""/>
-                  <m:grow/>
-                </m:dPr>
-                <m:e>
-                  <m:r>
-                    <m:t>a</m:t>
-                  </m:r>
-                </m:e>
-              </m:d>
-            </m:sub>
-          </m:sSub>
-          <m:r>
-            <m:rPr>
-              <m:sty m:val="p"/>
-            </m:rPr>
-            <m:t>=</m:t>
-          </m:r>
-          <m:r>
-            <m:t>d</m:t>
-          </m:r>
-          <m:r>
-            <m:t>I</m:t>
-          </m:r>
-          <m:r>
-            <m:t> </m:t>
-          </m:r>
-          <m:d>
-            <m:dPr>
-              <m:begChr m:val="["/>
-              <m:endChr m:val="]"/>
-              <m:sepChr m:val=""/>
-              <m:grow/>
-            </m:dPr>
-            <m:e>
-              <m:r>
-                <m:t>C</m:t>
-              </m:r>
-              <m:r>
-                <m:t>R</m:t>
-              </m:r>
-              <m:r>
-                <m:t>F</m:t>
-              </m:r>
-              <m:d>
-                <m:dPr>
-                  <m:begChr m:val="("/>
-                  <m:endChr m:val=")"/>
-                  <m:sepChr m:val=""/>
-                  <m:grow/>
-                </m:dPr>
-                <m:e>
-                  <m:sSubSup>
-                    <m:e>
-                      <m:r>
-                        <m:t>r</m:t>
-                      </m:r>
-                    </m:e>
-                    <m:sub>
-                      <m:r>
-                        <m:t>c</m:t>
-                      </m:r>
-                    </m:sub>
-                    <m:sup>
-                      <m:r>
-                        <m:t>m</m:t>
-                      </m:r>
-                      <m:r>
-                        <m:t>k</m:t>
-                      </m:r>
-                      <m:r>
-                        <m:t>t</m:t>
-                      </m:r>
-                    </m:sup>
-                  </m:sSubSup>
-                  <m:r>
-                    <m:rPr>
-                      <m:sty m:val="p"/>
-                    </m:rPr>
-                    <m:t>,</m:t>
-                  </m:r>
-                  <m:r>
-                    <m:t>n</m:t>
-                  </m:r>
-                </m:e>
-              </m:d>
-              <m:r>
-                <m:rPr>
-                  <m:sty m:val="p"/>
-                </m:rPr>
-                <m:t>−</m:t>
-              </m:r>
-              <m:r>
-                <m:t>b</m:t>
-              </m:r>
-            </m:e>
-          </m:d>
-          <m:r>
-            <m:rPr>
-              <m:sty m:val="p"/>
-            </m:rPr>
-            <m:t>,</m:t>
-          </m:r>
-          <m:r>
-            <m:t> </m:t>
-          </m:r>
-          <m:r>
-            <m:t>I</m:t>
-          </m:r>
-          <m:sSub>
-            <m:e>
-              <m:r>
-                <m:t>C</m:t>
-              </m:r>
-            </m:e>
-            <m:sub>
-              <m:d>
-                <m:dPr>
-                  <m:begChr m:val="("/>
-                  <m:endChr m:val=")"/>
-                  <m:sepChr m:val=""/>
-                  <m:grow/>
-                </m:dPr>
-                <m:e>
-                  <m:r>
-                    <m:t>b</m:t>
-                  </m:r>
-                </m:e>
-              </m:d>
-            </m:sub>
-          </m:sSub>
-          <m:r>
-            <m:rPr>
-              <m:sty m:val="p"/>
-            </m:rPr>
-            <m:t>=</m:t>
-          </m:r>
-          <m:r>
-            <m:t>d</m:t>
-          </m:r>
-          <m:r>
-            <m:t>I</m:t>
-          </m:r>
-          <m:r>
-            <m:t> </m:t>
-          </m:r>
-          <m:d>
-            <m:dPr>
-              <m:begChr m:val="["/>
-              <m:endChr m:val="]"/>
-              <m:sepChr m:val=""/>
-              <m:grow/>
-            </m:dPr>
-            <m:e>
-              <m:r>
-                <m:t>C</m:t>
-              </m:r>
-              <m:r>
-                <m:t>R</m:t>
-              </m:r>
-              <m:r>
-                <m:t>F</m:t>
-              </m:r>
-              <m:d>
-                <m:dPr>
-                  <m:begChr m:val="("/>
-                  <m:endChr m:val=")"/>
-                  <m:sepChr m:val=""/>
-                  <m:grow/>
-                </m:dPr>
-                <m:e>
-                  <m:r>
-                    <m:t>6</m:t>
-                  </m:r>
-                  <m:r>
-                    <m:rPr>
-                      <m:sty m:val="p"/>
-                    </m:rPr>
-                    <m:t>%</m:t>
-                  </m:r>
-                  <m:r>
-                    <m:rPr>
-                      <m:sty m:val="p"/>
-                    </m:rPr>
-                    <m:t>,</m:t>
-                  </m:r>
-                  <m:r>
-                    <m:t>n</m:t>
-                  </m:r>
-                </m:e>
-              </m:d>
-              <m:r>
-                <m:rPr>
-                  <m:sty m:val="p"/>
-                </m:rPr>
-                <m:t>−</m:t>
-              </m:r>
-              <m:r>
-                <m:t>b</m:t>
-              </m:r>
-            </m:e>
-          </m:d>
-          <m:r>
-            <m:rPr>
-              <m:sty m:val="p"/>
-            </m:rPr>
-            <m:t>,</m:t>
-          </m:r>
-          <m:r>
-            <m:t> </m:t>
-          </m:r>
-          <m:r>
-            <m:t>I</m:t>
-          </m:r>
-          <m:sSub>
-            <m:e>
-              <m:r>
-                <m:t>C</m:t>
-              </m:r>
-            </m:e>
-            <m:sub>
-              <m:d>
-                <m:dPr>
-                  <m:begChr m:val="("/>
-                  <m:endChr m:val=")"/>
-                  <m:sepChr m:val=""/>
-                  <m:grow/>
-                </m:dPr>
-                <m:e>
-                  <m:r>
-                    <m:t>c</m:t>
-                  </m:r>
-                </m:e>
-              </m:d>
-            </m:sub>
-          </m:sSub>
-          <m:r>
-            <m:rPr>
-              <m:sty m:val="p"/>
-            </m:rPr>
-            <m:t>=</m:t>
-          </m:r>
-          <m:r>
-            <m:t>I</m:t>
-          </m:r>
-          <m:sSub>
-            <m:e>
-              <m:r>
-                <m:t>C</m:t>
-              </m:r>
-            </m:e>
-            <m:sub>
-              <m:d>
-                <m:dPr>
-                  <m:begChr m:val="("/>
-                  <m:endChr m:val=")"/>
-                  <m:sepChr m:val=""/>
-                  <m:grow/>
-                </m:dPr>
-                <m:e>
-                  <m:r>
-                    <m:t>b</m:t>
-                  </m:r>
-                </m:e>
-              </m:d>
-            </m:sub>
-          </m:sSub>
-          <m:r>
-            <m:rPr>
-              <m:sty m:val="p"/>
-            </m:rPr>
-            <m:t>−</m:t>
-          </m:r>
-          <m:r>
-            <m:t>c</m:t>
-          </m:r>
-          <m:r>
-            <m:t> </m:t>
-          </m:r>
-          <m:r>
-            <m:t>d</m:t>
-          </m:r>
-          <m:r>
-            <m:t>I</m:t>
-          </m:r>
-        </m:oMath>
-      </m:oMathPara>
+        <w:pStyle w:val="SourceCode"/>
+      </w:pPr>
+      <w:r>
+        <w:rPr>
+          <w:rStyle w:val="NormalTok"/>
+        </w:rPr>
+        <w:t xml:space="preserve">IC_{(a)} = dI</w:t>
+      </w:r>
+      <w:r>
+        <w:rPr>
+          <w:rStyle w:val="FunctionTok"/>
+        </w:rPr>
+        <w:t xml:space="preserve">\,</w:t>
+      </w:r>
+      <w:r>
+        <w:rPr>
+          <w:rStyle w:val="NormalTok"/>
+        </w:rPr>
+        <w:t xml:space="preserve">[CRF(r^{mkt}_c,n) - b], </w:t>
+      </w:r>
+      <w:r>
+        <w:rPr>
+          <w:rStyle w:val="FunctionTok"/>
+        </w:rPr>
+        <w:t xml:space="preserve">\quad</w:t>
+      </w:r>
+      <w:r>
+        <w:rPr>
+          <w:rStyle w:val="NormalTok"/>
+        </w:rPr>
+        <w:t xml:space="preserve"> IC_{(b)} = dI</w:t>
+      </w:r>
+      <w:r>
+        <w:rPr>
+          <w:rStyle w:val="FunctionTok"/>
+        </w:rPr>
+        <w:t xml:space="preserve">\,</w:t>
+      </w:r>
+      <w:r>
+        <w:rPr>
+          <w:rStyle w:val="NormalTok"/>
+        </w:rPr>
+        <w:t xml:space="preserve">[CRF(6</w:t>
+      </w:r>
+      <w:r>
+        <w:rPr>
+          <w:rStyle w:val="FunctionTok"/>
+        </w:rPr>
+        <w:t xml:space="preserve">\%</w:t>
+      </w:r>
+      <w:r>
+        <w:rPr>
+          <w:rStyle w:val="NormalTok"/>
+        </w:rPr>
+        <w:t xml:space="preserve">,n) - b], </w:t>
+      </w:r>
+      <w:r>
+        <w:rPr>
+          <w:rStyle w:val="FunctionTok"/>
+        </w:rPr>
+        <w:t xml:space="preserve">\quad</w:t>
+      </w:r>
+      <w:r>
+        <w:rPr>
+          <w:rStyle w:val="NormalTok"/>
+        </w:rPr>
+        <w:t xml:space="preserve"> IC_{(c)} = IC_{(b)} - c</w:t>
+      </w:r>
+      <w:r>
+        <w:rPr>
+          <w:rStyle w:val="FunctionTok"/>
+        </w:rPr>
+        <w:t xml:space="preserve">\,</w:t>
+      </w:r>
+      <w:r>
+        <w:rPr>
+          <w:rStyle w:val="NormalTok"/>
+        </w:rPr>
+        <w:t xml:space="preserve">dI</w:t>
+      </w:r>
     </w:p>
     <w:p>
       <w:pPr>
@@ -4891,154 +4272,74 @@
     </w:p>
     <w:p>
       <w:pPr>
-        <w:pStyle w:val="BodyText"/>
-      </w:pPr>
-      <m:oMathPara>
-        <m:oMathParaPr>
-          <m:jc m:val="center"/>
-        </m:oMathParaPr>
-        <m:oMath>
-          <m:sSubSup>
-            <m:e>
-              <m:r>
-                <m:t>I</m:t>
-              </m:r>
-            </m:e>
-            <m:sub>
-              <m:r>
-                <m:t>c</m:t>
-              </m:r>
-            </m:sub>
-            <m:sup>
-              <m:r>
-                <m:t>P</m:t>
-              </m:r>
-              <m:r>
-                <m:t>I</m:t>
-              </m:r>
-              <m:r>
-                <m:t>M</m:t>
-              </m:r>
-              <m:r>
-                <m:t>A</m:t>
-              </m:r>
-            </m:sup>
-          </m:sSubSup>
-          <m:r>
-            <m:rPr>
-              <m:sty m:val="p"/>
-            </m:rPr>
-            <m:t>=</m:t>
-          </m:r>
-          <m:sSub>
-            <m:e>
-              <m:r>
-                <m:t>I</m:t>
-              </m:r>
-            </m:e>
-            <m:sub>
-              <m:r>
-                <m:t>c</m:t>
-              </m:r>
-            </m:sub>
-          </m:sSub>
-          <m:d>
-            <m:dPr>
-              <m:begChr m:val="["/>
-              <m:endChr m:val="]"/>
-              <m:sepChr m:val=""/>
-              <m:grow/>
-            </m:dPr>
-            <m:e>
-              <m:d>
-                <m:dPr>
-                  <m:begChr m:val="("/>
-                  <m:endChr m:val=")"/>
-                  <m:sepChr m:val=""/>
-                  <m:grow/>
-                </m:dPr>
-                <m:e>
-                  <m:r>
-                    <m:t>1</m:t>
-                  </m:r>
-                  <m:r>
-                    <m:rPr>
-                      <m:sty m:val="p"/>
-                    </m:rPr>
-                    <m:t>−</m:t>
-                  </m:r>
-                  <m:sSub>
-                    <m:e>
-                      <m:r>
-                        <m:t>π</m:t>
-                      </m:r>
-                    </m:e>
-                    <m:sub>
-                      <m:r>
-                        <m:t>g</m:t>
-                      </m:r>
-                    </m:sub>
-                  </m:sSub>
-                </m:e>
-              </m:d>
-              <m:r>
-                <m:rPr>
-                  <m:sty m:val="p"/>
-                </m:rPr>
-                <m:t>+</m:t>
-              </m:r>
-              <m:f>
-                <m:fPr>
-                  <m:type m:val="bar"/>
-                </m:fPr>
-                <m:num>
-                  <m:sSub>
-                    <m:e>
-                      <m:r>
-                        <m:t>π</m:t>
-                      </m:r>
-                    </m:e>
-                    <m:sub>
-                      <m:r>
-                        <m:t>g</m:t>
-                      </m:r>
-                    </m:sub>
-                  </m:sSub>
-                </m:num>
-                <m:den>
-                  <m:r>
-                    <m:t>1</m:t>
-                  </m:r>
-                  <m:r>
-                    <m:rPr>
-                      <m:sty m:val="p"/>
-                    </m:rPr>
-                    <m:t>−</m:t>
-                  </m:r>
-                  <m:r>
-                    <m:t>g</m:t>
-                  </m:r>
-                  <m:r>
-                    <m:t>a</m:t>
-                  </m:r>
-                  <m:sSub>
-                    <m:e>
-                      <m:r>
-                        <m:t>p</m:t>
-                      </m:r>
-                    </m:e>
-                    <m:sub>
-                      <m:r>
-                        <m:t>c</m:t>
-                      </m:r>
-                    </m:sub>
-                  </m:sSub>
-                </m:den>
-              </m:f>
-            </m:e>
-          </m:d>
-        </m:oMath>
-      </m:oMathPara>
+        <w:pStyle w:val="SourceCode"/>
+      </w:pPr>
+      <w:r>
+        <w:rPr>
+          <w:rStyle w:val="NormalTok"/>
+        </w:rPr>
+        <w:t xml:space="preserve">I^{PIMA}_c = I_c</w:t>
+      </w:r>
+      <w:r>
+        <w:rPr>
+          <w:rStyle w:val="FunctionTok"/>
+        </w:rPr>
+        <w:t xml:space="preserve">\left</w:t>
+      </w:r>
+      <w:r>
+        <w:rPr>
+          <w:rStyle w:val="NormalTok"/>
+        </w:rPr>
+        <w:t xml:space="preserve">[(1-</w:t>
+      </w:r>
+      <w:r>
+        <w:rPr>
+          <w:rStyle w:val="FunctionTok"/>
+        </w:rPr>
+        <w:t xml:space="preserve">\pi</w:t>
+      </w:r>
+      <w:r>
+        <w:rPr>
+          <w:rStyle w:val="NormalTok"/>
+        </w:rPr>
+        <w:t xml:space="preserve">_g) + </w:t>
+      </w:r>
+      <w:r>
+        <w:rPr>
+          <w:rStyle w:val="FunctionTok"/>
+        </w:rPr>
+        <w:t xml:space="preserve">\frac</w:t>
+      </w:r>
+      <w:r>
+        <w:rPr>
+          <w:rStyle w:val="NormalTok"/>
+        </w:rPr>
+        <w:t xml:space="preserve">{</w:t>
+      </w:r>
+      <w:r>
+        <w:rPr>
+          <w:rStyle w:val="FunctionTok"/>
+        </w:rPr>
+        <w:t xml:space="preserve">\pi</w:t>
+      </w:r>
+      <w:r>
+        <w:rPr>
+          <w:rStyle w:val="NormalTok"/>
+        </w:rPr>
+        <w:t xml:space="preserve">_g}{1-gap_c}</w:t>
+      </w:r>
+      <w:r>
+        <w:rPr>
+          <w:rStyle w:val="FunctionTok"/>
+        </w:rPr>
+        <w:t xml:space="preserve">\right</w:t>
+      </w:r>
+      <w:r>
+        <w:rPr>
+          <w:rStyle w:val="NormalTok"/>
+        </w:rPr>
+        <w:t xml:space="preserve">]</w:t>
+      </w:r>
     </w:p>
     <w:tbl>
       <w:tblPr>
@@ -5255,13 +4556,13 @@
       </w:r>
     </w:p>
     <w:bookmarkEnd w:id="32"/>
-    <w:bookmarkStart w:id="36" w:name="sensitivity"/>
+    <w:bookmarkStart w:id="47" w:name="who-pays-a-typology-of-investment-needs"/>
     <w:p>
       <w:pPr>
         <w:pStyle w:val="Heading2"/>
       </w:pPr>
       <w:r>
-        <w:t xml:space="preserve">Sensitivity</w:t>
+        <w:t xml:space="preserve">Who pays: a typology of investment needs</w:t>
       </w:r>
     </w:p>
     <w:p>
@@ -5269,7 +4570,525 @@
         <w:pStyle w:val="FirstParagraph"/>
       </w:pPr>
       <w:r>
-        <w:t xml:space="preserve">At the World Bank rate the world result ranges from USD 8 bn to 58 bn a year of net cost across 14 one-at-a-time tests; only reverting to v1.0’s calibrated benefits makes it a saving. The three inputs to firm up first are the EV premium, the savings in buildings and industry, and how grid benefits are counted.</w:t>
+        <w:t xml:space="preserve">Mitigation investment falls into five types, set by one question: where does the money to repay it come from? In 2030, NMIM v0.2 puts 10% of the world’s USD 5.1 tn of net zero investment with the budget (P1) and 13% with private investors who need a public top-up (P4). In other EMDCs those two types are half of needs, and in low-income countries 85%.</w:t>
+      </w:r>
+    </w:p>
+    <w:bookmarkStart w:id="36" w:name="the-five-types"/>
+    <w:p>
+      <w:pPr>
+        <w:pStyle w:val="Heading3"/>
+      </w:pPr>
+      <w:r>
+        <w:t xml:space="preserve">The five types</w:t>
+      </w:r>
+    </w:p>
+    <w:tbl>
+      <w:tblPr>
+        <w:tblStyle w:val="Table"/>
+        <w:tblW w:type="pct" w:w="5000"/>
+        <w:tblLook w:firstRow="1" w:lastRow="0" w:firstColumn="0" w:lastColumn="0" w:noHBand="0" w:noVBand="0" w:val="0020"/>
+        <w:jc w:val="start"/>
+      </w:tblPr>
+      <w:tblGrid>
+        <w:gridCol w:w="1320"/>
+        <w:gridCol w:w="1320"/>
+        <w:gridCol w:w="1320"/>
+        <w:gridCol w:w="1320"/>
+        <w:gridCol w:w="1320"/>
+        <w:gridCol w:w="1320"/>
+      </w:tblGrid>
+      <w:tr>
+        <w:trPr>
+          <w:tblHeader w:val="true"/>
+        </w:trPr>
+        <w:tc>
+          <w:tcPr/>
+          <w:p>
+            <w:pPr>
+              <w:pStyle w:val="Compact"/>
+              <w:jc w:val="left"/>
+            </w:pPr>
+            <w:r>
+              <w:t xml:space="preserve">Type</w:t>
+            </w:r>
+          </w:p>
+        </w:tc>
+        <w:tc>
+          <w:tcPr/>
+          <w:p>
+            <w:pPr>
+              <w:pStyle w:val="Compact"/>
+              <w:jc w:val="left"/>
+            </w:pPr>
+            <w:r>
+              <w:t xml:space="preserve">Where repayment comes from</w:t>
+            </w:r>
+          </w:p>
+        </w:tc>
+        <w:tc>
+          <w:tcPr/>
+          <w:p>
+            <w:pPr>
+              <w:pStyle w:val="Compact"/>
+              <w:jc w:val="left"/>
+            </w:pPr>
+            <w:r>
+              <w:t xml:space="preserve">Who typically finances it</w:t>
+            </w:r>
+          </w:p>
+        </w:tc>
+        <w:tc>
+          <w:tcPr/>
+          <w:p>
+            <w:pPr>
+              <w:pStyle w:val="Compact"/>
+              <w:jc w:val="left"/>
+            </w:pPr>
+            <w:r>
+              <w:t xml:space="preserve">Covers its own cost?</w:t>
+            </w:r>
+          </w:p>
+        </w:tc>
+        <w:tc>
+          <w:tcPr/>
+          <w:p>
+            <w:pPr>
+              <w:pStyle w:val="Compact"/>
+              <w:jc w:val="left"/>
+            </w:pPr>
+            <w:r>
+              <w:t xml:space="preserve">Main instruments</w:t>
+            </w:r>
+          </w:p>
+        </w:tc>
+        <w:tc>
+          <w:tcPr/>
+          <w:p>
+            <w:pPr>
+              <w:pStyle w:val="Compact"/>
+              <w:jc w:val="left"/>
+            </w:pPr>
+            <w:r>
+              <w:t xml:space="preserve">Examples</w:t>
+            </w:r>
+          </w:p>
+        </w:tc>
+      </w:tr>
+      <w:tr>
+        <w:tc>
+          <w:tcPr/>
+          <w:p>
+            <w:pPr>
+              <w:pStyle w:val="Compact"/>
+              <w:jc w:val="left"/>
+            </w:pPr>
+            <w:r>
+              <w:rPr>
+                <w:bCs/>
+                <w:b/>
+              </w:rPr>
+              <w:t xml:space="preserve">P1 Pure public</w:t>
+            </w:r>
+          </w:p>
+        </w:tc>
+        <w:tc>
+          <w:tcPr/>
+          <w:p>
+            <w:pPr>
+              <w:pStyle w:val="Compact"/>
+              <w:jc w:val="left"/>
+            </w:pPr>
+            <w:r>
+              <w:t xml:space="preserve">Taxes; no user revenue</w:t>
+            </w:r>
+          </w:p>
+        </w:tc>
+        <w:tc>
+          <w:tcPr/>
+          <w:p>
+            <w:pPr>
+              <w:pStyle w:val="Compact"/>
+              <w:jc w:val="left"/>
+            </w:pPr>
+            <w:r>
+              <w:t xml:space="preserve">Budget, concessional loans, grants</w:t>
+            </w:r>
+          </w:p>
+        </w:tc>
+        <w:tc>
+          <w:tcPr/>
+          <w:p>
+            <w:pPr>
+              <w:pStyle w:val="Compact"/>
+              <w:jc w:val="left"/>
+            </w:pPr>
+            <w:r>
+              <w:t xml:space="preserve">No</w:t>
+            </w:r>
+          </w:p>
+        </w:tc>
+        <w:tc>
+          <w:tcPr/>
+          <w:p>
+            <w:pPr>
+              <w:pStyle w:val="Compact"/>
+              <w:jc w:val="left"/>
+            </w:pPr>
+            <w:r>
+              <w:t xml:space="preserve">Budget capital spending, MDB sovereign loans, climate funds</w:t>
+            </w:r>
+          </w:p>
+        </w:tc>
+        <w:tc>
+          <w:tcPr/>
+          <w:p>
+            <w:pPr>
+              <w:pStyle w:val="Compact"/>
+              <w:jc w:val="left"/>
+            </w:pPr>
+            <w:r>
+              <w:t xml:space="preserve">Forest protection, transit rights of way, public building retrofits, R&amp;D, grid extension for access</w:t>
+            </w:r>
+          </w:p>
+        </w:tc>
+      </w:tr>
+      <w:tr>
+        <w:tc>
+          <w:tcPr/>
+          <w:p>
+            <w:pPr>
+              <w:pStyle w:val="Compact"/>
+              <w:jc w:val="left"/>
+            </w:pPr>
+            <w:r>
+              <w:rPr>
+                <w:bCs/>
+                <w:b/>
+              </w:rPr>
+              <w:t xml:space="preserve">P2 Regulated utility</w:t>
+            </w:r>
+            <w:r>
+              <w:t xml:space="preserve"> </w:t>
+            </w:r>
+            <w:r>
+              <w:t xml:space="preserve">(quasi-public)</w:t>
+            </w:r>
+          </w:p>
+        </w:tc>
+        <w:tc>
+          <w:tcPr/>
+          <w:p>
+            <w:pPr>
+              <w:pStyle w:val="Compact"/>
+              <w:jc w:val="left"/>
+            </w:pPr>
+            <w:r>
+              <w:t xml:space="preserve">Tariffs set by a regulator on a regulated asset base</w:t>
+            </w:r>
+          </w:p>
+        </w:tc>
+        <w:tc>
+          <w:tcPr/>
+          <w:p>
+            <w:pPr>
+              <w:pStyle w:val="Compact"/>
+              <w:jc w:val="left"/>
+            </w:pPr>
+            <w:r>
+              <w:t xml:space="preserve">State or private utilities, sovereign-guaranteed debt</w:t>
+            </w:r>
+          </w:p>
+        </w:tc>
+        <w:tc>
+          <w:tcPr/>
+          <w:p>
+            <w:pPr>
+              <w:pStyle w:val="Compact"/>
+              <w:jc w:val="left"/>
+            </w:pPr>
+            <w:r>
+              <w:t xml:space="preserve">Yes, if tariffs recover costs</w:t>
+            </w:r>
+          </w:p>
+        </w:tc>
+        <w:tc>
+          <w:tcPr/>
+          <w:p>
+            <w:pPr>
+              <w:pStyle w:val="Compact"/>
+              <w:jc w:val="left"/>
+            </w:pPr>
+            <w:r>
+              <w:t xml:space="preserve">Rate-of-return regulation, utility bonds, MDB utility loans</w:t>
+            </w:r>
+          </w:p>
+        </w:tc>
+        <w:tc>
+          <w:tcPr/>
+          <w:p>
+            <w:pPr>
+              <w:pStyle w:val="Compact"/>
+              <w:jc w:val="left"/>
+            </w:pPr>
+            <w:r>
+              <w:t xml:space="preserve">Transmission, distribution, utility-built hydro and nuclear, grid storage</w:t>
+            </w:r>
+          </w:p>
+        </w:tc>
+      </w:tr>
+      <w:tr>
+        <w:tc>
+          <w:tcPr/>
+          <w:p>
+            <w:pPr>
+              <w:pStyle w:val="Compact"/>
+              <w:jc w:val="left"/>
+            </w:pPr>
+            <w:r>
+              <w:rPr>
+                <w:bCs/>
+                <w:b/>
+              </w:rPr>
+              <w:t xml:space="preserve">P3 Contracted revenue</w:t>
+            </w:r>
+            <w:r>
+              <w:t xml:space="preserve"> </w:t>
+            </w:r>
+            <w:r>
+              <w:t xml:space="preserve">(quasi-private)</w:t>
+            </w:r>
+          </w:p>
+        </w:tc>
+        <w:tc>
+          <w:tcPr/>
+          <w:p>
+            <w:pPr>
+              <w:pStyle w:val="Compact"/>
+              <w:jc w:val="left"/>
+            </w:pPr>
+            <w:r>
+              <w:t xml:space="preserve">A long-term contract with a public or regulated buyer</w:t>
+            </w:r>
+          </w:p>
+        </w:tc>
+        <w:tc>
+          <w:tcPr/>
+          <w:p>
+            <w:pPr>
+              <w:pStyle w:val="Compact"/>
+              <w:jc w:val="left"/>
+            </w:pPr>
+            <w:r>
+              <w:t xml:space="preserve">Independent producers, project finance</w:t>
+            </w:r>
+          </w:p>
+        </w:tc>
+        <w:tc>
+          <w:tcPr/>
+          <w:p>
+            <w:pPr>
+              <w:pStyle w:val="Compact"/>
+              <w:jc w:val="left"/>
+            </w:pPr>
+            <w:r>
+              <w:t xml:space="preserve">Yes, if the buyer is creditworthy</w:t>
+            </w:r>
+          </w:p>
+        </w:tc>
+        <w:tc>
+          <w:tcPr/>
+          <w:p>
+            <w:pPr>
+              <w:pStyle w:val="Compact"/>
+              <w:jc w:val="left"/>
+            </w:pPr>
+            <w:r>
+              <w:t xml:space="preserve">PPAs, contracts for difference, auctions, guarantees</w:t>
+            </w:r>
+          </w:p>
+        </w:tc>
+        <w:tc>
+          <w:tcPr/>
+          <w:p>
+            <w:pPr>
+              <w:pStyle w:val="Compact"/>
+              <w:jc w:val="left"/>
+            </w:pPr>
+            <w:r>
+              <w:t xml:space="preserve">Utility solar and wind, storage with capacity payments, charging concessions</w:t>
+            </w:r>
+          </w:p>
+        </w:tc>
+      </w:tr>
+      <w:tr>
+        <w:tc>
+          <w:tcPr/>
+          <w:p>
+            <w:pPr>
+              <w:pStyle w:val="Compact"/>
+              <w:jc w:val="left"/>
+            </w:pPr>
+            <w:r>
+              <w:rPr>
+                <w:bCs/>
+                <w:b/>
+              </w:rPr>
+              <w:t xml:space="preserve">P4 Viability gap</w:t>
+            </w:r>
+            <w:r>
+              <w:t xml:space="preserve"> </w:t>
+            </w:r>
+            <w:r>
+              <w:t xml:space="preserve">(private with subsidy)</w:t>
+            </w:r>
+          </w:p>
+        </w:tc>
+        <w:tc>
+          <w:tcPr/>
+          <w:p>
+            <w:pPr>
+              <w:pStyle w:val="Compact"/>
+              <w:jc w:val="left"/>
+            </w:pPr>
+            <w:r>
+              <w:t xml:space="preserve">Market revenue plus a public top-up that closes a cost gap</w:t>
+            </w:r>
+          </w:p>
+        </w:tc>
+        <w:tc>
+          <w:tcPr/>
+          <w:p>
+            <w:pPr>
+              <w:pStyle w:val="Compact"/>
+              <w:jc w:val="left"/>
+            </w:pPr>
+            <w:r>
+              <w:t xml:space="preserve">Firms, with public co-funding</w:t>
+            </w:r>
+          </w:p>
+        </w:tc>
+        <w:tc>
+          <w:tcPr/>
+          <w:p>
+            <w:pPr>
+              <w:pStyle w:val="Compact"/>
+              <w:jc w:val="left"/>
+            </w:pPr>
+            <w:r>
+              <w:t xml:space="preserve">Not yet</w:t>
+            </w:r>
+          </w:p>
+        </w:tc>
+        <w:tc>
+          <w:tcPr/>
+          <w:p>
+            <w:pPr>
+              <w:pStyle w:val="Compact"/>
+              <w:jc w:val="left"/>
+            </w:pPr>
+            <w:r>
+              <w:t xml:space="preserve">Carbon contracts for difference, capital grants, carbon pricing, green procurement</w:t>
+            </w:r>
+          </w:p>
+        </w:tc>
+        <w:tc>
+          <w:tcPr/>
+          <w:p>
+            <w:pPr>
+              <w:pStyle w:val="Compact"/>
+              <w:jc w:val="left"/>
+            </w:pPr>
+            <w:r>
+              <w:t xml:space="preserve">Green steel and cement, CCS, hydrogen, sustainable aviation fuel</w:t>
+            </w:r>
+          </w:p>
+        </w:tc>
+      </w:tr>
+      <w:tr>
+        <w:tc>
+          <w:tcPr/>
+          <w:p>
+            <w:pPr>
+              <w:pStyle w:val="Compact"/>
+              <w:jc w:val="left"/>
+            </w:pPr>
+            <w:r>
+              <w:rPr>
+                <w:bCs/>
+                <w:b/>
+              </w:rPr>
+              <w:t xml:space="preserve">P5 Pure private</w:t>
+            </w:r>
+          </w:p>
+        </w:tc>
+        <w:tc>
+          <w:tcPr/>
+          <w:p>
+            <w:pPr>
+              <w:pStyle w:val="Compact"/>
+              <w:jc w:val="left"/>
+            </w:pPr>
+            <w:r>
+              <w:t xml:space="preserve">Savings or sales to the investor’s own customers</w:t>
+            </w:r>
+          </w:p>
+        </w:tc>
+        <w:tc>
+          <w:tcPr/>
+          <w:p>
+            <w:pPr>
+              <w:pStyle w:val="Compact"/>
+              <w:jc w:val="left"/>
+            </w:pPr>
+            <w:r>
+              <w:t xml:space="preserve">Households, firms, banks</w:t>
+            </w:r>
+          </w:p>
+        </w:tc>
+        <w:tc>
+          <w:tcPr/>
+          <w:p>
+            <w:pPr>
+              <w:pStyle w:val="Compact"/>
+              <w:jc w:val="left"/>
+            </w:pPr>
+            <w:r>
+              <w:t xml:space="preserve">Yes, from fuel and energy savings</w:t>
+            </w:r>
+          </w:p>
+        </w:tc>
+        <w:tc>
+          <w:tcPr/>
+          <w:p>
+            <w:pPr>
+              <w:pStyle w:val="Compact"/>
+              <w:jc w:val="left"/>
+            </w:pPr>
+            <w:r>
+              <w:t xml:space="preserve">Consumer and green loans, standards, feebates</w:t>
+            </w:r>
+          </w:p>
+        </w:tc>
+        <w:tc>
+          <w:tcPr/>
+          <w:p>
+            <w:pPr>
+              <w:pStyle w:val="Compact"/>
+              <w:jc w:val="left"/>
+            </w:pPr>
+            <w:r>
+              <w:t xml:space="preserve">EVs, rooftop solar, heat pumps, industrial efficiency</w:t>
+            </w:r>
+          </w:p>
+        </w:tc>
+      </w:tr>
+    </w:tbl>
+    <w:p>
+      <w:pPr>
+        <w:pStyle w:val="BodyText"/>
+      </w:pPr>
+      <w:r>
+        <w:t xml:space="preserve">P2 and P3 are the quasi-private middle: they pay for themselves, but only through a public decision on tariffs or a public counterparty. Generation with revenues sits here in most countries. P4 is private investment that does not yet cover its cost; the public share is the gap, not the whole project.</w:t>
       </w:r>
     </w:p>
     <w:p>
@@ -5279,20 +5098,4098 @@
       <w:r>
         <w:drawing>
           <wp:inline>
-            <wp:extent cx="5334000" cy="2603500"/>
+            <wp:extent cx="5334000" cy="2159000"/>
             <wp:effectExtent b="0" l="0" r="0" t="0"/>
-            <wp:docPr descr="At 6%, the world stays a net cost in every case except the v1.0 benefits" title="" id="34" name="Picture"/>
+            <wp:docPr descr="Mitigation investment runs from budget-paid to market-paid" title="" id="34" name="Picture"/>
             <a:graphic>
               <a:graphicData uri="http://schemas.openxmlformats.org/drawingml/2006/picture">
                 <pic:pic>
                   <pic:nvPicPr>
-                    <pic:cNvPr descr="methodology_figures/sensitivity_tornado.png" id="35" name="Picture"/>
+                    <pic:cNvPr descr="methodology_figures/typology_spectrum.png" id="35" name="Picture"/>
                     <pic:cNvPicPr>
                       <a:picLocks noChangeArrowheads="1" noChangeAspect="1"/>
                     </pic:cNvPicPr>
                   </pic:nvPicPr>
                   <pic:blipFill>
                     <a:blip r:embed="rId33"/>
+                    <a:stretch>
+                      <a:fillRect/>
+                    </a:stretch>
+                  </pic:blipFill>
+                  <pic:spPr bwMode="auto">
+                    <a:xfrm>
+                      <a:off x="0" y="0"/>
+                      <a:ext cx="5334000" cy="2159000"/>
+                    </a:xfrm>
+                    <a:prstGeom prst="rect">
+                      <a:avLst/>
+                    </a:prstGeom>
+                    <a:noFill/>
+                    <a:ln w="9525">
+                      <a:noFill/>
+                      <a:headEnd/>
+                      <a:tailEnd/>
+                    </a:ln>
+                  </pic:spPr>
+                </pic:pic>
+              </a:graphicData>
+            </a:graphic>
+          </wp:inline>
+        </w:drawing>
+      </w:r>
+    </w:p>
+    <w:p>
+      <w:pPr>
+        <w:pStyle w:val="ImageCaption"/>
+      </w:pPr>
+      <w:r>
+        <w:t xml:space="preserve">Mitigation investment runs from budget-paid to market-paid</w:t>
+      </w:r>
+    </w:p>
+    <w:p>
+      <w:pPr>
+        <w:pStyle w:val="BodyText"/>
+      </w:pPr>
+      <w:r>
+        <w:rPr>
+          <w:iCs/>
+          <w:i/>
+        </w:rPr>
+        <w:t xml:space="preserve">Investment typology · five types on one spectrum</w:t>
+      </w:r>
+    </w:p>
+    <w:bookmarkEnd w:id="36"/>
+    <w:bookmarkStart w:id="37" w:name="sector-by-sector-1"/>
+    <w:p>
+      <w:pPr>
+        <w:pStyle w:val="Heading3"/>
+      </w:pPr>
+      <w:r>
+        <w:t xml:space="preserve">Sector by sector</w:t>
+      </w:r>
+    </w:p>
+    <w:p>
+      <w:pPr>
+        <w:pStyle w:val="FirstParagraph"/>
+      </w:pPr>
+      <w:r>
+        <w:t xml:space="preserve">The same asset can sit in different types depending on the country. The table gives the typical type in each country group.</w:t>
+      </w:r>
+    </w:p>
+    <w:tbl>
+      <w:tblPr>
+        <w:tblStyle w:val="Table"/>
+        <w:tblW w:type="pct" w:w="5000"/>
+        <w:tblLook w:firstRow="1" w:lastRow="0" w:firstColumn="0" w:lastColumn="0" w:noHBand="0" w:noVBand="0" w:val="0020"/>
+        <w:jc w:val="start"/>
+      </w:tblPr>
+      <w:tblGrid>
+        <w:gridCol w:w="1320"/>
+        <w:gridCol w:w="1320"/>
+        <w:gridCol w:w="1320"/>
+        <w:gridCol w:w="1320"/>
+        <w:gridCol w:w="1320"/>
+        <w:gridCol w:w="1320"/>
+      </w:tblGrid>
+      <w:tr>
+        <w:trPr>
+          <w:tblHeader w:val="true"/>
+        </w:trPr>
+        <w:tc>
+          <w:tcPr/>
+          <w:p>
+            <w:pPr>
+              <w:pStyle w:val="Compact"/>
+              <w:jc w:val="left"/>
+            </w:pPr>
+            <w:r>
+              <w:t xml:space="preserve">Investment</w:t>
+            </w:r>
+          </w:p>
+        </w:tc>
+        <w:tc>
+          <w:tcPr/>
+          <w:p>
+            <w:pPr>
+              <w:pStyle w:val="Compact"/>
+              <w:jc w:val="left"/>
+            </w:pPr>
+            <w:r>
+              <w:t xml:space="preserve">Model sector</w:t>
+            </w:r>
+          </w:p>
+        </w:tc>
+        <w:tc>
+          <w:tcPr/>
+          <w:p>
+            <w:pPr>
+              <w:pStyle w:val="Compact"/>
+              <w:jc w:val="left"/>
+            </w:pPr>
+            <w:r>
+              <w:t xml:space="preserve">Advanced</w:t>
+            </w:r>
+          </w:p>
+        </w:tc>
+        <w:tc>
+          <w:tcPr/>
+          <w:p>
+            <w:pPr>
+              <w:pStyle w:val="Compact"/>
+              <w:jc w:val="left"/>
+            </w:pPr>
+            <w:r>
+              <w:t xml:space="preserve">Middle income</w:t>
+            </w:r>
+          </w:p>
+        </w:tc>
+        <w:tc>
+          <w:tcPr/>
+          <w:p>
+            <w:pPr>
+              <w:pStyle w:val="Compact"/>
+              <w:jc w:val="left"/>
+            </w:pPr>
+            <w:r>
+              <w:t xml:space="preserve">Low income</w:t>
+            </w:r>
+          </w:p>
+        </w:tc>
+        <w:tc>
+          <w:tcPr/>
+          <w:p>
+            <w:pPr>
+              <w:pStyle w:val="Compact"/>
+              <w:jc w:val="left"/>
+            </w:pPr>
+            <w:r>
+              <w:t xml:space="preserve">What decides the type</w:t>
+            </w:r>
+          </w:p>
+        </w:tc>
+      </w:tr>
+      <w:tr>
+        <w:tc>
+          <w:tcPr/>
+          <w:p>
+            <w:pPr>
+              <w:pStyle w:val="Compact"/>
+              <w:jc w:val="left"/>
+            </w:pPr>
+            <w:r>
+              <w:t xml:space="preserve">Utility solar and wind</w:t>
+            </w:r>
+          </w:p>
+        </w:tc>
+        <w:tc>
+          <w:tcPr/>
+          <w:p>
+            <w:pPr>
+              <w:pStyle w:val="Compact"/>
+              <w:jc w:val="left"/>
+            </w:pPr>
+            <w:r>
+              <w:t xml:space="preserve">Generation</w:t>
+            </w:r>
+          </w:p>
+        </w:tc>
+        <w:tc>
+          <w:tcPr/>
+          <w:p>
+            <w:pPr>
+              <w:pStyle w:val="Compact"/>
+              <w:jc w:val="left"/>
+            </w:pPr>
+            <w:r>
+              <w:t xml:space="preserve">P3 (some merchant P5)</w:t>
+            </w:r>
+          </w:p>
+        </w:tc>
+        <w:tc>
+          <w:tcPr/>
+          <w:p>
+            <w:pPr>
+              <w:pStyle w:val="Compact"/>
+              <w:jc w:val="left"/>
+            </w:pPr>
+            <w:r>
+              <w:t xml:space="preserve">P3</w:t>
+            </w:r>
+          </w:p>
+        </w:tc>
+        <w:tc>
+          <w:tcPr/>
+          <w:p>
+            <w:pPr>
+              <w:pStyle w:val="Compact"/>
+              <w:jc w:val="left"/>
+            </w:pPr>
+            <w:r>
+              <w:t xml:space="preserve">P3 if the buyer is creditworthy, else P2</w:t>
+            </w:r>
+          </w:p>
+        </w:tc>
+        <w:tc>
+          <w:tcPr/>
+          <w:p>
+            <w:pPr>
+              <w:pStyle w:val="Compact"/>
+              <w:jc w:val="left"/>
+            </w:pPr>
+            <w:r>
+              <w:t xml:space="preserve">Offtaker credit; auctions and guarantees</w:t>
+            </w:r>
+          </w:p>
+        </w:tc>
+      </w:tr>
+      <w:tr>
+        <w:tc>
+          <w:tcPr/>
+          <w:p>
+            <w:pPr>
+              <w:pStyle w:val="Compact"/>
+              <w:jc w:val="left"/>
+            </w:pPr>
+            <w:r>
+              <w:t xml:space="preserve">Hydro, nuclear, geothermal</w:t>
+            </w:r>
+          </w:p>
+        </w:tc>
+        <w:tc>
+          <w:tcPr/>
+          <w:p>
+            <w:pPr>
+              <w:pStyle w:val="Compact"/>
+              <w:jc w:val="left"/>
+            </w:pPr>
+            <w:r>
+              <w:t xml:space="preserve">Generation</w:t>
+            </w:r>
+          </w:p>
+        </w:tc>
+        <w:tc>
+          <w:tcPr/>
+          <w:p>
+            <w:pPr>
+              <w:pStyle w:val="Compact"/>
+              <w:jc w:val="left"/>
+            </w:pPr>
+            <w:r>
+              <w:t xml:space="preserve">P2</w:t>
+            </w:r>
+          </w:p>
+        </w:tc>
+        <w:tc>
+          <w:tcPr/>
+          <w:p>
+            <w:pPr>
+              <w:pStyle w:val="Compact"/>
+              <w:jc w:val="left"/>
+            </w:pPr>
+            <w:r>
+              <w:t xml:space="preserve">P2</w:t>
+            </w:r>
+          </w:p>
+        </w:tc>
+        <w:tc>
+          <w:tcPr/>
+          <w:p>
+            <w:pPr>
+              <w:pStyle w:val="Compact"/>
+              <w:jc w:val="left"/>
+            </w:pPr>
+            <w:r>
+              <w:t xml:space="preserve">P2 or P1</w:t>
+            </w:r>
+          </w:p>
+        </w:tc>
+        <w:tc>
+          <w:tcPr/>
+          <w:p>
+            <w:pPr>
+              <w:pStyle w:val="Compact"/>
+              <w:jc w:val="left"/>
+            </w:pPr>
+            <w:r>
+              <w:t xml:space="preserve">Scale, long lead times, state ownership</w:t>
+            </w:r>
+          </w:p>
+        </w:tc>
+      </w:tr>
+      <w:tr>
+        <w:tc>
+          <w:tcPr/>
+          <w:p>
+            <w:pPr>
+              <w:pStyle w:val="Compact"/>
+              <w:jc w:val="left"/>
+            </w:pPr>
+            <w:r>
+              <w:t xml:space="preserve">Rooftop and distributed solar</w:t>
+            </w:r>
+          </w:p>
+        </w:tc>
+        <w:tc>
+          <w:tcPr/>
+          <w:p>
+            <w:pPr>
+              <w:pStyle w:val="Compact"/>
+              <w:jc w:val="left"/>
+            </w:pPr>
+            <w:r>
+              <w:t xml:space="preserve">Generation</w:t>
+            </w:r>
+          </w:p>
+        </w:tc>
+        <w:tc>
+          <w:tcPr/>
+          <w:p>
+            <w:pPr>
+              <w:pStyle w:val="Compact"/>
+              <w:jc w:val="left"/>
+            </w:pPr>
+            <w:r>
+              <w:t xml:space="preserve">P5</w:t>
+            </w:r>
+          </w:p>
+        </w:tc>
+        <w:tc>
+          <w:tcPr/>
+          <w:p>
+            <w:pPr>
+              <w:pStyle w:val="Compact"/>
+              <w:jc w:val="left"/>
+            </w:pPr>
+            <w:r>
+              <w:t xml:space="preserve">P5</w:t>
+            </w:r>
+          </w:p>
+        </w:tc>
+        <w:tc>
+          <w:tcPr/>
+          <w:p>
+            <w:pPr>
+              <w:pStyle w:val="Compact"/>
+              <w:jc w:val="left"/>
+            </w:pPr>
+            <w:r>
+              <w:t xml:space="preserve">P5</w:t>
+            </w:r>
+          </w:p>
+        </w:tc>
+        <w:tc>
+          <w:tcPr/>
+          <w:p>
+            <w:pPr>
+              <w:pStyle w:val="Compact"/>
+              <w:jc w:val="left"/>
+            </w:pPr>
+            <w:r>
+              <w:t xml:space="preserve">Net metering or self-use savings</w:t>
+            </w:r>
+          </w:p>
+        </w:tc>
+      </w:tr>
+      <w:tr>
+        <w:tc>
+          <w:tcPr/>
+          <w:p>
+            <w:pPr>
+              <w:pStyle w:val="Compact"/>
+              <w:jc w:val="left"/>
+            </w:pPr>
+            <w:r>
+              <w:t xml:space="preserve">Mini-grids and off-grid solar</w:t>
+            </w:r>
+          </w:p>
+        </w:tc>
+        <w:tc>
+          <w:tcPr/>
+          <w:p>
+            <w:pPr>
+              <w:pStyle w:val="Compact"/>
+              <w:jc w:val="left"/>
+            </w:pPr>
+            <w:r>
+              <w:t xml:space="preserve">Generation</w:t>
+            </w:r>
+          </w:p>
+        </w:tc>
+        <w:tc>
+          <w:tcPr/>
+          <w:p>
+            <w:pPr>
+              <w:pStyle w:val="Compact"/>
+              <w:jc w:val="left"/>
+            </w:pPr>
+            <w:r>
+              <w:t xml:space="preserve">n.a.</w:t>
+            </w:r>
+          </w:p>
+        </w:tc>
+        <w:tc>
+          <w:tcPr/>
+          <w:p>
+            <w:pPr>
+              <w:pStyle w:val="Compact"/>
+              <w:jc w:val="left"/>
+            </w:pPr>
+            <w:r>
+              <w:t xml:space="preserve">P4</w:t>
+            </w:r>
+          </w:p>
+        </w:tc>
+        <w:tc>
+          <w:tcPr/>
+          <w:p>
+            <w:pPr>
+              <w:pStyle w:val="Compact"/>
+              <w:jc w:val="left"/>
+            </w:pPr>
+            <w:r>
+              <w:t xml:space="preserve">P4</w:t>
+            </w:r>
+          </w:p>
+        </w:tc>
+        <w:tc>
+          <w:tcPr/>
+          <w:p>
+            <w:pPr>
+              <w:pStyle w:val="Compact"/>
+              <w:jc w:val="left"/>
+            </w:pPr>
+            <w:r>
+              <w:t xml:space="preserve">Results-based subsidy for poor customers</w:t>
+            </w:r>
+          </w:p>
+        </w:tc>
+      </w:tr>
+      <w:tr>
+        <w:tc>
+          <w:tcPr/>
+          <w:p>
+            <w:pPr>
+              <w:pStyle w:val="Compact"/>
+              <w:jc w:val="left"/>
+            </w:pPr>
+            <w:r>
+              <w:t xml:space="preserve">Transmission and distribution</w:t>
+            </w:r>
+          </w:p>
+        </w:tc>
+        <w:tc>
+          <w:tcPr/>
+          <w:p>
+            <w:pPr>
+              <w:pStyle w:val="Compact"/>
+              <w:jc w:val="left"/>
+            </w:pPr>
+            <w:r>
+              <w:t xml:space="preserve">Grids</w:t>
+            </w:r>
+          </w:p>
+        </w:tc>
+        <w:tc>
+          <w:tcPr/>
+          <w:p>
+            <w:pPr>
+              <w:pStyle w:val="Compact"/>
+              <w:jc w:val="left"/>
+            </w:pPr>
+            <w:r>
+              <w:t xml:space="preserve">P2</w:t>
+            </w:r>
+          </w:p>
+        </w:tc>
+        <w:tc>
+          <w:tcPr/>
+          <w:p>
+            <w:pPr>
+              <w:pStyle w:val="Compact"/>
+              <w:jc w:val="left"/>
+            </w:pPr>
+            <w:r>
+              <w:t xml:space="preserve">P2</w:t>
+            </w:r>
+          </w:p>
+        </w:tc>
+        <w:tc>
+          <w:tcPr/>
+          <w:p>
+            <w:pPr>
+              <w:pStyle w:val="Compact"/>
+              <w:jc w:val="left"/>
+            </w:pPr>
+            <w:r>
+              <w:t xml:space="preserve">P1 or P2</w:t>
+            </w:r>
+          </w:p>
+        </w:tc>
+        <w:tc>
+          <w:tcPr/>
+          <w:p>
+            <w:pPr>
+              <w:pStyle w:val="Compact"/>
+              <w:jc w:val="left"/>
+            </w:pPr>
+            <w:r>
+              <w:t xml:space="preserve">Cost-reflective tariffs; collection and losses</w:t>
+            </w:r>
+          </w:p>
+        </w:tc>
+      </w:tr>
+      <w:tr>
+        <w:tc>
+          <w:tcPr/>
+          <w:p>
+            <w:pPr>
+              <w:pStyle w:val="Compact"/>
+              <w:jc w:val="left"/>
+            </w:pPr>
+            <w:r>
+              <w:t xml:space="preserve">Grid-scale storage</w:t>
+            </w:r>
+          </w:p>
+        </w:tc>
+        <w:tc>
+          <w:tcPr/>
+          <w:p>
+            <w:pPr>
+              <w:pStyle w:val="Compact"/>
+              <w:jc w:val="left"/>
+            </w:pPr>
+            <w:r>
+              <w:t xml:space="preserve">Grids</w:t>
+            </w:r>
+          </w:p>
+        </w:tc>
+        <w:tc>
+          <w:tcPr/>
+          <w:p>
+            <w:pPr>
+              <w:pStyle w:val="Compact"/>
+              <w:jc w:val="left"/>
+            </w:pPr>
+            <w:r>
+              <w:t xml:space="preserve">P3</w:t>
+            </w:r>
+          </w:p>
+        </w:tc>
+        <w:tc>
+          <w:tcPr/>
+          <w:p>
+            <w:pPr>
+              <w:pStyle w:val="Compact"/>
+              <w:jc w:val="left"/>
+            </w:pPr>
+            <w:r>
+              <w:t xml:space="preserve">P3 or P2</w:t>
+            </w:r>
+          </w:p>
+        </w:tc>
+        <w:tc>
+          <w:tcPr/>
+          <w:p>
+            <w:pPr>
+              <w:pStyle w:val="Compact"/>
+              <w:jc w:val="left"/>
+            </w:pPr>
+            <w:r>
+              <w:t xml:space="preserve">P2</w:t>
+            </w:r>
+          </w:p>
+        </w:tc>
+        <w:tc>
+          <w:tcPr/>
+          <w:p>
+            <w:pPr>
+              <w:pStyle w:val="Compact"/>
+              <w:jc w:val="left"/>
+            </w:pPr>
+            <w:r>
+              <w:t xml:space="preserve">Capacity payments or regulated asset</w:t>
+            </w:r>
+          </w:p>
+        </w:tc>
+      </w:tr>
+      <w:tr>
+        <w:tc>
+          <w:tcPr/>
+          <w:p>
+            <w:pPr>
+              <w:pStyle w:val="Compact"/>
+              <w:jc w:val="left"/>
+            </w:pPr>
+            <w:r>
+              <w:t xml:space="preserve">Grid extension for access</w:t>
+            </w:r>
+          </w:p>
+        </w:tc>
+        <w:tc>
+          <w:tcPr/>
+          <w:p>
+            <w:pPr>
+              <w:pStyle w:val="Compact"/>
+              <w:jc w:val="left"/>
+            </w:pPr>
+            <w:r>
+              <w:t xml:space="preserve">Grids</w:t>
+            </w:r>
+          </w:p>
+        </w:tc>
+        <w:tc>
+          <w:tcPr/>
+          <w:p>
+            <w:pPr>
+              <w:pStyle w:val="Compact"/>
+              <w:jc w:val="left"/>
+            </w:pPr>
+            <w:r>
+              <w:t xml:space="preserve">n.a.</w:t>
+            </w:r>
+          </w:p>
+        </w:tc>
+        <w:tc>
+          <w:tcPr/>
+          <w:p>
+            <w:pPr>
+              <w:pStyle w:val="Compact"/>
+              <w:jc w:val="left"/>
+            </w:pPr>
+            <w:r>
+              <w:t xml:space="preserve">P1</w:t>
+            </w:r>
+          </w:p>
+        </w:tc>
+        <w:tc>
+          <w:tcPr/>
+          <w:p>
+            <w:pPr>
+              <w:pStyle w:val="Compact"/>
+              <w:jc w:val="left"/>
+            </w:pPr>
+            <w:r>
+              <w:t xml:space="preserve">P1</w:t>
+            </w:r>
+          </w:p>
+        </w:tc>
+        <w:tc>
+          <w:tcPr/>
+          <w:p>
+            <w:pPr>
+              <w:pStyle w:val="Compact"/>
+              <w:jc w:val="left"/>
+            </w:pPr>
+            <w:r>
+              <w:t xml:space="preserve">No paying customers at the start</w:t>
+            </w:r>
+          </w:p>
+        </w:tc>
+      </w:tr>
+      <w:tr>
+        <w:tc>
+          <w:tcPr/>
+          <w:p>
+            <w:pPr>
+              <w:pStyle w:val="Compact"/>
+              <w:jc w:val="left"/>
+            </w:pPr>
+            <w:r>
+              <w:t xml:space="preserve">EVs (cars, two- and three-wheelers)</w:t>
+            </w:r>
+          </w:p>
+        </w:tc>
+        <w:tc>
+          <w:tcPr/>
+          <w:p>
+            <w:pPr>
+              <w:pStyle w:val="Compact"/>
+              <w:jc w:val="left"/>
+            </w:pPr>
+            <w:r>
+              <w:t xml:space="preserve">Transport</w:t>
+            </w:r>
+          </w:p>
+        </w:tc>
+        <w:tc>
+          <w:tcPr/>
+          <w:p>
+            <w:pPr>
+              <w:pStyle w:val="Compact"/>
+              <w:jc w:val="left"/>
+            </w:pPr>
+            <w:r>
+              <w:t xml:space="preserve">P5</w:t>
+            </w:r>
+          </w:p>
+        </w:tc>
+        <w:tc>
+          <w:tcPr/>
+          <w:p>
+            <w:pPr>
+              <w:pStyle w:val="Compact"/>
+              <w:jc w:val="left"/>
+            </w:pPr>
+            <w:r>
+              <w:t xml:space="preserve">P5 or P4</w:t>
+            </w:r>
+          </w:p>
+        </w:tc>
+        <w:tc>
+          <w:tcPr/>
+          <w:p>
+            <w:pPr>
+              <w:pStyle w:val="Compact"/>
+              <w:jc w:val="left"/>
+            </w:pPr>
+            <w:r>
+              <w:t xml:space="preserve">P4</w:t>
+            </w:r>
+          </w:p>
+        </w:tc>
+        <w:tc>
+          <w:tcPr/>
+          <w:p>
+            <w:pPr>
+              <w:pStyle w:val="Compact"/>
+              <w:jc w:val="left"/>
+            </w:pPr>
+            <w:r>
+              <w:t xml:space="preserve">Upfront premium vs fuel savings; feebates</w:t>
+            </w:r>
+          </w:p>
+        </w:tc>
+      </w:tr>
+      <w:tr>
+        <w:tc>
+          <w:tcPr/>
+          <w:p>
+            <w:pPr>
+              <w:pStyle w:val="Compact"/>
+              <w:jc w:val="left"/>
+            </w:pPr>
+            <w:r>
+              <w:t xml:space="preserve">Electric buses, charging</w:t>
+            </w:r>
+          </w:p>
+        </w:tc>
+        <w:tc>
+          <w:tcPr/>
+          <w:p>
+            <w:pPr>
+              <w:pStyle w:val="Compact"/>
+              <w:jc w:val="left"/>
+            </w:pPr>
+            <w:r>
+              <w:t xml:space="preserve">Transport</w:t>
+            </w:r>
+          </w:p>
+        </w:tc>
+        <w:tc>
+          <w:tcPr/>
+          <w:p>
+            <w:pPr>
+              <w:pStyle w:val="Compact"/>
+              <w:jc w:val="left"/>
+            </w:pPr>
+            <w:r>
+              <w:t xml:space="preserve">P3 or P5</w:t>
+            </w:r>
+          </w:p>
+        </w:tc>
+        <w:tc>
+          <w:tcPr/>
+          <w:p>
+            <w:pPr>
+              <w:pStyle w:val="Compact"/>
+              <w:jc w:val="left"/>
+            </w:pPr>
+            <w:r>
+              <w:t xml:space="preserve">P3</w:t>
+            </w:r>
+          </w:p>
+        </w:tc>
+        <w:tc>
+          <w:tcPr/>
+          <w:p>
+            <w:pPr>
+              <w:pStyle w:val="Compact"/>
+              <w:jc w:val="left"/>
+            </w:pPr>
+            <w:r>
+              <w:t xml:space="preserve">P1 or P3</w:t>
+            </w:r>
+          </w:p>
+        </w:tc>
+        <w:tc>
+          <w:tcPr/>
+          <w:p>
+            <w:pPr>
+              <w:pStyle w:val="Compact"/>
+              <w:jc w:val="left"/>
+            </w:pPr>
+            <w:r>
+              <w:t xml:space="preserve">Municipal concessions, fleet leasing, utilisation risk</w:t>
+            </w:r>
+          </w:p>
+        </w:tc>
+      </w:tr>
+      <w:tr>
+        <w:tc>
+          <w:tcPr/>
+          <w:p>
+            <w:pPr>
+              <w:pStyle w:val="Compact"/>
+              <w:jc w:val="left"/>
+            </w:pPr>
+            <w:r>
+              <w:t xml:space="preserve">Rail, metro, bus rapid transit</w:t>
+            </w:r>
+          </w:p>
+        </w:tc>
+        <w:tc>
+          <w:tcPr/>
+          <w:p>
+            <w:pPr>
+              <w:pStyle w:val="Compact"/>
+              <w:jc w:val="left"/>
+            </w:pPr>
+            <w:r>
+              <w:t xml:space="preserve">Transport</w:t>
+            </w:r>
+          </w:p>
+        </w:tc>
+        <w:tc>
+          <w:tcPr/>
+          <w:p>
+            <w:pPr>
+              <w:pStyle w:val="Compact"/>
+              <w:jc w:val="left"/>
+            </w:pPr>
+            <w:r>
+              <w:t xml:space="preserve">P1</w:t>
+            </w:r>
+          </w:p>
+        </w:tc>
+        <w:tc>
+          <w:tcPr/>
+          <w:p>
+            <w:pPr>
+              <w:pStyle w:val="Compact"/>
+              <w:jc w:val="left"/>
+            </w:pPr>
+            <w:r>
+              <w:t xml:space="preserve">P1</w:t>
+            </w:r>
+          </w:p>
+        </w:tc>
+        <w:tc>
+          <w:tcPr/>
+          <w:p>
+            <w:pPr>
+              <w:pStyle w:val="Compact"/>
+              <w:jc w:val="left"/>
+            </w:pPr>
+            <w:r>
+              <w:t xml:space="preserve">P1</w:t>
+            </w:r>
+          </w:p>
+        </w:tc>
+        <w:tc>
+          <w:tcPr/>
+          <w:p>
+            <w:pPr>
+              <w:pStyle w:val="Compact"/>
+              <w:jc w:val="left"/>
+            </w:pPr>
+            <w:r>
+              <w:t xml:space="preserve">Fares rarely recover capital</w:t>
+            </w:r>
+          </w:p>
+        </w:tc>
+      </w:tr>
+      <w:tr>
+        <w:tc>
+          <w:tcPr/>
+          <w:p>
+            <w:pPr>
+              <w:pStyle w:val="Compact"/>
+              <w:jc w:val="left"/>
+            </w:pPr>
+            <w:r>
+              <w:t xml:space="preserve">Heat pumps and efficiency</w:t>
+            </w:r>
+          </w:p>
+        </w:tc>
+        <w:tc>
+          <w:tcPr/>
+          <w:p>
+            <w:pPr>
+              <w:pStyle w:val="Compact"/>
+              <w:jc w:val="left"/>
+            </w:pPr>
+            <w:r>
+              <w:t xml:space="preserve">Buildings</w:t>
+            </w:r>
+          </w:p>
+        </w:tc>
+        <w:tc>
+          <w:tcPr/>
+          <w:p>
+            <w:pPr>
+              <w:pStyle w:val="Compact"/>
+              <w:jc w:val="left"/>
+            </w:pPr>
+            <w:r>
+              <w:t xml:space="preserve">P5</w:t>
+            </w:r>
+          </w:p>
+        </w:tc>
+        <w:tc>
+          <w:tcPr/>
+          <w:p>
+            <w:pPr>
+              <w:pStyle w:val="Compact"/>
+              <w:jc w:val="left"/>
+            </w:pPr>
+            <w:r>
+              <w:t xml:space="preserve">P4</w:t>
+            </w:r>
+          </w:p>
+        </w:tc>
+        <w:tc>
+          <w:tcPr/>
+          <w:p>
+            <w:pPr>
+              <w:pStyle w:val="Compact"/>
+              <w:jc w:val="left"/>
+            </w:pPr>
+            <w:r>
+              <w:t xml:space="preserve">P4</w:t>
+            </w:r>
+          </w:p>
+        </w:tc>
+        <w:tc>
+          <w:tcPr/>
+          <w:p>
+            <w:pPr>
+              <w:pStyle w:val="Compact"/>
+              <w:jc w:val="left"/>
+            </w:pPr>
+            <w:r>
+              <w:t xml:space="preserve">Savings vs upfront cost; credit access</w:t>
+            </w:r>
+          </w:p>
+        </w:tc>
+      </w:tr>
+      <w:tr>
+        <w:tc>
+          <w:tcPr/>
+          <w:p>
+            <w:pPr>
+              <w:pStyle w:val="Compact"/>
+              <w:jc w:val="left"/>
+            </w:pPr>
+            <w:r>
+              <w:t xml:space="preserve">Public building retrofits</w:t>
+            </w:r>
+          </w:p>
+        </w:tc>
+        <w:tc>
+          <w:tcPr/>
+          <w:p>
+            <w:pPr>
+              <w:pStyle w:val="Compact"/>
+              <w:jc w:val="left"/>
+            </w:pPr>
+            <w:r>
+              <w:t xml:space="preserve">Buildings</w:t>
+            </w:r>
+          </w:p>
+        </w:tc>
+        <w:tc>
+          <w:tcPr/>
+          <w:p>
+            <w:pPr>
+              <w:pStyle w:val="Compact"/>
+              <w:jc w:val="left"/>
+            </w:pPr>
+            <w:r>
+              <w:t xml:space="preserve">P1</w:t>
+            </w:r>
+          </w:p>
+        </w:tc>
+        <w:tc>
+          <w:tcPr/>
+          <w:p>
+            <w:pPr>
+              <w:pStyle w:val="Compact"/>
+              <w:jc w:val="left"/>
+            </w:pPr>
+            <w:r>
+              <w:t xml:space="preserve">P1</w:t>
+            </w:r>
+          </w:p>
+        </w:tc>
+        <w:tc>
+          <w:tcPr/>
+          <w:p>
+            <w:pPr>
+              <w:pStyle w:val="Compact"/>
+              <w:jc w:val="left"/>
+            </w:pPr>
+            <w:r>
+              <w:t xml:space="preserve">P1</w:t>
+            </w:r>
+          </w:p>
+        </w:tc>
+        <w:tc>
+          <w:tcPr/>
+          <w:p>
+            <w:pPr>
+              <w:pStyle w:val="Compact"/>
+              <w:jc w:val="left"/>
+            </w:pPr>
+            <w:r>
+              <w:t xml:space="preserve">The owner is the state</w:t>
+            </w:r>
+          </w:p>
+        </w:tc>
+      </w:tr>
+      <w:tr>
+        <w:tc>
+          <w:tcPr/>
+          <w:p>
+            <w:pPr>
+              <w:pStyle w:val="Compact"/>
+              <w:jc w:val="left"/>
+            </w:pPr>
+            <w:r>
+              <w:t xml:space="preserve">Industrial efficiency and electrification</w:t>
+            </w:r>
+          </w:p>
+        </w:tc>
+        <w:tc>
+          <w:tcPr/>
+          <w:p>
+            <w:pPr>
+              <w:pStyle w:val="Compact"/>
+              <w:jc w:val="left"/>
+            </w:pPr>
+            <w:r>
+              <w:t xml:space="preserve">Industry</w:t>
+            </w:r>
+          </w:p>
+        </w:tc>
+        <w:tc>
+          <w:tcPr/>
+          <w:p>
+            <w:pPr>
+              <w:pStyle w:val="Compact"/>
+              <w:jc w:val="left"/>
+            </w:pPr>
+            <w:r>
+              <w:t xml:space="preserve">P5</w:t>
+            </w:r>
+          </w:p>
+        </w:tc>
+        <w:tc>
+          <w:tcPr/>
+          <w:p>
+            <w:pPr>
+              <w:pStyle w:val="Compact"/>
+              <w:jc w:val="left"/>
+            </w:pPr>
+            <w:r>
+              <w:t xml:space="preserve">P5</w:t>
+            </w:r>
+          </w:p>
+        </w:tc>
+        <w:tc>
+          <w:tcPr/>
+          <w:p>
+            <w:pPr>
+              <w:pStyle w:val="Compact"/>
+              <w:jc w:val="left"/>
+            </w:pPr>
+            <w:r>
+              <w:t xml:space="preserve">P5 or P4</w:t>
+            </w:r>
+          </w:p>
+        </w:tc>
+        <w:tc>
+          <w:tcPr/>
+          <w:p>
+            <w:pPr>
+              <w:pStyle w:val="Compact"/>
+              <w:jc w:val="left"/>
+            </w:pPr>
+            <w:r>
+              <w:t xml:space="preserve">Short paybacks, finance access</w:t>
+            </w:r>
+          </w:p>
+        </w:tc>
+      </w:tr>
+      <w:tr>
+        <w:tc>
+          <w:tcPr/>
+          <w:p>
+            <w:pPr>
+              <w:pStyle w:val="Compact"/>
+              <w:jc w:val="left"/>
+            </w:pPr>
+            <w:r>
+              <w:t xml:space="preserve">Green steel, cement, ammonia, CCS</w:t>
+            </w:r>
+          </w:p>
+        </w:tc>
+        <w:tc>
+          <w:tcPr/>
+          <w:p>
+            <w:pPr>
+              <w:pStyle w:val="Compact"/>
+              <w:jc w:val="left"/>
+            </w:pPr>
+            <w:r>
+              <w:t xml:space="preserve">Industry</w:t>
+            </w:r>
+          </w:p>
+        </w:tc>
+        <w:tc>
+          <w:tcPr/>
+          <w:p>
+            <w:pPr>
+              <w:pStyle w:val="Compact"/>
+              <w:jc w:val="left"/>
+            </w:pPr>
+            <w:r>
+              <w:t xml:space="preserve">P4</w:t>
+            </w:r>
+          </w:p>
+        </w:tc>
+        <w:tc>
+          <w:tcPr/>
+          <w:p>
+            <w:pPr>
+              <w:pStyle w:val="Compact"/>
+              <w:jc w:val="left"/>
+            </w:pPr>
+            <w:r>
+              <w:t xml:space="preserve">P4</w:t>
+            </w:r>
+          </w:p>
+        </w:tc>
+        <w:tc>
+          <w:tcPr/>
+          <w:p>
+            <w:pPr>
+              <w:pStyle w:val="Compact"/>
+              <w:jc w:val="left"/>
+            </w:pPr>
+            <w:r>
+              <w:t xml:space="preserve">P4</w:t>
+            </w:r>
+          </w:p>
+        </w:tc>
+        <w:tc>
+          <w:tcPr/>
+          <w:p>
+            <w:pPr>
+              <w:pStyle w:val="Compact"/>
+              <w:jc w:val="left"/>
+            </w:pPr>
+            <w:r>
+              <w:t xml:space="preserve">No market premium yet; carbon price and CBAM</w:t>
+            </w:r>
+          </w:p>
+        </w:tc>
+      </w:tr>
+      <w:tr>
+        <w:tc>
+          <w:tcPr/>
+          <w:p>
+            <w:pPr>
+              <w:pStyle w:val="Compact"/>
+              <w:jc w:val="left"/>
+            </w:pPr>
+            <w:r>
+              <w:t xml:space="preserve">Methane abatement in oil and gas</w:t>
+            </w:r>
+          </w:p>
+        </w:tc>
+        <w:tc>
+          <w:tcPr/>
+          <w:p>
+            <w:pPr>
+              <w:pStyle w:val="Compact"/>
+              <w:jc w:val="left"/>
+            </w:pPr>
+            <w:r>
+              <w:t xml:space="preserve">Fuels</w:t>
+            </w:r>
+          </w:p>
+        </w:tc>
+        <w:tc>
+          <w:tcPr/>
+          <w:p>
+            <w:pPr>
+              <w:pStyle w:val="Compact"/>
+              <w:jc w:val="left"/>
+            </w:pPr>
+            <w:r>
+              <w:t xml:space="preserve">P5</w:t>
+            </w:r>
+          </w:p>
+        </w:tc>
+        <w:tc>
+          <w:tcPr/>
+          <w:p>
+            <w:pPr>
+              <w:pStyle w:val="Compact"/>
+              <w:jc w:val="left"/>
+            </w:pPr>
+            <w:r>
+              <w:t xml:space="preserve">P5</w:t>
+            </w:r>
+          </w:p>
+        </w:tc>
+        <w:tc>
+          <w:tcPr/>
+          <w:p>
+            <w:pPr>
+              <w:pStyle w:val="Compact"/>
+              <w:jc w:val="left"/>
+            </w:pPr>
+            <w:r>
+              <w:t xml:space="preserve">P5</w:t>
+            </w:r>
+          </w:p>
+        </w:tc>
+        <w:tc>
+          <w:tcPr/>
+          <w:p>
+            <w:pPr>
+              <w:pStyle w:val="Compact"/>
+              <w:jc w:val="left"/>
+            </w:pPr>
+            <w:r>
+              <w:t xml:space="preserve">Captured gas is sold</w:t>
+            </w:r>
+          </w:p>
+        </w:tc>
+      </w:tr>
+      <w:tr>
+        <w:tc>
+          <w:tcPr/>
+          <w:p>
+            <w:pPr>
+              <w:pStyle w:val="Compact"/>
+              <w:jc w:val="left"/>
+            </w:pPr>
+            <w:r>
+              <w:t xml:space="preserve">Hydrogen and biofuels</w:t>
+            </w:r>
+          </w:p>
+        </w:tc>
+        <w:tc>
+          <w:tcPr/>
+          <w:p>
+            <w:pPr>
+              <w:pStyle w:val="Compact"/>
+              <w:jc w:val="left"/>
+            </w:pPr>
+            <w:r>
+              <w:t xml:space="preserve">Fuels</w:t>
+            </w:r>
+          </w:p>
+        </w:tc>
+        <w:tc>
+          <w:tcPr/>
+          <w:p>
+            <w:pPr>
+              <w:pStyle w:val="Compact"/>
+              <w:jc w:val="left"/>
+            </w:pPr>
+            <w:r>
+              <w:t xml:space="preserve">P4</w:t>
+            </w:r>
+          </w:p>
+        </w:tc>
+        <w:tc>
+          <w:tcPr/>
+          <w:p>
+            <w:pPr>
+              <w:pStyle w:val="Compact"/>
+              <w:jc w:val="left"/>
+            </w:pPr>
+            <w:r>
+              <w:t xml:space="preserve">P4</w:t>
+            </w:r>
+          </w:p>
+        </w:tc>
+        <w:tc>
+          <w:tcPr/>
+          <w:p>
+            <w:pPr>
+              <w:pStyle w:val="Compact"/>
+              <w:jc w:val="left"/>
+            </w:pPr>
+            <w:r>
+              <w:t xml:space="preserve">P4</w:t>
+            </w:r>
+          </w:p>
+        </w:tc>
+        <w:tc>
+          <w:tcPr/>
+          <w:p>
+            <w:pPr>
+              <w:pStyle w:val="Compact"/>
+              <w:jc w:val="left"/>
+            </w:pPr>
+            <w:r>
+              <w:t xml:space="preserve">Cost gap to fossil fuels</w:t>
+            </w:r>
+          </w:p>
+        </w:tc>
+      </w:tr>
+      <w:tr>
+        <w:tc>
+          <w:tcPr/>
+          <w:p>
+            <w:pPr>
+              <w:pStyle w:val="Compact"/>
+              <w:jc w:val="left"/>
+            </w:pPr>
+            <w:r>
+              <w:t xml:space="preserve">Forest protection and restoration</w:t>
+            </w:r>
+          </w:p>
+        </w:tc>
+        <w:tc>
+          <w:tcPr/>
+          <w:p>
+            <w:pPr>
+              <w:pStyle w:val="Compact"/>
+              <w:jc w:val="left"/>
+            </w:pPr>
+            <w:r>
+              <w:t xml:space="preserve">AFOLU</w:t>
+            </w:r>
+          </w:p>
+        </w:tc>
+        <w:tc>
+          <w:tcPr/>
+          <w:p>
+            <w:pPr>
+              <w:pStyle w:val="Compact"/>
+              <w:jc w:val="left"/>
+            </w:pPr>
+            <w:r>
+              <w:t xml:space="preserve">P1</w:t>
+            </w:r>
+          </w:p>
+        </w:tc>
+        <w:tc>
+          <w:tcPr/>
+          <w:p>
+            <w:pPr>
+              <w:pStyle w:val="Compact"/>
+              <w:jc w:val="left"/>
+            </w:pPr>
+            <w:r>
+              <w:t xml:space="preserve">P1 or P4</w:t>
+            </w:r>
+          </w:p>
+        </w:tc>
+        <w:tc>
+          <w:tcPr/>
+          <w:p>
+            <w:pPr>
+              <w:pStyle w:val="Compact"/>
+              <w:jc w:val="left"/>
+            </w:pPr>
+            <w:r>
+              <w:t xml:space="preserve">P1 or P4</w:t>
+            </w:r>
+          </w:p>
+        </w:tc>
+        <w:tc>
+          <w:tcPr/>
+          <w:p>
+            <w:pPr>
+              <w:pStyle w:val="Compact"/>
+              <w:jc w:val="left"/>
+            </w:pPr>
+            <w:r>
+              <w:t xml:space="preserve">Public land; results-based payments, carbon credits</w:t>
+            </w:r>
+          </w:p>
+        </w:tc>
+      </w:tr>
+      <w:tr>
+        <w:tc>
+          <w:tcPr/>
+          <w:p>
+            <w:pPr>
+              <w:pStyle w:val="Compact"/>
+              <w:jc w:val="left"/>
+            </w:pPr>
+            <w:r>
+              <w:t xml:space="preserve">Climate-smart agriculture</w:t>
+            </w:r>
+          </w:p>
+        </w:tc>
+        <w:tc>
+          <w:tcPr/>
+          <w:p>
+            <w:pPr>
+              <w:pStyle w:val="Compact"/>
+              <w:jc w:val="left"/>
+            </w:pPr>
+            <w:r>
+              <w:t xml:space="preserve">AFOLU</w:t>
+            </w:r>
+          </w:p>
+        </w:tc>
+        <w:tc>
+          <w:tcPr/>
+          <w:p>
+            <w:pPr>
+              <w:pStyle w:val="Compact"/>
+              <w:jc w:val="left"/>
+            </w:pPr>
+            <w:r>
+              <w:t xml:space="preserve">P4 or P5</w:t>
+            </w:r>
+          </w:p>
+        </w:tc>
+        <w:tc>
+          <w:tcPr/>
+          <w:p>
+            <w:pPr>
+              <w:pStyle w:val="Compact"/>
+              <w:jc w:val="left"/>
+            </w:pPr>
+            <w:r>
+              <w:t xml:space="preserve">P4</w:t>
+            </w:r>
+          </w:p>
+        </w:tc>
+        <w:tc>
+          <w:tcPr/>
+          <w:p>
+            <w:pPr>
+              <w:pStyle w:val="Compact"/>
+              <w:jc w:val="left"/>
+            </w:pPr>
+            <w:r>
+              <w:t xml:space="preserve">P4</w:t>
+            </w:r>
+          </w:p>
+        </w:tc>
+        <w:tc>
+          <w:tcPr/>
+          <w:p>
+            <w:pPr>
+              <w:pStyle w:val="Compact"/>
+              <w:jc w:val="left"/>
+            </w:pPr>
+            <w:r>
+              <w:t xml:space="preserve">Yield gains vs upfront cost</w:t>
+            </w:r>
+          </w:p>
+        </w:tc>
+      </w:tr>
+      <w:tr>
+        <w:tc>
+          <w:tcPr/>
+          <w:p>
+            <w:pPr>
+              <w:pStyle w:val="Compact"/>
+              <w:jc w:val="left"/>
+            </w:pPr>
+            <w:r>
+              <w:t xml:space="preserve">Planning, MRV, R&amp;D</w:t>
+            </w:r>
+          </w:p>
+        </w:tc>
+        <w:tc>
+          <w:tcPr/>
+          <w:p>
+            <w:pPr>
+              <w:pStyle w:val="Compact"/>
+              <w:jc w:val="left"/>
+            </w:pPr>
+            <w:r>
+              <w:t xml:space="preserve">Cross-cutting</w:t>
+            </w:r>
+          </w:p>
+        </w:tc>
+        <w:tc>
+          <w:tcPr/>
+          <w:p>
+            <w:pPr>
+              <w:pStyle w:val="Compact"/>
+              <w:jc w:val="left"/>
+            </w:pPr>
+            <w:r>
+              <w:t xml:space="preserve">P1</w:t>
+            </w:r>
+          </w:p>
+        </w:tc>
+        <w:tc>
+          <w:tcPr/>
+          <w:p>
+            <w:pPr>
+              <w:pStyle w:val="Compact"/>
+              <w:jc w:val="left"/>
+            </w:pPr>
+            <w:r>
+              <w:t xml:space="preserve">P1</w:t>
+            </w:r>
+          </w:p>
+        </w:tc>
+        <w:tc>
+          <w:tcPr/>
+          <w:p>
+            <w:pPr>
+              <w:pStyle w:val="Compact"/>
+              <w:jc w:val="left"/>
+            </w:pPr>
+            <w:r>
+              <w:t xml:space="preserve">P1</w:t>
+            </w:r>
+          </w:p>
+        </w:tc>
+        <w:tc>
+          <w:tcPr/>
+          <w:p>
+            <w:pPr>
+              <w:pStyle w:val="Compact"/>
+              <w:jc w:val="left"/>
+            </w:pPr>
+            <w:r>
+              <w:t xml:space="preserve">Pure public good</w:t>
+            </w:r>
+          </w:p>
+        </w:tc>
+      </w:tr>
+    </w:tbl>
+    <w:bookmarkEnd w:id="37"/>
+    <w:bookmarkStart w:id="38" w:name="power-market-structure"/>
+    <w:p>
+      <w:pPr>
+        <w:pStyle w:val="Heading3"/>
+      </w:pPr>
+      <w:r>
+        <w:t xml:space="preserve">Power market structure</w:t>
+      </w:r>
+    </w:p>
+    <w:p>
+      <w:pPr>
+        <w:pStyle w:val="FirstParagraph"/>
+      </w:pPr>
+      <w:r>
+        <w:t xml:space="preserve">Power and grids are almost half of net zero investment, and their type depends most on how the sector is organised. NMIM v0.2 gives every country a market structure code from the dashboard’s power sector indicators:</w:t>
+      </w:r>
+    </w:p>
+    <w:tbl>
+      <w:tblPr>
+        <w:tblStyle w:val="Table"/>
+        <w:tblW w:type="pct" w:w="5000"/>
+        <w:tblLook w:firstRow="1" w:lastRow="0" w:firstColumn="0" w:lastColumn="0" w:noHBand="0" w:noVBand="0" w:val="0020"/>
+        <w:jc w:val="start"/>
+      </w:tblPr>
+      <w:tblGrid>
+        <w:gridCol w:w="1980"/>
+        <w:gridCol w:w="1980"/>
+        <w:gridCol w:w="1980"/>
+        <w:gridCol w:w="1980"/>
+      </w:tblGrid>
+      <w:tr>
+        <w:trPr>
+          <w:tblHeader w:val="true"/>
+        </w:trPr>
+        <w:tc>
+          <w:tcPr/>
+          <w:p>
+            <w:pPr>
+              <w:pStyle w:val="Compact"/>
+              <w:jc w:val="left"/>
+            </w:pPr>
+            <w:r>
+              <w:t xml:space="preserve">Code</w:t>
+            </w:r>
+          </w:p>
+        </w:tc>
+        <w:tc>
+          <w:tcPr/>
+          <w:p>
+            <w:pPr>
+              <w:pStyle w:val="Compact"/>
+              <w:jc w:val="left"/>
+            </w:pPr>
+            <w:r>
+              <w:t xml:space="preserve">Structure</w:t>
+            </w:r>
+          </w:p>
+        </w:tc>
+        <w:tc>
+          <w:tcPr/>
+          <w:p>
+            <w:pPr>
+              <w:pStyle w:val="Compact"/>
+              <w:jc w:val="left"/>
+            </w:pPr>
+            <w:r>
+              <w:t xml:space="preserve">Who builds generation</w:t>
+            </w:r>
+          </w:p>
+        </w:tc>
+        <w:tc>
+          <w:tcPr/>
+          <w:p>
+            <w:pPr>
+              <w:pStyle w:val="Compact"/>
+              <w:jc w:val="left"/>
+            </w:pPr>
+            <w:r>
+              <w:t xml:space="preserve">Countries</w:t>
+            </w:r>
+          </w:p>
+        </w:tc>
+      </w:tr>
+      <w:tr>
+        <w:tc>
+          <w:tcPr/>
+          <w:p>
+            <w:pPr>
+              <w:pStyle w:val="Compact"/>
+              <w:jc w:val="left"/>
+            </w:pPr>
+            <w:r>
+              <w:t xml:space="preserve">1</w:t>
+            </w:r>
+          </w:p>
+        </w:tc>
+        <w:tc>
+          <w:tcPr/>
+          <w:p>
+            <w:pPr>
+              <w:pStyle w:val="Compact"/>
+              <w:jc w:val="left"/>
+            </w:pPr>
+            <w:r>
+              <w:t xml:space="preserve">Vertically integrated utility, no IPPs</w:t>
+            </w:r>
+          </w:p>
+        </w:tc>
+        <w:tc>
+          <w:tcPr/>
+          <w:p>
+            <w:pPr>
+              <w:pStyle w:val="Compact"/>
+              <w:jc w:val="left"/>
+            </w:pPr>
+            <w:r>
+              <w:t xml:space="preserve">The utility, on its regulated balance sheet (P2), or the budget (P1)</w:t>
+            </w:r>
+          </w:p>
+        </w:tc>
+        <w:tc>
+          <w:tcPr/>
+          <w:p>
+            <w:pPr>
+              <w:pStyle w:val="Compact"/>
+              <w:jc w:val="left"/>
+            </w:pPr>
+            <w:r>
+              <w:t xml:space="preserve">38</w:t>
+            </w:r>
+          </w:p>
+        </w:tc>
+      </w:tr>
+      <w:tr>
+        <w:tc>
+          <w:tcPr/>
+          <w:p>
+            <w:pPr>
+              <w:pStyle w:val="Compact"/>
+              <w:jc w:val="left"/>
+            </w:pPr>
+            <w:r>
+              <w:t xml:space="preserve">2</w:t>
+            </w:r>
+          </w:p>
+        </w:tc>
+        <w:tc>
+          <w:tcPr/>
+          <w:p>
+            <w:pPr>
+              <w:pStyle w:val="Compact"/>
+              <w:jc w:val="left"/>
+            </w:pPr>
+            <w:r>
+              <w:t xml:space="preserve">Single buyer with IPPs</w:t>
+            </w:r>
+          </w:p>
+        </w:tc>
+        <w:tc>
+          <w:tcPr/>
+          <w:p>
+            <w:pPr>
+              <w:pStyle w:val="Compact"/>
+              <w:jc w:val="left"/>
+            </w:pPr>
+            <w:r>
+              <w:t xml:space="preserve">IPPs under PPAs with the utility (P3), plus utility plants (P2)</w:t>
+            </w:r>
+          </w:p>
+        </w:tc>
+        <w:tc>
+          <w:tcPr/>
+          <w:p>
+            <w:pPr>
+              <w:pStyle w:val="Compact"/>
+              <w:jc w:val="left"/>
+            </w:pPr>
+            <w:r>
+              <w:t xml:space="preserve">86</w:t>
+            </w:r>
+          </w:p>
+        </w:tc>
+      </w:tr>
+      <w:tr>
+        <w:tc>
+          <w:tcPr/>
+          <w:p>
+            <w:pPr>
+              <w:pStyle w:val="Compact"/>
+              <w:jc w:val="left"/>
+            </w:pPr>
+            <w:r>
+              <w:t xml:space="preserve">3</w:t>
+            </w:r>
+          </w:p>
+        </w:tc>
+        <w:tc>
+          <w:tcPr/>
+          <w:p>
+            <w:pPr>
+              <w:pStyle w:val="Compact"/>
+              <w:jc w:val="left"/>
+            </w:pPr>
+            <w:r>
+              <w:t xml:space="preserve">Wholesale competition</w:t>
+            </w:r>
+          </w:p>
+        </w:tc>
+        <w:tc>
+          <w:tcPr/>
+          <w:p>
+            <w:pPr>
+              <w:pStyle w:val="Compact"/>
+              <w:jc w:val="left"/>
+            </w:pPr>
+            <w:r>
+              <w:t xml:space="preserve">Contracted (CfDs, auctions, corporate PPAs: P3) and merchant (P5)</w:t>
+            </w:r>
+          </w:p>
+        </w:tc>
+        <w:tc>
+          <w:tcPr/>
+          <w:p>
+            <w:pPr>
+              <w:pStyle w:val="Compact"/>
+              <w:jc w:val="left"/>
+            </w:pPr>
+            <w:r>
+              <w:t xml:space="preserve">62</w:t>
+            </w:r>
+          </w:p>
+        </w:tc>
+      </w:tr>
+    </w:tbl>
+    <w:p>
+      <w:pPr>
+        <w:numPr>
+          <w:ilvl w:val="0"/>
+          <w:numId w:val="1008"/>
+        </w:numPr>
+        <w:pStyle w:val="Compact"/>
+      </w:pPr>
+      <w:r>
+        <w:rPr>
+          <w:bCs/>
+          <w:b/>
+        </w:rPr>
+        <w:t xml:space="preserve">Source:</w:t>
+      </w:r>
+      <w:r>
+        <w:t xml:space="preserve"> </w:t>
+      </w:r>
+      <w:r>
+        <w:t xml:space="preserve">the Power Sector Reform Tracker (Urpelainen and Yang; 142 non-OECD countries to 2013): 3 if a wholesale market, 2 if IPPs, else 1, as on the dashboard.</w:t>
+      </w:r>
+    </w:p>
+    <w:p>
+      <w:pPr>
+        <w:numPr>
+          <w:ilvl w:val="0"/>
+          <w:numId w:val="1008"/>
+        </w:numPr>
+        <w:pStyle w:val="Compact"/>
+      </w:pPr>
+      <w:r>
+        <w:rPr>
+          <w:bCs/>
+          <w:b/>
+        </w:rPr>
+        <w:t xml:space="preserve">Curated:</w:t>
+      </w:r>
+      <w:r>
+        <w:t xml:space="preserve"> </w:t>
+      </w:r>
+      <w:r>
+        <w:t xml:space="preserve">the 48 countries PSRT does not cover (OECD and small states), and 12 where it is out of date or codes a market law that never opened a market. For example, Viet Nam is 3 (wholesale market since 2019); Egypt, Pakistan, Nigeria and Ghana are 2 (single buyers).</w:t>
+      </w:r>
+    </w:p>
+    <w:p>
+      <w:pPr>
+        <w:numPr>
+          <w:ilvl w:val="0"/>
+          <w:numId w:val="1008"/>
+        </w:numPr>
+        <w:pStyle w:val="Compact"/>
+      </w:pPr>
+      <w:r>
+        <w:rPr>
+          <w:bCs/>
+          <w:b/>
+        </w:rPr>
+        <w:t xml:space="preserve">Updated with PPI:</w:t>
+      </w:r>
+      <w:r>
+        <w:t xml:space="preserve"> </w:t>
+      </w:r>
+      <w:r>
+        <w:t xml:space="preserve">where PSRT gives 1 but the World Bank PPI database records two or more private generation projects reaching close in 2014-2024, the code is 2 (16 countries).</w:t>
+      </w:r>
+    </w:p>
+    <w:p>
+      <w:pPr>
+        <w:numPr>
+          <w:ilvl w:val="0"/>
+          <w:numId w:val="1008"/>
+        </w:numPr>
+        <w:pStyle w:val="Compact"/>
+      </w:pPr>
+      <w:r>
+        <w:rPr>
+          <w:bCs/>
+          <w:b/>
+        </w:rPr>
+        <w:t xml:space="preserve">Also recorded per country</w:t>
+      </w:r>
+      <w:r>
+        <w:t xml:space="preserve"> </w:t>
+      </w:r>
+      <w:r>
+        <w:t xml:space="preserve">(workbook PowerMarket sheet): independent regulator, unbundling, privatisation, cost-reflective tariffs (PSRT); PPI private electricity investment, its solar and wind and merchant shares, private distribution and transmission; electricity cost recovery and explicit electricity subsidies (CPAT); RISE renewable energy and level playing field scores.</w:t>
+      </w:r>
+    </w:p>
+    <w:bookmarkEnd w:id="38"/>
+    <w:bookmarkStart w:id="39" w:name="how-the-model-assigns-types"/>
+    <w:p>
+      <w:pPr>
+        <w:pStyle w:val="Heading3"/>
+      </w:pPr>
+      <w:r>
+        <w:t xml:space="preserve">How the model assigns types</w:t>
+      </w:r>
+    </w:p>
+    <w:p>
+      <w:pPr>
+        <w:pStyle w:val="FirstParagraph"/>
+      </w:pPr>
+      <w:r>
+        <w:t xml:space="preserve">The power market structure sets the starting split of generation; grids are P2 except a private contracted share of 0, 5 and 15% by structure.</w:t>
+      </w:r>
+    </w:p>
+    <w:tbl>
+      <w:tblPr>
+        <w:tblStyle w:val="Table"/>
+        <w:tblW w:type="pct" w:w="5000"/>
+        <w:tblLook w:firstRow="1" w:lastRow="0" w:firstColumn="0" w:lastColumn="0" w:noHBand="0" w:noVBand="0" w:val="0020"/>
+        <w:jc w:val="start"/>
+      </w:tblPr>
+      <w:tblGrid>
+        <w:gridCol w:w="1980"/>
+        <w:gridCol w:w="1980"/>
+        <w:gridCol w:w="1980"/>
+        <w:gridCol w:w="1980"/>
+      </w:tblGrid>
+      <w:tr>
+        <w:trPr>
+          <w:tblHeader w:val="true"/>
+        </w:trPr>
+        <w:tc>
+          <w:tcPr/>
+          <w:p>
+            <w:pPr>
+              <w:pStyle w:val="Compact"/>
+              <w:jc w:val="left"/>
+            </w:pPr>
+            <w:r>
+              <w:t xml:space="preserve">Power generation</w:t>
+            </w:r>
+          </w:p>
+        </w:tc>
+        <w:tc>
+          <w:tcPr/>
+          <w:p>
+            <w:pPr>
+              <w:pStyle w:val="Compact"/>
+              <w:jc w:val="left"/>
+            </w:pPr>
+            <w:r>
+              <w:t xml:space="preserve">Utility (P2)</w:t>
+            </w:r>
+          </w:p>
+        </w:tc>
+        <w:tc>
+          <w:tcPr/>
+          <w:p>
+            <w:pPr>
+              <w:pStyle w:val="Compact"/>
+              <w:jc w:val="left"/>
+            </w:pPr>
+            <w:r>
+              <w:t xml:space="preserve">Contracted (P3)</w:t>
+            </w:r>
+          </w:p>
+        </w:tc>
+        <w:tc>
+          <w:tcPr/>
+          <w:p>
+            <w:pPr>
+              <w:pStyle w:val="Compact"/>
+              <w:jc w:val="left"/>
+            </w:pPr>
+            <w:r>
+              <w:t xml:space="preserve">Merchant and distributed (P5)</w:t>
+            </w:r>
+          </w:p>
+        </w:tc>
+      </w:tr>
+      <w:tr>
+        <w:tc>
+          <w:tcPr/>
+          <w:p>
+            <w:pPr>
+              <w:pStyle w:val="Compact"/>
+              <w:jc w:val="left"/>
+            </w:pPr>
+            <w:r>
+              <w:t xml:space="preserve">1 Vertically integrated</w:t>
+            </w:r>
+          </w:p>
+        </w:tc>
+        <w:tc>
+          <w:tcPr/>
+          <w:p>
+            <w:pPr>
+              <w:pStyle w:val="Compact"/>
+              <w:jc w:val="left"/>
+            </w:pPr>
+            <w:r>
+              <w:t xml:space="preserve">70%</w:t>
+            </w:r>
+          </w:p>
+        </w:tc>
+        <w:tc>
+          <w:tcPr/>
+          <w:p>
+            <w:pPr>
+              <w:pStyle w:val="Compact"/>
+              <w:jc w:val="left"/>
+            </w:pPr>
+            <w:r>
+              <w:t xml:space="preserve">25%</w:t>
+            </w:r>
+          </w:p>
+        </w:tc>
+        <w:tc>
+          <w:tcPr/>
+          <w:p>
+            <w:pPr>
+              <w:pStyle w:val="Compact"/>
+              <w:jc w:val="left"/>
+            </w:pPr>
+            <w:r>
+              <w:t xml:space="preserve">5%</w:t>
+            </w:r>
+          </w:p>
+        </w:tc>
+      </w:tr>
+      <w:tr>
+        <w:tc>
+          <w:tcPr/>
+          <w:p>
+            <w:pPr>
+              <w:pStyle w:val="Compact"/>
+              <w:jc w:val="left"/>
+            </w:pPr>
+            <w:r>
+              <w:t xml:space="preserve">2 Single buyer</w:t>
+            </w:r>
+          </w:p>
+        </w:tc>
+        <w:tc>
+          <w:tcPr/>
+          <w:p>
+            <w:pPr>
+              <w:pStyle w:val="Compact"/>
+              <w:jc w:val="left"/>
+            </w:pPr>
+            <w:r>
+              <w:t xml:space="preserve">35%</w:t>
+            </w:r>
+          </w:p>
+        </w:tc>
+        <w:tc>
+          <w:tcPr/>
+          <w:p>
+            <w:pPr>
+              <w:pStyle w:val="Compact"/>
+              <w:jc w:val="left"/>
+            </w:pPr>
+            <w:r>
+              <w:t xml:space="preserve">55%</w:t>
+            </w:r>
+          </w:p>
+        </w:tc>
+        <w:tc>
+          <w:tcPr/>
+          <w:p>
+            <w:pPr>
+              <w:pStyle w:val="Compact"/>
+              <w:jc w:val="left"/>
+            </w:pPr>
+            <w:r>
+              <w:t xml:space="preserve">10%</w:t>
+            </w:r>
+          </w:p>
+        </w:tc>
+      </w:tr>
+      <w:tr>
+        <w:tc>
+          <w:tcPr/>
+          <w:p>
+            <w:pPr>
+              <w:pStyle w:val="Compact"/>
+              <w:jc w:val="left"/>
+            </w:pPr>
+            <w:r>
+              <w:t xml:space="preserve">3 Wholesale market</w:t>
+            </w:r>
+          </w:p>
+        </w:tc>
+        <w:tc>
+          <w:tcPr/>
+          <w:p>
+            <w:pPr>
+              <w:pStyle w:val="Compact"/>
+              <w:jc w:val="left"/>
+            </w:pPr>
+            <w:r>
+              <w:t xml:space="preserve">10%</w:t>
+            </w:r>
+          </w:p>
+        </w:tc>
+        <w:tc>
+          <w:tcPr/>
+          <w:p>
+            <w:pPr>
+              <w:pStyle w:val="Compact"/>
+              <w:jc w:val="left"/>
+            </w:pPr>
+            <w:r>
+              <w:t xml:space="preserve">55%</w:t>
+            </w:r>
+          </w:p>
+        </w:tc>
+        <w:tc>
+          <w:tcPr/>
+          <w:p>
+            <w:pPr>
+              <w:pStyle w:val="Compact"/>
+              <w:jc w:val="left"/>
+            </w:pPr>
+            <w:r>
+              <w:t xml:space="preserve">35%</w:t>
+            </w:r>
+          </w:p>
+        </w:tc>
+      </w:tr>
+    </w:tbl>
+    <w:p>
+      <w:pPr>
+        <w:pStyle w:val="BodyText"/>
+      </w:pPr>
+      <w:r>
+        <w:t xml:space="preserve">Three country indices, each from 0 to 1, then move investment toward the budget:</w:t>
+      </w:r>
+    </w:p>
+    <w:p>
+      <w:pPr>
+        <w:pStyle w:val="SourceCode"/>
+      </w:pPr>
+      <w:r>
+        <w:rPr>
+          <w:rStyle w:val="VerbatimChar"/>
+        </w:rPr>
+        <w:t xml:space="preserve">u = MIN(1, MAX(0, (1 - cost recovery) / 0.5))     utility: retail price / supply cost (CPAT 2024)</w:t>
+      </w:r>
+      <w:r>
+        <w:br/>
+      </w:r>
+      <w:r>
+        <w:rPr>
+          <w:rStyle w:val="VerbatimChar"/>
+        </w:rPr>
+        <w:t xml:space="preserve">h = MIN(1, MAX(0, (market WACC - 6%) / 8%))       cost of capital (v1.1 country WACC)</w:t>
+      </w:r>
+      <w:r>
+        <w:br/>
+      </w:r>
+      <w:r>
+        <w:rPr>
+          <w:rStyle w:val="VerbatimChar"/>
+        </w:rPr>
+        <w:t xml:space="preserve">v = MIN(1, MAX(0, explicit fossil subsidies / 2% of GDP))</w:t>
+      </w:r>
+      <w:r>
+        <w:br/>
+      </w:r>
+      <w:r>
+        <w:rPr>
+          <w:rStyle w:val="VerbatimChar"/>
+        </w:rPr>
+        <w:t xml:space="preserve">m = MIN(1, 0.4h + 0.2v + credit constraint)       top-up share of market end-use investment</w:t>
+      </w:r>
+    </w:p>
+    <w:p>
+      <w:pPr>
+        <w:pStyle w:val="FirstParagraph"/>
+      </w:pPr>
+      <w:r>
+        <w:t xml:space="preserve">The credit constraint is 30% in low-income and 15% in lower-middle-income countries.</w:t>
+      </w:r>
+    </w:p>
+    <w:tbl>
+      <w:tblPr>
+        <w:tblStyle w:val="Table"/>
+        <w:tblW w:type="pct" w:w="5000"/>
+        <w:tblLook w:firstRow="1" w:lastRow="0" w:firstColumn="0" w:lastColumn="0" w:noHBand="0" w:noVBand="0" w:val="0020"/>
+        <w:jc w:val="start"/>
+      </w:tblPr>
+      <w:tblGrid>
+        <w:gridCol w:w="3960"/>
+        <w:gridCol w:w="3960"/>
+      </w:tblGrid>
+      <w:tr>
+        <w:trPr>
+          <w:tblHeader w:val="true"/>
+        </w:trPr>
+        <w:tc>
+          <w:tcPr/>
+          <w:p>
+            <w:pPr>
+              <w:pStyle w:val="Compact"/>
+              <w:jc w:val="left"/>
+            </w:pPr>
+            <w:r>
+              <w:t xml:space="preserve">Sector</w:t>
+            </w:r>
+          </w:p>
+        </w:tc>
+        <w:tc>
+          <w:tcPr/>
+          <w:p>
+            <w:pPr>
+              <w:pStyle w:val="Compact"/>
+              <w:jc w:val="left"/>
+            </w:pPr>
+            <w:r>
+              <w:t xml:space="preserve">Rule</w:t>
+            </w:r>
+          </w:p>
+        </w:tc>
+      </w:tr>
+      <w:tr>
+        <w:tc>
+          <w:tcPr/>
+          <w:p>
+            <w:pPr>
+              <w:pStyle w:val="Compact"/>
+              <w:jc w:val="left"/>
+            </w:pPr>
+            <w:r>
+              <w:t xml:space="preserve">Generation</w:t>
+            </w:r>
+          </w:p>
+        </w:tc>
+        <w:tc>
+          <w:tcPr/>
+          <w:p>
+            <w:pPr>
+              <w:pStyle w:val="Compact"/>
+              <w:jc w:val="left"/>
+            </w:pPr>
+            <w:r>
+              <w:t xml:space="preserve">P1 = P2₀ × 0.5u (utility plants tariffs do not repay); P4 = P3₀ × 0.4u (IPPs need guarantees from a weak buyer) + P5₀ × min(1, 0.4h)</w:t>
+            </w:r>
+          </w:p>
+        </w:tc>
+      </w:tr>
+      <w:tr>
+        <w:tc>
+          <w:tcPr/>
+          <w:p>
+            <w:pPr>
+              <w:pStyle w:val="Compact"/>
+              <w:jc w:val="left"/>
+            </w:pPr>
+            <w:r>
+              <w:t xml:space="preserve">Grids and storage</w:t>
+            </w:r>
+          </w:p>
+        </w:tc>
+        <w:tc>
+          <w:tcPr/>
+          <w:p>
+            <w:pPr>
+              <w:pStyle w:val="Compact"/>
+              <w:jc w:val="left"/>
+            </w:pPr>
+            <w:r>
+              <w:t xml:space="preserve">P1 = P2₀ × min(1, 0.6u + access), access 25% (LIC), 10% (LMIC)</w:t>
+            </w:r>
+          </w:p>
+        </w:tc>
+      </w:tr>
+      <w:tr>
+        <w:tc>
+          <w:tcPr/>
+          <w:p>
+            <w:pPr>
+              <w:pStyle w:val="Compact"/>
+              <w:jc w:val="left"/>
+            </w:pPr>
+            <w:r>
+              <w:t xml:space="preserve">Transport</w:t>
+            </w:r>
+          </w:p>
+        </w:tc>
+        <w:tc>
+          <w:tcPr/>
+          <w:p>
+            <w:pPr>
+              <w:pStyle w:val="Compact"/>
+              <w:jc w:val="left"/>
+            </w:pPr>
+            <w:r>
+              <w:t xml:space="preserve">P1 15/10/5/5% by income (public buses and fleets), P3 10% (charging concessions), the rest P4 = m, P5 = 1 − m</w:t>
+            </w:r>
+          </w:p>
+        </w:tc>
+      </w:tr>
+      <w:tr>
+        <w:tc>
+          <w:tcPr/>
+          <w:p>
+            <w:pPr>
+              <w:pStyle w:val="Compact"/>
+              <w:jc w:val="left"/>
+            </w:pPr>
+            <w:r>
+              <w:t xml:space="preserve">Buildings</w:t>
+            </w:r>
+          </w:p>
+        </w:tc>
+        <w:tc>
+          <w:tcPr/>
+          <w:p>
+            <w:pPr>
+              <w:pStyle w:val="Compact"/>
+              <w:jc w:val="left"/>
+            </w:pPr>
+            <w:r>
+              <w:t xml:space="preserve">P1 40/40/35/30% by income (public buildings, social housing), the rest P4 = m, P5 = 1 − m</w:t>
+            </w:r>
+          </w:p>
+        </w:tc>
+      </w:tr>
+      <w:tr>
+        <w:tc>
+          <w:tcPr/>
+          <w:p>
+            <w:pPr>
+              <w:pStyle w:val="Compact"/>
+              <w:jc w:val="left"/>
+            </w:pPr>
+            <w:r>
+              <w:t xml:space="preserve">Industry</w:t>
+            </w:r>
+          </w:p>
+        </w:tc>
+        <w:tc>
+          <w:tcPr/>
+          <w:p>
+            <w:pPr>
+              <w:pStyle w:val="Compact"/>
+              <w:jc w:val="left"/>
+            </w:pPr>
+            <w:r>
+              <w:t xml:space="preserve">CCS on CBAM goods is P4; fuel switch is P4 = 30% + 70% × m, the rest P5</w:t>
+            </w:r>
+          </w:p>
+        </w:tc>
+      </w:tr>
+      <w:tr>
+        <w:tc>
+          <w:tcPr/>
+          <w:p>
+            <w:pPr>
+              <w:pStyle w:val="Compact"/>
+              <w:jc w:val="left"/>
+            </w:pPr>
+            <w:r>
+              <w:t xml:space="preserve">Non-CO2</w:t>
+            </w:r>
+          </w:p>
+        </w:tc>
+        <w:tc>
+          <w:tcPr/>
+          <w:p>
+            <w:pPr>
+              <w:pStyle w:val="Compact"/>
+              <w:jc w:val="left"/>
+            </w:pPr>
+            <w:r>
+              <w:t xml:space="preserve">P1 30/25/20/20% by income, P5 = 35% × (1 − m) (methane captured and sold), the rest P4</w:t>
+            </w:r>
+          </w:p>
+        </w:tc>
+      </w:tr>
+      <w:tr>
+        <w:tc>
+          <w:tcPr/>
+          <w:p>
+            <w:pPr>
+              <w:pStyle w:val="Compact"/>
+              <w:jc w:val="left"/>
+            </w:pPr>
+            <w:r>
+              <w:t xml:space="preserve">Land use</w:t>
+            </w:r>
+          </w:p>
+        </w:tc>
+        <w:tc>
+          <w:tcPr/>
+          <w:p>
+            <w:pPr>
+              <w:pStyle w:val="Compact"/>
+              <w:jc w:val="left"/>
+            </w:pPr>
+            <w:r>
+              <w:t xml:space="preserve">P1 80/70/60/50% by income, the rest P4 (results-based payments, carbon credits)</w:t>
+            </w:r>
+          </w:p>
+        </w:tc>
+      </w:tr>
+      <w:tr>
+        <w:tc>
+          <w:tcPr/>
+          <w:p>
+            <w:pPr>
+              <w:pStyle w:val="Compact"/>
+              <w:jc w:val="left"/>
+            </w:pPr>
+            <w:r>
+              <w:t xml:space="preserve">Other energy CO2</w:t>
+            </w:r>
+          </w:p>
+        </w:tc>
+        <w:tc>
+          <w:tcPr/>
+          <w:p>
+            <w:pPr>
+              <w:pStyle w:val="Compact"/>
+              <w:jc w:val="left"/>
+            </w:pPr>
+            <w:r>
+              <w:t xml:space="preserve">P4 (aviation, shipping)</w:t>
+            </w:r>
+          </w:p>
+        </w:tc>
+      </w:tr>
+      <w:tr>
+        <w:tc>
+          <w:tcPr/>
+          <w:p>
+            <w:pPr>
+              <w:pStyle w:val="Compact"/>
+              <w:jc w:val="left"/>
+            </w:pPr>
+            <w:r>
+              <w:t xml:space="preserve">Unmodelled clean investment</w:t>
+            </w:r>
+          </w:p>
+        </w:tc>
+        <w:tc>
+          <w:tcPr/>
+          <w:p>
+            <w:pPr>
+              <w:pStyle w:val="Compact"/>
+              <w:jc w:val="left"/>
+            </w:pPr>
+            <w:r>
+              <w:t xml:space="preserve">Half on the generation split, half on the buildings split (IEA: about half of clean investment is power)</w:t>
+            </w:r>
+          </w:p>
+        </w:tc>
+      </w:tr>
+    </w:tbl>
+    <w:p>
+      <w:pPr>
+        <w:pStyle w:val="BodyText"/>
+      </w:pPr>
+      <w:r>
+        <w:t xml:space="preserve">The</w:t>
+      </w:r>
+      <w:r>
+        <w:t xml:space="preserve"> </w:t>
+      </w:r>
+      <w:r>
+        <w:rPr>
+          <w:bCs/>
+          <w:b/>
+        </w:rPr>
+        <w:t xml:space="preserve">direct budget need</w:t>
+      </w:r>
+      <w:r>
+        <w:t xml:space="preserve"> </w:t>
+      </w:r>
+      <w:r>
+        <w:t xml:space="preserve">is P1 plus the public gap in P4 (30% of its capital).</w:t>
+      </w:r>
+      <w:r>
+        <w:t xml:space="preserve"> </w:t>
+      </w:r>
+      <w:r>
+        <w:rPr>
+          <w:bCs/>
+          <w:b/>
+        </w:rPr>
+        <w:t xml:space="preserve">Private capital</w:t>
+      </w:r>
+      <w:r>
+        <w:t xml:space="preserve"> </w:t>
+      </w:r>
+      <w:r>
+        <w:t xml:space="preserve">is P3 + P5 + the other 70% of P4. Every share is a parameter on the workbook’s Inputs sheet (</w:t>
+      </w:r>
+      <w:r>
+        <w:rPr>
+          <w:rStyle w:val="VerbatimChar"/>
+        </w:rPr>
+        <w:t xml:space="preserve">ty_*</w:t>
+      </w:r>
+      <w:r>
+        <w:t xml:space="preserve">, marked † as assumptions). The Typology sheet shows the selected country’s indices, its share matrix and its investment by type each year. The engine and the workbook agree to 1e-9, and the five types sum to total investment in every country and year.</w:t>
+      </w:r>
+    </w:p>
+    <w:bookmarkEnd w:id="39"/>
+    <w:bookmarkStart w:id="43" w:name="results"/>
+    <w:p>
+      <w:pPr>
+        <w:pStyle w:val="Heading3"/>
+      </w:pPr>
+      <w:r>
+        <w:t xml:space="preserve">Results</w:t>
+      </w:r>
+    </w:p>
+    <w:p>
+      <w:pPr>
+        <w:pStyle w:val="CaptionedFigure"/>
+      </w:pPr>
+      <w:r>
+        <w:drawing>
+          <wp:inline>
+            <wp:extent cx="5334000" cy="2240280"/>
+            <wp:effectExtent b="0" l="0" r="0" t="0"/>
+            <wp:docPr descr="Who pays for 2030 net zero investment" title="" id="41" name="Picture"/>
+            <a:graphic>
+              <a:graphicData uri="http://schemas.openxmlformats.org/drawingml/2006/picture">
+                <pic:pic>
+                  <pic:nvPicPr>
+                    <pic:cNvPr descr="methodology_figures/typology_by_group.png" id="42" name="Picture"/>
+                    <pic:cNvPicPr>
+                      <a:picLocks noChangeArrowheads="1" noChangeAspect="1"/>
+                    </pic:cNvPicPr>
+                  </pic:nvPicPr>
+                  <pic:blipFill>
+                    <a:blip r:embed="rId40"/>
+                    <a:stretch>
+                      <a:fillRect/>
+                    </a:stretch>
+                  </pic:blipFill>
+                  <pic:spPr bwMode="auto">
+                    <a:xfrm>
+                      <a:off x="0" y="0"/>
+                      <a:ext cx="5334000" cy="2240280"/>
+                    </a:xfrm>
+                    <a:prstGeom prst="rect">
+                      <a:avLst/>
+                    </a:prstGeom>
+                    <a:noFill/>
+                    <a:ln w="9525">
+                      <a:noFill/>
+                      <a:headEnd/>
+                      <a:tailEnd/>
+                    </a:ln>
+                  </pic:spPr>
+                </pic:pic>
+              </a:graphicData>
+            </a:graphic>
+          </wp:inline>
+        </w:drawing>
+      </w:r>
+    </w:p>
+    <w:p>
+      <w:pPr>
+        <w:pStyle w:val="ImageCaption"/>
+      </w:pPr>
+      <w:r>
+        <w:t xml:space="preserve">Who pays for 2030 net zero investment</w:t>
+      </w:r>
+    </w:p>
+    <w:tbl>
+      <w:tblPr>
+        <w:tblStyle w:val="Table"/>
+        <w:tblW w:type="pct" w:w="5000"/>
+        <w:tblLook w:firstRow="1" w:lastRow="0" w:firstColumn="0" w:lastColumn="0" w:noHBand="0" w:noVBand="0" w:val="0020"/>
+        <w:jc w:val="start"/>
+      </w:tblPr>
+      <w:tblGrid>
+        <w:gridCol w:w="1584"/>
+        <w:gridCol w:w="1584"/>
+        <w:gridCol w:w="1584"/>
+        <w:gridCol w:w="1584"/>
+        <w:gridCol w:w="1584"/>
+      </w:tblGrid>
+      <w:tr>
+        <w:trPr>
+          <w:tblHeader w:val="true"/>
+        </w:trPr>
+        <w:tc>
+          <w:tcPr/>
+          <w:p>
+            <w:pPr>
+              <w:pStyle w:val="Compact"/>
+              <w:jc w:val="left"/>
+            </w:pPr>
+            <w:r>
+              <w:t xml:space="preserve">2030, USD bn</w:t>
+            </w:r>
+          </w:p>
+        </w:tc>
+        <w:tc>
+          <w:tcPr/>
+          <w:p>
+            <w:pPr>
+              <w:pStyle w:val="Compact"/>
+              <w:jc w:val="left"/>
+            </w:pPr>
+            <w:r>
+              <w:t xml:space="preserve">Advanced economies</w:t>
+            </w:r>
+          </w:p>
+        </w:tc>
+        <w:tc>
+          <w:tcPr/>
+          <w:p>
+            <w:pPr>
+              <w:pStyle w:val="Compact"/>
+              <w:jc w:val="left"/>
+            </w:pPr>
+            <w:r>
+              <w:t xml:space="preserve">China</w:t>
+            </w:r>
+          </w:p>
+        </w:tc>
+        <w:tc>
+          <w:tcPr/>
+          <w:p>
+            <w:pPr>
+              <w:pStyle w:val="Compact"/>
+              <w:jc w:val="left"/>
+            </w:pPr>
+            <w:r>
+              <w:t xml:space="preserve">Other EMDCs</w:t>
+            </w:r>
+          </w:p>
+        </w:tc>
+        <w:tc>
+          <w:tcPr/>
+          <w:p>
+            <w:pPr>
+              <w:pStyle w:val="Compact"/>
+              <w:jc w:val="left"/>
+            </w:pPr>
+            <w:r>
+              <w:t xml:space="preserve">World</w:t>
+            </w:r>
+          </w:p>
+        </w:tc>
+      </w:tr>
+      <w:tr>
+        <w:tc>
+          <w:tcPr/>
+          <w:p>
+            <w:pPr>
+              <w:pStyle w:val="Compact"/>
+              <w:jc w:val="left"/>
+            </w:pPr>
+            <w:r>
+              <w:t xml:space="preserve">P1 Pure public</w:t>
+            </w:r>
+          </w:p>
+        </w:tc>
+        <w:tc>
+          <w:tcPr/>
+          <w:p>
+            <w:pPr>
+              <w:pStyle w:val="Compact"/>
+              <w:jc w:val="left"/>
+            </w:pPr>
+            <w:r>
+              <w:t xml:space="preserve">174</w:t>
+            </w:r>
+          </w:p>
+        </w:tc>
+        <w:tc>
+          <w:tcPr/>
+          <w:p>
+            <w:pPr>
+              <w:pStyle w:val="Compact"/>
+              <w:jc w:val="left"/>
+            </w:pPr>
+            <w:r>
+              <w:t xml:space="preserve">70</w:t>
+            </w:r>
+          </w:p>
+        </w:tc>
+        <w:tc>
+          <w:tcPr/>
+          <w:p>
+            <w:pPr>
+              <w:pStyle w:val="Compact"/>
+              <w:jc w:val="left"/>
+            </w:pPr>
+            <w:r>
+              <w:t xml:space="preserve">267</w:t>
+            </w:r>
+          </w:p>
+        </w:tc>
+        <w:tc>
+          <w:tcPr/>
+          <w:p>
+            <w:pPr>
+              <w:pStyle w:val="Compact"/>
+              <w:jc w:val="left"/>
+            </w:pPr>
+            <w:r>
+              <w:t xml:space="preserve">511</w:t>
+            </w:r>
+          </w:p>
+        </w:tc>
+      </w:tr>
+      <w:tr>
+        <w:tc>
+          <w:tcPr/>
+          <w:p>
+            <w:pPr>
+              <w:pStyle w:val="Compact"/>
+              <w:jc w:val="left"/>
+            </w:pPr>
+            <w:r>
+              <w:t xml:space="preserve">P2 Regulated utility</w:t>
+            </w:r>
+          </w:p>
+        </w:tc>
+        <w:tc>
+          <w:tcPr/>
+          <w:p>
+            <w:pPr>
+              <w:pStyle w:val="Compact"/>
+              <w:jc w:val="left"/>
+            </w:pPr>
+            <w:r>
+              <w:t xml:space="preserve">508</w:t>
+            </w:r>
+          </w:p>
+        </w:tc>
+        <w:tc>
+          <w:tcPr/>
+          <w:p>
+            <w:pPr>
+              <w:pStyle w:val="Compact"/>
+              <w:jc w:val="left"/>
+            </w:pPr>
+            <w:r>
+              <w:t xml:space="preserve">620</w:t>
+            </w:r>
+          </w:p>
+        </w:tc>
+        <w:tc>
+          <w:tcPr/>
+          <w:p>
+            <w:pPr>
+              <w:pStyle w:val="Compact"/>
+              <w:jc w:val="left"/>
+            </w:pPr>
+            <w:r>
+              <w:t xml:space="preserve">179</w:t>
+            </w:r>
+          </w:p>
+        </w:tc>
+        <w:tc>
+          <w:tcPr/>
+          <w:p>
+            <w:pPr>
+              <w:pStyle w:val="Compact"/>
+              <w:jc w:val="left"/>
+            </w:pPr>
+            <w:r>
+              <w:t xml:space="preserve">1,307</w:t>
+            </w:r>
+          </w:p>
+        </w:tc>
+      </w:tr>
+      <w:tr>
+        <w:tc>
+          <w:tcPr/>
+          <w:p>
+            <w:pPr>
+              <w:pStyle w:val="Compact"/>
+              <w:jc w:val="left"/>
+            </w:pPr>
+            <w:r>
+              <w:t xml:space="preserve">P3 Contracted revenue</w:t>
+            </w:r>
+          </w:p>
+        </w:tc>
+        <w:tc>
+          <w:tcPr/>
+          <w:p>
+            <w:pPr>
+              <w:pStyle w:val="Compact"/>
+              <w:jc w:val="left"/>
+            </w:pPr>
+            <w:r>
+              <w:t xml:space="preserve">526</w:t>
+            </w:r>
+          </w:p>
+        </w:tc>
+        <w:tc>
+          <w:tcPr/>
+          <w:p>
+            <w:pPr>
+              <w:pStyle w:val="Compact"/>
+              <w:jc w:val="left"/>
+            </w:pPr>
+            <w:r>
+              <w:t xml:space="preserve">346</w:t>
+            </w:r>
+          </w:p>
+        </w:tc>
+        <w:tc>
+          <w:tcPr/>
+          <w:p>
+            <w:pPr>
+              <w:pStyle w:val="Compact"/>
+              <w:jc w:val="left"/>
+            </w:pPr>
+            <w:r>
+              <w:t xml:space="preserve">191</w:t>
+            </w:r>
+          </w:p>
+        </w:tc>
+        <w:tc>
+          <w:tcPr/>
+          <w:p>
+            <w:pPr>
+              <w:pStyle w:val="Compact"/>
+              <w:jc w:val="left"/>
+            </w:pPr>
+            <w:r>
+              <w:t xml:space="preserve">1,063</w:t>
+            </w:r>
+          </w:p>
+        </w:tc>
+      </w:tr>
+      <w:tr>
+        <w:tc>
+          <w:tcPr/>
+          <w:p>
+            <w:pPr>
+              <w:pStyle w:val="Compact"/>
+              <w:jc w:val="left"/>
+            </w:pPr>
+            <w:r>
+              <w:t xml:space="preserve">P4 Viability gap</w:t>
+            </w:r>
+          </w:p>
+        </w:tc>
+        <w:tc>
+          <w:tcPr/>
+          <w:p>
+            <w:pPr>
+              <w:pStyle w:val="Compact"/>
+              <w:jc w:val="left"/>
+            </w:pPr>
+            <w:r>
+              <w:t xml:space="preserve">114</w:t>
+            </w:r>
+          </w:p>
+        </w:tc>
+        <w:tc>
+          <w:tcPr/>
+          <w:p>
+            <w:pPr>
+              <w:pStyle w:val="Compact"/>
+              <w:jc w:val="left"/>
+            </w:pPr>
+            <w:r>
+              <w:t xml:space="preserve">167</w:t>
+            </w:r>
+          </w:p>
+        </w:tc>
+        <w:tc>
+          <w:tcPr/>
+          <w:p>
+            <w:pPr>
+              <w:pStyle w:val="Compact"/>
+              <w:jc w:val="left"/>
+            </w:pPr>
+            <w:r>
+              <w:t xml:space="preserve">374</w:t>
+            </w:r>
+          </w:p>
+        </w:tc>
+        <w:tc>
+          <w:tcPr/>
+          <w:p>
+            <w:pPr>
+              <w:pStyle w:val="Compact"/>
+              <w:jc w:val="left"/>
+            </w:pPr>
+            <w:r>
+              <w:t xml:space="preserve">655</w:t>
+            </w:r>
+          </w:p>
+        </w:tc>
+      </w:tr>
+      <w:tr>
+        <w:tc>
+          <w:tcPr/>
+          <w:p>
+            <w:pPr>
+              <w:pStyle w:val="Compact"/>
+              <w:jc w:val="left"/>
+            </w:pPr>
+            <w:r>
+              <w:t xml:space="preserve">P5 Pure private</w:t>
+            </w:r>
+          </w:p>
+        </w:tc>
+        <w:tc>
+          <w:tcPr/>
+          <w:p>
+            <w:pPr>
+              <w:pStyle w:val="Compact"/>
+              <w:jc w:val="left"/>
+            </w:pPr>
+            <w:r>
+              <w:t xml:space="preserve">951</w:t>
+            </w:r>
+          </w:p>
+        </w:tc>
+        <w:tc>
+          <w:tcPr/>
+          <w:p>
+            <w:pPr>
+              <w:pStyle w:val="Compact"/>
+              <w:jc w:val="left"/>
+            </w:pPr>
+            <w:r>
+              <w:t xml:space="preserve">325</w:t>
+            </w:r>
+          </w:p>
+        </w:tc>
+        <w:tc>
+          <w:tcPr/>
+          <w:p>
+            <w:pPr>
+              <w:pStyle w:val="Compact"/>
+              <w:jc w:val="left"/>
+            </w:pPr>
+            <w:r>
+              <w:t xml:space="preserve">291</w:t>
+            </w:r>
+          </w:p>
+        </w:tc>
+        <w:tc>
+          <w:tcPr/>
+          <w:p>
+            <w:pPr>
+              <w:pStyle w:val="Compact"/>
+              <w:jc w:val="left"/>
+            </w:pPr>
+            <w:r>
+              <w:t xml:space="preserve">1,567</w:t>
+            </w:r>
+          </w:p>
+        </w:tc>
+      </w:tr>
+      <w:tr>
+        <w:tc>
+          <w:tcPr/>
+          <w:p>
+            <w:pPr>
+              <w:pStyle w:val="Compact"/>
+              <w:jc w:val="left"/>
+            </w:pPr>
+            <w:r>
+              <w:rPr>
+                <w:bCs/>
+                <w:b/>
+              </w:rPr>
+              <w:t xml:space="preserve">Net zero investment</w:t>
+            </w:r>
+          </w:p>
+        </w:tc>
+        <w:tc>
+          <w:tcPr/>
+          <w:p>
+            <w:pPr>
+              <w:pStyle w:val="Compact"/>
+              <w:jc w:val="left"/>
+            </w:pPr>
+            <w:r>
+              <w:rPr>
+                <w:bCs/>
+                <w:b/>
+              </w:rPr>
+              <w:t xml:space="preserve">2,273</w:t>
+            </w:r>
+          </w:p>
+        </w:tc>
+        <w:tc>
+          <w:tcPr/>
+          <w:p>
+            <w:pPr>
+              <w:pStyle w:val="Compact"/>
+              <w:jc w:val="left"/>
+            </w:pPr>
+            <w:r>
+              <w:rPr>
+                <w:bCs/>
+                <w:b/>
+              </w:rPr>
+              <w:t xml:space="preserve">1,526</w:t>
+            </w:r>
+          </w:p>
+        </w:tc>
+        <w:tc>
+          <w:tcPr/>
+          <w:p>
+            <w:pPr>
+              <w:pStyle w:val="Compact"/>
+              <w:jc w:val="left"/>
+            </w:pPr>
+            <w:r>
+              <w:rPr>
+                <w:bCs/>
+                <w:b/>
+              </w:rPr>
+              <w:t xml:space="preserve">1,303</w:t>
+            </w:r>
+          </w:p>
+        </w:tc>
+        <w:tc>
+          <w:tcPr/>
+          <w:p>
+            <w:pPr>
+              <w:pStyle w:val="Compact"/>
+              <w:jc w:val="left"/>
+            </w:pPr>
+            <w:r>
+              <w:rPr>
+                <w:bCs/>
+                <w:b/>
+              </w:rPr>
+              <w:t xml:space="preserve">5,103</w:t>
+            </w:r>
+          </w:p>
+        </w:tc>
+      </w:tr>
+      <w:tr>
+        <w:tc>
+          <w:tcPr/>
+          <w:p>
+            <w:pPr>
+              <w:pStyle w:val="Compact"/>
+              <w:jc w:val="left"/>
+            </w:pPr>
+            <w:r>
+              <w:t xml:space="preserve">Direct budget need (P1 + gap of P4)</w:t>
+            </w:r>
+          </w:p>
+        </w:tc>
+        <w:tc>
+          <w:tcPr/>
+          <w:p>
+            <w:pPr>
+              <w:pStyle w:val="Compact"/>
+              <w:jc w:val="left"/>
+            </w:pPr>
+            <w:r>
+              <w:t xml:space="preserve">209</w:t>
+            </w:r>
+          </w:p>
+        </w:tc>
+        <w:tc>
+          <w:tcPr/>
+          <w:p>
+            <w:pPr>
+              <w:pStyle w:val="Compact"/>
+              <w:jc w:val="left"/>
+            </w:pPr>
+            <w:r>
+              <w:t xml:space="preserve">120</w:t>
+            </w:r>
+          </w:p>
+        </w:tc>
+        <w:tc>
+          <w:tcPr/>
+          <w:p>
+            <w:pPr>
+              <w:pStyle w:val="Compact"/>
+              <w:jc w:val="left"/>
+            </w:pPr>
+            <w:r>
+              <w:t xml:space="preserve">379</w:t>
+            </w:r>
+          </w:p>
+        </w:tc>
+        <w:tc>
+          <w:tcPr/>
+          <w:p>
+            <w:pPr>
+              <w:pStyle w:val="Compact"/>
+              <w:jc w:val="left"/>
+            </w:pPr>
+            <w:r>
+              <w:t xml:space="preserve">708</w:t>
+            </w:r>
+          </w:p>
+        </w:tc>
+      </w:tr>
+      <w:tr>
+        <w:tc>
+          <w:tcPr/>
+          <w:p>
+            <w:pPr>
+              <w:pStyle w:val="Compact"/>
+              <w:jc w:val="left"/>
+            </w:pPr>
+            <w:r>
+              <w:t xml:space="preserve">of which incremental</w:t>
+            </w:r>
+          </w:p>
+        </w:tc>
+        <w:tc>
+          <w:tcPr/>
+          <w:p>
+            <w:pPr>
+              <w:pStyle w:val="Compact"/>
+              <w:jc w:val="left"/>
+            </w:pPr>
+            <w:r>
+              <w:t xml:space="preserve">111</w:t>
+            </w:r>
+          </w:p>
+        </w:tc>
+        <w:tc>
+          <w:tcPr/>
+          <w:p>
+            <w:pPr>
+              <w:pStyle w:val="Compact"/>
+              <w:jc w:val="left"/>
+            </w:pPr>
+            <w:r>
+              <w:t xml:space="preserve">82</w:t>
+            </w:r>
+          </w:p>
+        </w:tc>
+        <w:tc>
+          <w:tcPr/>
+          <w:p>
+            <w:pPr>
+              <w:pStyle w:val="Compact"/>
+              <w:jc w:val="left"/>
+            </w:pPr>
+            <w:r>
+              <w:t xml:space="preserve">313</w:t>
+            </w:r>
+          </w:p>
+        </w:tc>
+        <w:tc>
+          <w:tcPr/>
+          <w:p>
+            <w:pPr>
+              <w:pStyle w:val="Compact"/>
+              <w:jc w:val="left"/>
+            </w:pPr>
+            <w:r>
+              <w:t xml:space="preserve">506</w:t>
+            </w:r>
+          </w:p>
+        </w:tc>
+      </w:tr>
+      <w:tr>
+        <w:tc>
+          <w:tcPr/>
+          <w:p>
+            <w:pPr>
+              <w:pStyle w:val="Compact"/>
+              <w:jc w:val="left"/>
+            </w:pPr>
+            <w:r>
+              <w:t xml:space="preserve">Private capital, share</w:t>
+            </w:r>
+          </w:p>
+        </w:tc>
+        <w:tc>
+          <w:tcPr/>
+          <w:p>
+            <w:pPr>
+              <w:pStyle w:val="Compact"/>
+              <w:jc w:val="left"/>
+            </w:pPr>
+            <w:r>
+              <w:t xml:space="preserve">69%</w:t>
+            </w:r>
+          </w:p>
+        </w:tc>
+        <w:tc>
+          <w:tcPr/>
+          <w:p>
+            <w:pPr>
+              <w:pStyle w:val="Compact"/>
+              <w:jc w:val="left"/>
+            </w:pPr>
+            <w:r>
+              <w:t xml:space="preserve">52%</w:t>
+            </w:r>
+          </w:p>
+        </w:tc>
+        <w:tc>
+          <w:tcPr/>
+          <w:p>
+            <w:pPr>
+              <w:pStyle w:val="Compact"/>
+              <w:jc w:val="left"/>
+            </w:pPr>
+            <w:r>
+              <w:t xml:space="preserve">57%</w:t>
+            </w:r>
+          </w:p>
+        </w:tc>
+        <w:tc>
+          <w:tcPr/>
+          <w:p>
+            <w:pPr>
+              <w:pStyle w:val="Compact"/>
+              <w:jc w:val="left"/>
+            </w:pPr>
+            <w:r>
+              <w:t xml:space="preserve">61%</w:t>
+            </w:r>
+          </w:p>
+        </w:tc>
+      </w:tr>
+    </w:tbl>
+    <w:p>
+      <w:pPr>
+        <w:numPr>
+          <w:ilvl w:val="0"/>
+          <w:numId w:val="1009"/>
+        </w:numPr>
+        <w:pStyle w:val="Compact"/>
+      </w:pPr>
+      <w:r>
+        <w:rPr>
+          <w:bCs/>
+          <w:b/>
+        </w:rPr>
+        <w:t xml:space="preserve">China</w:t>
+      </w:r>
+      <w:r>
+        <w:t xml:space="preserve"> </w:t>
+      </w:r>
+      <w:r>
+        <w:t xml:space="preserve">is mostly P2 (41%) because its power and grids run through state utilities and grid companies buying from state generators.</w:t>
+      </w:r>
+    </w:p>
+    <w:p>
+      <w:pPr>
+        <w:numPr>
+          <w:ilvl w:val="0"/>
+          <w:numId w:val="1009"/>
+        </w:numPr>
+        <w:pStyle w:val="Compact"/>
+      </w:pPr>
+      <w:r>
+        <w:rPr>
+          <w:bCs/>
+          <w:b/>
+        </w:rPr>
+        <w:t xml:space="preserve">Advanced economies</w:t>
+      </w:r>
+      <w:r>
+        <w:t xml:space="preserve"> </w:t>
+      </w:r>
+      <w:r>
+        <w:t xml:space="preserve">have the largest P5 share (42%): wholesale markets leave room for merchant and distributed power, and households and firms buy EVs, heat pumps and rooftop solar out of savings.</w:t>
+      </w:r>
+    </w:p>
+    <w:p>
+      <w:pPr>
+        <w:numPr>
+          <w:ilvl w:val="0"/>
+          <w:numId w:val="1009"/>
+        </w:numPr>
+        <w:pStyle w:val="Compact"/>
+      </w:pPr>
+      <w:r>
+        <w:rPr>
+          <w:bCs/>
+          <w:b/>
+        </w:rPr>
+        <w:t xml:space="preserve">Other EMDCs</w:t>
+      </w:r>
+      <w:r>
+        <w:t xml:space="preserve"> </w:t>
+      </w:r>
+      <w:r>
+        <w:t xml:space="preserve">need public money beyond a guarantee for half their investment (P1 21%, P4 29%). Their budget need, USD 379 bn in 2030, is 29% of their needs, and 313 bn of it is incremental.</w:t>
+      </w:r>
+    </w:p>
+    <w:p>
+      <w:pPr>
+        <w:numPr>
+          <w:ilvl w:val="0"/>
+          <w:numId w:val="1009"/>
+        </w:numPr>
+        <w:pStyle w:val="Compact"/>
+      </w:pPr>
+      <w:r>
+        <w:rPr>
+          <w:bCs/>
+          <w:b/>
+        </w:rPr>
+        <w:t xml:space="preserve">Low-income countries</w:t>
+      </w:r>
+      <w:r>
+        <w:t xml:space="preserve"> </w:t>
+      </w:r>
+      <w:r>
+        <w:t xml:space="preserve">are 57% P1: land use, grids for access and utilities that do not recover costs. Two-thirds of their USD 88 bn falls on the budget.</w:t>
+      </w:r>
+    </w:p>
+    <w:p>
+      <w:pPr>
+        <w:numPr>
+          <w:ilvl w:val="0"/>
+          <w:numId w:val="1009"/>
+        </w:numPr>
+        <w:pStyle w:val="Compact"/>
+      </w:pPr>
+      <w:r>
+        <w:rPr>
+          <w:bCs/>
+          <w:b/>
+        </w:rPr>
+        <w:t xml:space="preserve">Market structure matters:</w:t>
+      </w:r>
+      <w:r>
+        <w:t xml:space="preserve"> </w:t>
+      </w:r>
+      <w:r>
+        <w:t xml:space="preserve">in wholesale markets 38% of investment is P5; under vertically integrated utilities, 20%, with a quarter P1.</w:t>
+      </w:r>
+    </w:p>
+    <w:p>
+      <w:pPr>
+        <w:numPr>
+          <w:ilvl w:val="0"/>
+          <w:numId w:val="1009"/>
+        </w:numPr>
+        <w:pStyle w:val="Compact"/>
+      </w:pPr>
+      <w:r>
+        <w:t xml:space="preserve">The 57% private share for other EMDCs is close to IEA-IFC’s estimate that about 60% of EMDE clean energy investment must be private.</w:t>
+      </w:r>
+    </w:p>
+    <w:bookmarkEnd w:id="43"/>
+    <w:bookmarkStart w:id="44" w:name="how-country-context-moves-an-investment"/>
+    <w:p>
+      <w:pPr>
+        <w:pStyle w:val="Heading3"/>
+      </w:pPr>
+      <w:r>
+        <w:t xml:space="preserve">How country context moves an investment</w:t>
+      </w:r>
+    </w:p>
+    <w:p>
+      <w:pPr>
+        <w:pStyle w:val="FirstParagraph"/>
+      </w:pPr>
+      <w:r>
+        <w:t xml:space="preserve">The direction is the same everywhere: the weaker the institutions and the higher the cost of capital, the further toward P1 an investment falls. A solar farm is P3 in Brazil, where the buyer is creditworthy and auctions are tested. In a country whose utility recovers only part of its costs it is effectively P2, and in a fragile state P1, because a public guarantee or the budget stands behind the contract.</w:t>
+      </w:r>
+    </w:p>
+    <w:tbl>
+      <w:tblPr>
+        <w:tblStyle w:val="Table"/>
+        <w:tblW w:type="pct" w:w="5000"/>
+        <w:tblLook w:firstRow="1" w:lastRow="0" w:firstColumn="0" w:lastColumn="0" w:noHBand="0" w:noVBand="0" w:val="0020"/>
+        <w:jc w:val="start"/>
+      </w:tblPr>
+      <w:tblGrid>
+        <w:gridCol w:w="2640"/>
+        <w:gridCol w:w="2640"/>
+        <w:gridCol w:w="2640"/>
+      </w:tblGrid>
+      <w:tr>
+        <w:trPr>
+          <w:tblHeader w:val="true"/>
+        </w:trPr>
+        <w:tc>
+          <w:tcPr/>
+          <w:p>
+            <w:pPr>
+              <w:pStyle w:val="Compact"/>
+              <w:jc w:val="left"/>
+            </w:pPr>
+            <w:r>
+              <w:t xml:space="preserve">Condition</w:t>
+            </w:r>
+          </w:p>
+        </w:tc>
+        <w:tc>
+          <w:tcPr/>
+          <w:p>
+            <w:pPr>
+              <w:pStyle w:val="Compact"/>
+              <w:jc w:val="left"/>
+            </w:pPr>
+            <w:r>
+              <w:t xml:space="preserve">Moves investment toward</w:t>
+            </w:r>
+          </w:p>
+        </w:tc>
+        <w:tc>
+          <w:tcPr/>
+          <w:p>
+            <w:pPr>
+              <w:pStyle w:val="Compact"/>
+              <w:jc w:val="left"/>
+            </w:pPr>
+            <w:r>
+              <w:t xml:space="preserve">Indicator (dashboard and NMIM)</w:t>
+            </w:r>
+          </w:p>
+        </w:tc>
+      </w:tr>
+      <w:tr>
+        <w:tc>
+          <w:tcPr/>
+          <w:p>
+            <w:pPr>
+              <w:pStyle w:val="Compact"/>
+              <w:jc w:val="left"/>
+            </w:pPr>
+            <w:r>
+              <w:t xml:space="preserve">Utility not creditworthy or tariffs below cost</w:t>
+            </w:r>
+          </w:p>
+        </w:tc>
+        <w:tc>
+          <w:tcPr/>
+          <w:p>
+            <w:pPr>
+              <w:pStyle w:val="Compact"/>
+              <w:jc w:val="left"/>
+            </w:pPr>
+            <w:r>
+              <w:t xml:space="preserve">P3 → P2 → P1</w:t>
+            </w:r>
+          </w:p>
+        </w:tc>
+        <w:tc>
+          <w:tcPr/>
+          <w:p>
+            <w:pPr>
+              <w:pStyle w:val="Compact"/>
+              <w:jc w:val="left"/>
+            </w:pPr>
+            <w:r>
+              <w:t xml:space="preserve">Cost recovery (CPAT); market structure, regulator (PSRT)</w:t>
+            </w:r>
+          </w:p>
+        </w:tc>
+      </w:tr>
+      <w:tr>
+        <w:tc>
+          <w:tcPr/>
+          <w:p>
+            <w:pPr>
+              <w:pStyle w:val="Compact"/>
+              <w:jc w:val="left"/>
+            </w:pPr>
+            <w:r>
+              <w:t xml:space="preserve">High cost of capital</w:t>
+            </w:r>
+          </w:p>
+        </w:tc>
+        <w:tc>
+          <w:tcPr/>
+          <w:p>
+            <w:pPr>
+              <w:pStyle w:val="Compact"/>
+              <w:jc w:val="left"/>
+            </w:pPr>
+            <w:r>
+              <w:t xml:space="preserve">P5 and P3 → P4</w:t>
+            </w:r>
+          </w:p>
+        </w:tc>
+        <w:tc>
+          <w:tcPr/>
+          <w:p>
+            <w:pPr>
+              <w:pStyle w:val="Compact"/>
+              <w:jc w:val="left"/>
+            </w:pPr>
+            <w:r>
+              <w:t xml:space="preserve">Country WACC; official-private rate spread (IDS)</w:t>
+            </w:r>
+          </w:p>
+        </w:tc>
+      </w:tr>
+      <w:tr>
+        <w:tc>
+          <w:tcPr/>
+          <w:p>
+            <w:pPr>
+              <w:pStyle w:val="Compact"/>
+              <w:jc w:val="left"/>
+            </w:pPr>
+            <w:r>
+              <w:t xml:space="preserve">Fossil subsidies or no carbon price</w:t>
+            </w:r>
+          </w:p>
+        </w:tc>
+        <w:tc>
+          <w:tcPr/>
+          <w:p>
+            <w:pPr>
+              <w:pStyle w:val="Compact"/>
+              <w:jc w:val="left"/>
+            </w:pPr>
+            <w:r>
+              <w:t xml:space="preserve">P5 → P4</w:t>
+            </w:r>
+          </w:p>
+        </w:tc>
+        <w:tc>
+          <w:tcPr/>
+          <w:p>
+            <w:pPr>
+              <w:pStyle w:val="Compact"/>
+              <w:jc w:val="left"/>
+            </w:pPr>
+            <w:r>
+              <w:t xml:space="preserve">Explicit subsidies (IMF FFS); carbon pricing</w:t>
+            </w:r>
+          </w:p>
+        </w:tc>
+      </w:tr>
+      <w:tr>
+        <w:tc>
+          <w:tcPr/>
+          <w:p>
+            <w:pPr>
+              <w:pStyle w:val="Compact"/>
+              <w:jc w:val="left"/>
+            </w:pPr>
+            <w:r>
+              <w:t xml:space="preserve">Weak public investment management</w:t>
+            </w:r>
+          </w:p>
+        </w:tc>
+        <w:tc>
+          <w:tcPr/>
+          <w:p>
+            <w:pPr>
+              <w:pStyle w:val="Compact"/>
+              <w:jc w:val="left"/>
+            </w:pPr>
+            <w:r>
+              <w:t xml:space="preserve">Raises the cost of P1 and P2</w:t>
+            </w:r>
+          </w:p>
+        </w:tc>
+        <w:tc>
+          <w:tcPr/>
+          <w:p>
+            <w:pPr>
+              <w:pStyle w:val="Compact"/>
+              <w:jc w:val="left"/>
+            </w:pPr>
+            <w:r>
+              <w:t xml:space="preserve">PEFA PI-11, capex execution (BOOST); PIMA gap</w:t>
+            </w:r>
+          </w:p>
+        </w:tc>
+      </w:tr>
+    </w:tbl>
+    <w:p>
+      <w:pPr>
+        <w:pStyle w:val="BodyText"/>
+      </w:pPr>
+      <w:r>
+        <w:t xml:space="preserve">Policy moves investment the other way. Cost-reflective tariffs move P1 grids to P2. Guarantees and auctions move P2 generation to P3. Carbon pricing, subsidy reform and CBAM credit move P4 industry toward P5. Each move shifts spending off the budget.</w:t>
+      </w:r>
+    </w:p>
+    <w:bookmarkEnd w:id="44"/>
+    <w:bookmarkStart w:id="45" w:name="Xd5f7f06a6210447fc8a50b43a5f216f1fe294b3"/>
+    <w:p>
+      <w:pPr>
+        <w:pStyle w:val="Heading3"/>
+      </w:pPr>
+      <w:r>
+        <w:t xml:space="preserve">Financing implications and the three lenses</w:t>
+      </w:r>
+    </w:p>
+    <w:p>
+      <w:pPr>
+        <w:pStyle w:val="FirstParagraph"/>
+      </w:pPr>
+      <w:r>
+        <w:t xml:space="preserve">Only P1 and the gap in P4 are budget spending; for P2 and P3 the public job is to make revenue bankable.</w:t>
+      </w:r>
+    </w:p>
+    <w:tbl>
+      <w:tblPr>
+        <w:tblStyle w:val="Table"/>
+        <w:tblW w:type="pct" w:w="5000"/>
+        <w:tblLook w:firstRow="1" w:lastRow="0" w:firstColumn="0" w:lastColumn="0" w:noHBand="0" w:noVBand="0" w:val="0020"/>
+        <w:jc w:val="start"/>
+      </w:tblPr>
+      <w:tblGrid>
+        <w:gridCol w:w="1584"/>
+        <w:gridCol w:w="1584"/>
+        <w:gridCol w:w="1584"/>
+        <w:gridCol w:w="1584"/>
+        <w:gridCol w:w="1584"/>
+      </w:tblGrid>
+      <w:tr>
+        <w:trPr>
+          <w:tblHeader w:val="true"/>
+        </w:trPr>
+        <w:tc>
+          <w:tcPr/>
+          <w:p>
+            <w:pPr>
+              <w:pStyle w:val="Compact"/>
+              <w:jc w:val="left"/>
+            </w:pPr>
+            <w:r>
+              <w:t xml:space="preserve">Type</w:t>
+            </w:r>
+          </w:p>
+        </w:tc>
+        <w:tc>
+          <w:tcPr/>
+          <w:p>
+            <w:pPr>
+              <w:pStyle w:val="Compact"/>
+              <w:jc w:val="left"/>
+            </w:pPr>
+            <w:r>
+              <w:t xml:space="preserve">Public role</w:t>
+            </w:r>
+          </w:p>
+        </w:tc>
+        <w:tc>
+          <w:tcPr/>
+          <w:p>
+            <w:pPr>
+              <w:pStyle w:val="Compact"/>
+              <w:jc w:val="left"/>
+            </w:pPr>
+            <w:r>
+              <w:t xml:space="preserve">Fiscal cost</w:t>
+            </w:r>
+          </w:p>
+        </w:tc>
+        <w:tc>
+          <w:tcPr/>
+          <w:p>
+            <w:pPr>
+              <w:pStyle w:val="Compact"/>
+              <w:jc w:val="left"/>
+            </w:pPr>
+            <w:r>
+              <w:t xml:space="preserve">What lowers the cost of capital</w:t>
+            </w:r>
+          </w:p>
+        </w:tc>
+        <w:tc>
+          <w:tcPr/>
+          <w:p>
+            <w:pPr>
+              <w:pStyle w:val="Compact"/>
+              <w:jc w:val="left"/>
+            </w:pPr>
+            <w:r>
+              <w:t xml:space="preserve">Lens that matters</w:t>
+            </w:r>
+          </w:p>
+        </w:tc>
+      </w:tr>
+      <w:tr>
+        <w:tc>
+          <w:tcPr/>
+          <w:p>
+            <w:pPr>
+              <w:pStyle w:val="Compact"/>
+              <w:jc w:val="left"/>
+            </w:pPr>
+            <w:r>
+              <w:t xml:space="preserve">P1 Pure public</w:t>
+            </w:r>
+          </w:p>
+        </w:tc>
+        <w:tc>
+          <w:tcPr/>
+          <w:p>
+            <w:pPr>
+              <w:pStyle w:val="Compact"/>
+              <w:jc w:val="left"/>
+            </w:pPr>
+            <w:r>
+              <w:t xml:space="preserve">Finance and build it</w:t>
+            </w:r>
+          </w:p>
+        </w:tc>
+        <w:tc>
+          <w:tcPr/>
+          <w:p>
+            <w:pPr>
+              <w:pStyle w:val="Compact"/>
+              <w:jc w:val="left"/>
+            </w:pPr>
+            <w:r>
+              <w:t xml:space="preserve">Full capital cost, on budget</w:t>
+            </w:r>
+          </w:p>
+        </w:tc>
+        <w:tc>
+          <w:tcPr/>
+          <w:p>
+            <w:pPr>
+              <w:pStyle w:val="Compact"/>
+              <w:jc w:val="left"/>
+            </w:pPr>
+            <w:r>
+              <w:t xml:space="preserve">Concessional and MDB sovereign loans; better PIM</w:t>
+            </w:r>
+          </w:p>
+        </w:tc>
+        <w:tc>
+          <w:tcPr/>
+          <w:p>
+            <w:pPr>
+              <w:pStyle w:val="Compact"/>
+              <w:jc w:val="left"/>
+            </w:pPr>
+            <w:r>
+              <w:t xml:space="preserve">(b) 6% or IBRD rate; (c) for the economic case</w:t>
+            </w:r>
+          </w:p>
+        </w:tc>
+      </w:tr>
+      <w:tr>
+        <w:tc>
+          <w:tcPr/>
+          <w:p>
+            <w:pPr>
+              <w:pStyle w:val="Compact"/>
+              <w:jc w:val="left"/>
+            </w:pPr>
+            <w:r>
+              <w:t xml:space="preserve">P2 Regulated utility</w:t>
+            </w:r>
+          </w:p>
+        </w:tc>
+        <w:tc>
+          <w:tcPr/>
+          <w:p>
+            <w:pPr>
+              <w:pStyle w:val="Compact"/>
+              <w:jc w:val="left"/>
+            </w:pPr>
+            <w:r>
+              <w:t xml:space="preserve">Set cost-reflective tariffs; recapitalise utilities</w:t>
+            </w:r>
+          </w:p>
+        </w:tc>
+        <w:tc>
+          <w:tcPr/>
+          <w:p>
+            <w:pPr>
+              <w:pStyle w:val="Compact"/>
+              <w:jc w:val="left"/>
+            </w:pPr>
+            <w:r>
+              <w:t xml:space="preserve">Contingent: guarantees, arrears, tariff shortfalls</w:t>
+            </w:r>
+          </w:p>
+        </w:tc>
+        <w:tc>
+          <w:tcPr/>
+          <w:p>
+            <w:pPr>
+              <w:pStyle w:val="Compact"/>
+              <w:jc w:val="left"/>
+            </w:pPr>
+            <w:r>
+              <w:t xml:space="preserve">Regulatory credibility, utility reform</w:t>
+            </w:r>
+          </w:p>
+        </w:tc>
+        <w:tc>
+          <w:tcPr/>
+          <w:p>
+            <w:pPr>
+              <w:pStyle w:val="Compact"/>
+              <w:jc w:val="left"/>
+            </w:pPr>
+            <w:r>
+              <w:t xml:space="preserve">Between (a) and (b): regulated return</w:t>
+            </w:r>
+          </w:p>
+        </w:tc>
+      </w:tr>
+      <w:tr>
+        <w:tc>
+          <w:tcPr/>
+          <w:p>
+            <w:pPr>
+              <w:pStyle w:val="Compact"/>
+              <w:jc w:val="left"/>
+            </w:pPr>
+            <w:r>
+              <w:t xml:space="preserve">P3 Contracted revenue</w:t>
+            </w:r>
+          </w:p>
+        </w:tc>
+        <w:tc>
+          <w:tcPr/>
+          <w:p>
+            <w:pPr>
+              <w:pStyle w:val="Compact"/>
+              <w:jc w:val="left"/>
+            </w:pPr>
+            <w:r>
+              <w:t xml:space="preserve">Run auctions; stand behind the buyer</w:t>
+            </w:r>
+          </w:p>
+        </w:tc>
+        <w:tc>
+          <w:tcPr/>
+          <w:p>
+            <w:pPr>
+              <w:pStyle w:val="Compact"/>
+              <w:jc w:val="left"/>
+            </w:pPr>
+            <w:r>
+              <w:t xml:space="preserve">Contingent: payment guarantees, FX risk</w:t>
+            </w:r>
+          </w:p>
+        </w:tc>
+        <w:tc>
+          <w:tcPr/>
+          <w:p>
+            <w:pPr>
+              <w:pStyle w:val="Compact"/>
+              <w:jc w:val="left"/>
+            </w:pPr>
+            <w:r>
+              <w:t xml:space="preserve">Guarantees, FX hedging, standard contracts</w:t>
+            </w:r>
+          </w:p>
+        </w:tc>
+        <w:tc>
+          <w:tcPr/>
+          <w:p>
+            <w:pPr>
+              <w:pStyle w:val="Compact"/>
+              <w:jc w:val="left"/>
+            </w:pPr>
+            <w:r>
+              <w:t xml:space="preserve">(a) market WACC, reduced by de-risking</w:t>
+            </w:r>
+          </w:p>
+        </w:tc>
+      </w:tr>
+      <w:tr>
+        <w:tc>
+          <w:tcPr/>
+          <w:p>
+            <w:pPr>
+              <w:pStyle w:val="Compact"/>
+              <w:jc w:val="left"/>
+            </w:pPr>
+            <w:r>
+              <w:t xml:space="preserve">P4 Viability gap</w:t>
+            </w:r>
+          </w:p>
+        </w:tc>
+        <w:tc>
+          <w:tcPr/>
+          <w:p>
+            <w:pPr>
+              <w:pStyle w:val="Compact"/>
+              <w:jc w:val="left"/>
+            </w:pPr>
+            <w:r>
+              <w:t xml:space="preserve">Pay the gap: CfDs, grants, carbon price</w:t>
+            </w:r>
+          </w:p>
+        </w:tc>
+        <w:tc>
+          <w:tcPr/>
+          <w:p>
+            <w:pPr>
+              <w:pStyle w:val="Compact"/>
+              <w:jc w:val="left"/>
+            </w:pPr>
+            <w:r>
+              <w:t xml:space="preserve">The gap only</w:t>
+            </w:r>
+          </w:p>
+        </w:tc>
+        <w:tc>
+          <w:tcPr/>
+          <w:p>
+            <w:pPr>
+              <w:pStyle w:val="Compact"/>
+              <w:jc w:val="left"/>
+            </w:pPr>
+            <w:r>
+              <w:t xml:space="preserve">Carbon contracts for difference, green procurement</w:t>
+            </w:r>
+          </w:p>
+        </w:tc>
+        <w:tc>
+          <w:tcPr/>
+          <w:p>
+            <w:pPr>
+              <w:pStyle w:val="Compact"/>
+              <w:jc w:val="left"/>
+            </w:pPr>
+            <w:r>
+              <w:t xml:space="preserve">(a) for the investor; (c) to justify the subsidy</w:t>
+            </w:r>
+          </w:p>
+        </w:tc>
+      </w:tr>
+      <w:tr>
+        <w:tc>
+          <w:tcPr/>
+          <w:p>
+            <w:pPr>
+              <w:pStyle w:val="Compact"/>
+              <w:jc w:val="left"/>
+            </w:pPr>
+            <w:r>
+              <w:t xml:space="preserve">P5 Pure private</w:t>
+            </w:r>
+          </w:p>
+        </w:tc>
+        <w:tc>
+          <w:tcPr/>
+          <w:p>
+            <w:pPr>
+              <w:pStyle w:val="Compact"/>
+              <w:jc w:val="left"/>
+            </w:pPr>
+            <w:r>
+              <w:t xml:space="preserve">Set standards and prices; ease credit</w:t>
+            </w:r>
+          </w:p>
+        </w:tc>
+        <w:tc>
+          <w:tcPr/>
+          <w:p>
+            <w:pPr>
+              <w:pStyle w:val="Compact"/>
+              <w:jc w:val="left"/>
+            </w:pPr>
+            <w:r>
+              <w:t xml:space="preserve">Little or none; subsidy reform raises revenue</w:t>
+            </w:r>
+          </w:p>
+        </w:tc>
+        <w:tc>
+          <w:tcPr/>
+          <w:p>
+            <w:pPr>
+              <w:pStyle w:val="Compact"/>
+              <w:jc w:val="left"/>
+            </w:pPr>
+            <w:r>
+              <w:t xml:space="preserve">Green credit lines, feebates</w:t>
+            </w:r>
+          </w:p>
+        </w:tc>
+        <w:tc>
+          <w:tcPr/>
+          <w:p>
+            <w:pPr>
+              <w:pStyle w:val="Compact"/>
+              <w:jc w:val="left"/>
+            </w:pPr>
+            <w:r>
+              <w:t xml:space="preserve">(a) market or household rate</w:t>
+            </w:r>
+          </w:p>
+        </w:tc>
+      </w:tr>
+    </w:tbl>
+    <w:p>
+      <w:pPr>
+        <w:pStyle w:val="BodyText"/>
+      </w:pPr>
+      <w:r>
+        <w:t xml:space="preserve">Lens (a) is what P3 to P5 investors see. Lens (b) is the cost of P1 and of utility debt raised on public terms; the gap between (a) and (b) is the value of de-risking for P3 and the case for concessional finance. Lens (c) is the case for spending public money on P1 and the P4 gap: the co-benefits are public, so the budget is the natural payer.</w:t>
+      </w:r>
+    </w:p>
+    <w:bookmarkEnd w:id="45"/>
+    <w:bookmarkStart w:id="46" w:name="weak-points"/>
+    <w:p>
+      <w:pPr>
+        <w:pStyle w:val="Heading3"/>
+      </w:pPr>
+      <w:r>
+        <w:t xml:space="preserve">Weak points</w:t>
+      </w:r>
+    </w:p>
+    <w:p>
+      <w:pPr>
+        <w:numPr>
+          <w:ilvl w:val="0"/>
+          <w:numId w:val="1010"/>
+        </w:numPr>
+        <w:pStyle w:val="Compact"/>
+      </w:pPr>
+      <w:r>
+        <w:t xml:space="preserve">The type shares are judgements applied to country data. They should be replaced, country by country, with observed public-private splits: CCDR investment plans, CPI’s Global Landscape of Climate Finance, IEA World Energy Investment by source of finance.</w:t>
+      </w:r>
+    </w:p>
+    <w:p>
+      <w:pPr>
+        <w:numPr>
+          <w:ilvl w:val="0"/>
+          <w:numId w:val="1010"/>
+        </w:numPr>
+        <w:pStyle w:val="Compact"/>
+      </w:pPr>
+      <w:r>
+        <w:t xml:space="preserve">PSRT ends in 2013, and the curated codes need review by power sector staff. PPI misses most domestic private investment and covers no advanced economies.</w:t>
+      </w:r>
+    </w:p>
+    <w:p>
+      <w:pPr>
+        <w:numPr>
+          <w:ilvl w:val="0"/>
+          <w:numId w:val="1010"/>
+        </w:numPr>
+        <w:pStyle w:val="Compact"/>
+      </w:pPr>
+      <w:r>
+        <w:t xml:space="preserve">Cost recovery compares average retail prices with CPAT supply costs; it misses collection losses and arrears, which often matter more for a utility’s credit.</w:t>
+      </w:r>
+    </w:p>
+    <w:bookmarkEnd w:id="46"/>
+    <w:bookmarkEnd w:id="47"/>
+    <w:bookmarkStart w:id="51" w:name="sensitivity"/>
+    <w:p>
+      <w:pPr>
+        <w:pStyle w:val="Heading2"/>
+      </w:pPr>
+      <w:r>
+        <w:t xml:space="preserve">Sensitivity</w:t>
+      </w:r>
+    </w:p>
+    <w:p>
+      <w:pPr>
+        <w:pStyle w:val="FirstParagraph"/>
+      </w:pPr>
+      <w:r>
+        <w:t xml:space="preserve">At the World Bank rate the world result ranges from USD 8 bn to 58 bn a year of net cost across 14 one-at-a-time tests; only reverting to v1.0’s calibrated benefits makes it a saving. The three inputs to firm up first are the EV premium, the savings in buildings and industry, and how grid benefits are counted.</w:t>
+      </w:r>
+    </w:p>
+    <w:p>
+      <w:pPr>
+        <w:pStyle w:val="CaptionedFigure"/>
+      </w:pPr>
+      <w:r>
+        <w:drawing>
+          <wp:inline>
+            <wp:extent cx="5334000" cy="2603500"/>
+            <wp:effectExtent b="0" l="0" r="0" t="0"/>
+            <wp:docPr descr="At 6%, the world stays a net cost in every case except the v1.0 benefits" title="" id="49" name="Picture"/>
+            <a:graphic>
+              <a:graphicData uri="http://schemas.openxmlformats.org/drawingml/2006/picture">
+                <pic:pic>
+                  <pic:nvPicPr>
+                    <pic:cNvPr descr="methodology_figures/sensitivity_tornado.png" id="50" name="Picture"/>
+                    <pic:cNvPicPr>
+                      <a:picLocks noChangeArrowheads="1" noChangeAspect="1"/>
+                    </pic:cNvPicPr>
+                  </pic:nvPicPr>
+                  <pic:blipFill>
+                    <a:blip r:embed="rId48"/>
                     <a:stretch>
                       <a:fillRect/>
                     </a:stretch>
@@ -5351,7 +9248,7 @@
       <w:pPr>
         <w:numPr>
           <w:ilvl w:val="0"/>
-          <w:numId w:val="1008"/>
+          <w:numId w:val="1011"/>
         </w:numPr>
         <w:pStyle w:val="Compact"/>
       </w:pPr>
@@ -5373,7 +9270,7 @@
       <w:pPr>
         <w:numPr>
           <w:ilvl w:val="0"/>
-          <w:numId w:val="1008"/>
+          <w:numId w:val="1011"/>
         </w:numPr>
         <w:pStyle w:val="Compact"/>
       </w:pPr>
@@ -5395,7 +9292,7 @@
       <w:pPr>
         <w:numPr>
           <w:ilvl w:val="0"/>
-          <w:numId w:val="1008"/>
+          <w:numId w:val="1011"/>
         </w:numPr>
         <w:pStyle w:val="Compact"/>
       </w:pPr>
@@ -5436,8 +9333,8 @@
         <w:t xml:space="preserve">and should be re-run after any change to inputs.</w:t>
       </w:r>
     </w:p>
-    <w:bookmarkEnd w:id="36"/>
-    <w:bookmarkStart w:id="37" w:name="validation-and-benchmarks"/>
+    <w:bookmarkEnd w:id="51"/>
+    <w:bookmarkStart w:id="52" w:name="validation-and-benchmarks"/>
     <w:p>
       <w:pPr>
         <w:pStyle w:val="Heading2"/>
@@ -6005,8 +9902,8 @@
         <w:t xml:space="preserve">(SPM C.12.1). v1.1 now agrees in direction: a net cost of USD 38 bn a year at 6% overall, with savings in buildings, industry and transport. v1.0’s large net saving did not.</w:t>
       </w:r>
     </w:p>
-    <w:bookmarkEnd w:id="37"/>
-    <w:bookmarkStart w:id="44" w:name="toward-a-national-level-global-model"/>
+    <w:bookmarkEnd w:id="52"/>
+    <w:bookmarkStart w:id="59" w:name="toward-a-national-level-global-model"/>
     <w:p>
       <w:pPr>
         <w:pStyle w:val="Heading2"/>
@@ -6032,18 +9929,18 @@
           <wp:inline>
             <wp:extent cx="5334000" cy="4905375"/>
             <wp:effectExtent b="0" l="0" r="0" t="0"/>
-            <wp:docPr descr="A national model runs six modules for every country, sector and year" title="" id="39" name="Picture"/>
+            <wp:docPr descr="A national model runs six modules for every country, sector and year" title="" id="54" name="Picture"/>
             <a:graphic>
               <a:graphicData uri="http://schemas.openxmlformats.org/drawingml/2006/picture">
                 <pic:pic>
                   <pic:nvPicPr>
-                    <pic:cNvPr descr="methodology_figures/national_model_architecture.png" id="40" name="Picture"/>
+                    <pic:cNvPr descr="methodology_figures/national_model_architecture.png" id="55" name="Picture"/>
                     <pic:cNvPicPr>
                       <a:picLocks noChangeArrowheads="1" noChangeAspect="1"/>
                     </pic:cNvPicPr>
                   </pic:nvPicPr>
                   <pic:blipFill>
-                    <a:blip r:embed="rId38"/>
+                    <a:blip r:embed="rId53"/>
                     <a:stretch>
                       <a:fillRect/>
                     </a:stretch>
@@ -6098,7 +9995,7 @@
         <w:t xml:space="preserve">Module 4 should also feed back into module 2: a higher cost of capital shifts the least-cost mix away from capital-heavy renewables (Ameli et al. 2021 find 35% less green power in Africa). The workbook cannot show that; a national model with an optimiser for power can.</w:t>
       </w:r>
     </w:p>
-    <w:bookmarkStart w:id="41" w:name="three-tiers-by-data-available"/>
+    <w:bookmarkStart w:id="56" w:name="three-tiers-by-data-available"/>
     <w:p>
       <w:pPr>
         <w:pStyle w:val="Heading3"/>
@@ -6324,8 +10221,8 @@
         </w:tc>
       </w:tr>
     </w:tbl>
-    <w:bookmarkEnd w:id="41"/>
-    <w:bookmarkStart w:id="42" w:name="can-it-be-done-here"/>
+    <w:bookmarkEnd w:id="56"/>
+    <w:bookmarkStart w:id="57" w:name="can-it-be-done-here"/>
     <w:p>
       <w:pPr>
         <w:pStyle w:val="Heading3"/>
@@ -6594,14 +10491,14 @@
         <w:t xml:space="preserve">Phases 2 and 3 are where most of the gain is: they replace the two parameters the results are most sensitive to (power fuel displacement and end-use savings) with country stock and cost data.</w:t>
       </w:r>
     </w:p>
-    <w:bookmarkEnd w:id="42"/>
-    <w:bookmarkStart w:id="43" w:name="X3c2d159f4d9ae9a77720841dcde44f27c2ca711"/>
+    <w:bookmarkEnd w:id="57"/>
+    <w:bookmarkStart w:id="58" w:name="Xacc4b17cfc871668c6f61a517e0680771838c19"/>
     <w:p>
       <w:pPr>
         <w:pStyle w:val="Heading3"/>
       </w:pPr>
       <w:r>
-        <w:t xml:space="preserve">Built: a simplified national model (NMIM v0.1)</w:t>
+        <w:t xml:space="preserve">Built: a simplified national model (NMIM v0.2)</w:t>
       </w:r>
     </w:p>
     <w:p>
@@ -7077,13 +10974,26 @@
         <w:pStyle w:val="BodyText"/>
       </w:pPr>
       <w:r>
-        <w:t xml:space="preserve">One equation specification drives both the Python engine and the workbook formulas, and a check confirms they agree to 1e-9 for eight countries. The main simplifications: no price response, power mix set by target dates rather than least cost, car-equivalent vehicles, and assumed costs for buildings and industry. Files are in</w:t>
+        <w:t xml:space="preserve">One equation specification drives both the Python engine and the workbook formulas, and a check confirms they agree to 1e-9 for eight countries. The main simplifications: no price response, power mix set by target dates rather than least cost, car-equivalent vehicles, and assumed costs for buildings and industry. Version 0.2 adds the typology of who pays, driven by each country’s power market structure, cost recovery, WACC and subsidies (see</w:t>
       </w:r>
       <w:r>
         <w:t xml:space="preserve"> </w:t>
       </w:r>
       <w:r>
         <w:rPr>
+          <w:iCs/>
+          <w:i/>
+        </w:rPr>
+        <w:t xml:space="preserve">Who pays</w:t>
+      </w:r>
+      <w:r>
+        <w:t xml:space="preserve">); other results are unchanged from v0.1. Files are in</w:t>
+      </w:r>
+      <w:r>
+        <w:t xml:space="preserve"> </w:t>
+      </w:r>
+      <w:r>
+        <w:rPr>
           <w:rStyle w:val="VerbatimChar"/>
         </w:rPr>
         <w:t xml:space="preserve">InvestmentNeeds/national_model/</w:t>
@@ -7098,15 +11008,30 @@
         <w:rPr>
           <w:rStyle w:val="VerbatimChar"/>
         </w:rPr>
-        <w:t xml:space="preserve">NMIM_Method_v0_1.md</w:t>
+        <w:t xml:space="preserve">NMIM_Method_v0_2.md</w:t>
+      </w:r>
+      <w:r>
+        <w:t xml:space="preserve"> </w:t>
+      </w:r>
+      <w:r>
+        <w:t xml:space="preserve">and the workbook</w:t>
+      </w:r>
+      <w:r>
+        <w:t xml:space="preserve"> </w:t>
+      </w:r>
+      <w:r>
+        <w:rPr>
+          <w:rStyle w:val="VerbatimChar"/>
+        </w:rPr>
+        <w:t xml:space="preserve">NMIM_v0.2.xlsx</w:t>
       </w:r>
       <w:r>
         <w:t xml:space="preserve">.</w:t>
       </w:r>
     </w:p>
-    <w:bookmarkEnd w:id="43"/>
-    <w:bookmarkEnd w:id="44"/>
-    <w:bookmarkStart w:id="45" w:name="data-and-assumptions-needed"/>
+    <w:bookmarkEnd w:id="58"/>
+    <w:bookmarkEnd w:id="59"/>
+    <w:bookmarkStart w:id="60" w:name="data-and-assumptions-needed"/>
     <w:p>
       <w:pPr>
         <w:pStyle w:val="Heading2"/>
@@ -7967,8 +11892,8 @@
         <w:t xml:space="preserve">Three assumptions matter more than any dataset and should be agreed before a national build: the baseline that defines incremental investment; whether fossil plants avoided in growing systems are credited as savings; and the path of technology costs, especially EV premiums and heat pumps.</w:t>
       </w:r>
     </w:p>
-    <w:bookmarkEnd w:id="45"/>
-    <w:bookmarkStart w:id="46" w:name="limitations-and-review-list"/>
+    <w:bookmarkEnd w:id="60"/>
+    <w:bookmarkStart w:id="61" w:name="limitations-and-review-list"/>
     <w:p>
       <w:pPr>
         <w:pStyle w:val="Heading2"/>
@@ -7989,7 +11914,7 @@
       <w:pPr>
         <w:numPr>
           <w:ilvl w:val="0"/>
-          <w:numId w:val="1009"/>
+          <w:numId w:val="1012"/>
         </w:numPr>
         <w:pStyle w:val="Compact"/>
       </w:pPr>
@@ -8001,7 +11926,7 @@
       <w:pPr>
         <w:numPr>
           <w:ilvl w:val="0"/>
-          <w:numId w:val="1009"/>
+          <w:numId w:val="1012"/>
         </w:numPr>
         <w:pStyle w:val="Compact"/>
       </w:pPr>
@@ -8013,7 +11938,7 @@
       <w:pPr>
         <w:numPr>
           <w:ilvl w:val="0"/>
-          <w:numId w:val="1009"/>
+          <w:numId w:val="1012"/>
         </w:numPr>
         <w:pStyle w:val="Compact"/>
       </w:pPr>
@@ -8025,7 +11950,7 @@
       <w:pPr>
         <w:numPr>
           <w:ilvl w:val="0"/>
-          <w:numId w:val="1009"/>
+          <w:numId w:val="1012"/>
         </w:numPr>
         <w:pStyle w:val="Compact"/>
       </w:pPr>
@@ -8037,7 +11962,7 @@
       <w:pPr>
         <w:numPr>
           <w:ilvl w:val="0"/>
-          <w:numId w:val="1009"/>
+          <w:numId w:val="1012"/>
         </w:numPr>
         <w:pStyle w:val="Compact"/>
       </w:pPr>
@@ -8049,7 +11974,7 @@
       <w:pPr>
         <w:numPr>
           <w:ilvl w:val="0"/>
-          <w:numId w:val="1009"/>
+          <w:numId w:val="1012"/>
         </w:numPr>
         <w:pStyle w:val="Compact"/>
       </w:pPr>
@@ -8061,7 +11986,7 @@
       <w:pPr>
         <w:numPr>
           <w:ilvl w:val="0"/>
-          <w:numId w:val="1009"/>
+          <w:numId w:val="1012"/>
         </w:numPr>
         <w:pStyle w:val="Compact"/>
       </w:pPr>
@@ -8073,7 +11998,7 @@
       <w:pPr>
         <w:numPr>
           <w:ilvl w:val="0"/>
-          <w:numId w:val="1009"/>
+          <w:numId w:val="1012"/>
         </w:numPr>
         <w:pStyle w:val="Compact"/>
       </w:pPr>
@@ -8085,7 +12010,7 @@
       <w:pPr>
         <w:numPr>
           <w:ilvl w:val="0"/>
-          <w:numId w:val="1009"/>
+          <w:numId w:val="1012"/>
         </w:numPr>
         <w:pStyle w:val="Compact"/>
       </w:pPr>
@@ -8095,49 +12020,61 @@
     </w:p>
     <w:p>
       <w:pPr>
-        <w:pStyle w:val="FirstParagraph"/>
-      </w:pPr>
-      <w:r>
-        <w:t xml:space="preserve">Other limits: one year (2030) rather than a path; average rather than marginal displacement in power; 2024 fuel prices, when US gas and coal were cheap; Ember’s</w:t>
-      </w:r>
-      <w:r>
-        <w:t xml:space="preserve"> </w:t>
-      </w:r>
-      <w:r>
-        <w:t xml:space="preserve">“</w:t>
-      </w:r>
-      <w:r>
-        <w:t xml:space="preserve">other fossil</w:t>
-      </w:r>
-      <w:r>
-        <w:t xml:space="preserve">”</w:t>
-      </w:r>
-      <w:r>
-        <w:t xml:space="preserve"> </w:t>
-      </w:r>
-      <w:r>
-        <w:t xml:space="preserve">priced as oil; no macroeconomic feedback.</w:t>
-      </w:r>
-    </w:p>
-    <w:bookmarkEnd w:id="46"/>
-    <w:bookmarkStart w:id="52" w:name="sources"/>
-    <w:p>
-      <w:pPr>
-        <w:pStyle w:val="Heading2"/>
-      </w:pPr>
-      <w:r>
-        <w:t xml:space="preserve">Sources</w:t>
-      </w:r>
-    </w:p>
-    <w:p>
-      <w:pPr>
         <w:numPr>
           <w:ilvl w:val="0"/>
-          <w:numId w:val="1010"/>
+          <w:numId w:val="1012"/>
         </w:numPr>
         <w:pStyle w:val="Compact"/>
       </w:pPr>
       <w:r>
+        <w:t xml:space="preserve">☐ Replace typology shares with observed public-private splits (CCDRs, CPI, IEA WEI); review the curated power market codes</w:t>
+      </w:r>
+    </w:p>
+    <w:p>
+      <w:pPr>
+        <w:pStyle w:val="FirstParagraph"/>
+      </w:pPr>
+      <w:r>
+        <w:t xml:space="preserve">Other limits: one year (2030) rather than a path; average rather than marginal displacement in power; 2024 fuel prices, when US gas and coal were cheap; Ember’s</w:t>
+      </w:r>
+      <w:r>
+        <w:t xml:space="preserve"> </w:t>
+      </w:r>
+      <w:r>
+        <w:t xml:space="preserve">“</w:t>
+      </w:r>
+      <w:r>
+        <w:t xml:space="preserve">other fossil</w:t>
+      </w:r>
+      <w:r>
+        <w:t xml:space="preserve">”</w:t>
+      </w:r>
+      <w:r>
+        <w:t xml:space="preserve"> </w:t>
+      </w:r>
+      <w:r>
+        <w:t xml:space="preserve">priced as oil; no macroeconomic feedback.</w:t>
+      </w:r>
+    </w:p>
+    <w:bookmarkEnd w:id="61"/>
+    <w:bookmarkStart w:id="70" w:name="sources"/>
+    <w:p>
+      <w:pPr>
+        <w:pStyle w:val="Heading2"/>
+      </w:pPr>
+      <w:r>
+        <w:t xml:space="preserve">Sources</w:t>
+      </w:r>
+    </w:p>
+    <w:p>
+      <w:pPr>
+        <w:numPr>
+          <w:ilvl w:val="0"/>
+          <w:numId w:val="1013"/>
+        </w:numPr>
+        <w:pStyle w:val="Compact"/>
+      </w:pPr>
+      <w:r>
         <w:t xml:space="preserve">Method note:</w:t>
       </w:r>
       <w:r>
@@ -8161,11 +12098,11 @@
       <w:pPr>
         <w:numPr>
           <w:ilvl w:val="0"/>
-          <w:numId w:val="1010"/>
+          <w:numId w:val="1013"/>
         </w:numPr>
         <w:pStyle w:val="Compact"/>
       </w:pPr>
-      <w:hyperlink r:id="rId47">
+      <w:hyperlink r:id="rId62">
         <w:r>
           <w:rPr>
             <w:rStyle w:val="Hyperlink"/>
@@ -8181,11 +12118,11 @@
       <w:pPr>
         <w:numPr>
           <w:ilvl w:val="0"/>
-          <w:numId w:val="1010"/>
+          <w:numId w:val="1013"/>
         </w:numPr>
         <w:pStyle w:val="Compact"/>
       </w:pPr>
-      <w:hyperlink r:id="rId48">
+      <w:hyperlink r:id="rId63">
         <w:r>
           <w:rPr>
             <w:rStyle w:val="Hyperlink"/>
@@ -8201,11 +12138,11 @@
       <w:pPr>
         <w:numPr>
           <w:ilvl w:val="0"/>
-          <w:numId w:val="1010"/>
+          <w:numId w:val="1013"/>
         </w:numPr>
         <w:pStyle w:val="Compact"/>
       </w:pPr>
-      <w:hyperlink r:id="rId49">
+      <w:hyperlink r:id="rId64">
         <w:r>
           <w:rPr>
             <w:rStyle w:val="Hyperlink"/>
@@ -8221,11 +12158,71 @@
       <w:pPr>
         <w:numPr>
           <w:ilvl w:val="0"/>
-          <w:numId w:val="1010"/>
+          <w:numId w:val="1013"/>
         </w:numPr>
         <w:pStyle w:val="Compact"/>
       </w:pPr>
-      <w:hyperlink r:id="rId50">
+      <w:hyperlink r:id="rId65">
+        <w:r>
+          <w:rPr>
+            <w:rStyle w:val="Hyperlink"/>
+          </w:rPr>
+          <w:t xml:space="preserve">Urpelainen and Yang (2019), Global patterns of power sector reform, 1982-2013</w:t>
+        </w:r>
+      </w:hyperlink>
+      <w:r>
+        <w:t xml:space="preserve">, Power Sector Reform Tracker (market structure)</w:t>
+      </w:r>
+    </w:p>
+    <w:p>
+      <w:pPr>
+        <w:numPr>
+          <w:ilvl w:val="0"/>
+          <w:numId w:val="1013"/>
+        </w:numPr>
+        <w:pStyle w:val="Compact"/>
+      </w:pPr>
+      <w:hyperlink r:id="rId66">
+        <w:r>
+          <w:rPr>
+            <w:rStyle w:val="Hyperlink"/>
+          </w:rPr>
+          <w:t xml:space="preserve">World Bank Private Participation in Infrastructure database (2024)</w:t>
+        </w:r>
+      </w:hyperlink>
+      <w:r>
+        <w:t xml:space="preserve">, private electricity projects</w:t>
+      </w:r>
+    </w:p>
+    <w:p>
+      <w:pPr>
+        <w:numPr>
+          <w:ilvl w:val="0"/>
+          <w:numId w:val="1013"/>
+        </w:numPr>
+        <w:pStyle w:val="Compact"/>
+      </w:pPr>
+      <w:hyperlink r:id="rId67">
+        <w:r>
+          <w:rPr>
+            <w:rStyle w:val="Hyperlink"/>
+          </w:rPr>
+          <w:t xml:space="preserve">World Bank RISE (2023)</w:t>
+        </w:r>
+      </w:hyperlink>
+      <w:r>
+        <w:t xml:space="preserve">, regulatory indicators for sustainable energy</w:t>
+      </w:r>
+    </w:p>
+    <w:p>
+      <w:pPr>
+        <w:numPr>
+          <w:ilvl w:val="0"/>
+          <w:numId w:val="1013"/>
+        </w:numPr>
+        <w:pStyle w:val="Compact"/>
+      </w:pPr>
+      <w:hyperlink r:id="rId68">
         <w:r>
           <w:rPr>
             <w:rStyle w:val="Hyperlink"/>
@@ -8241,7 +12238,7 @@
       <w:pPr>
         <w:numPr>
           <w:ilvl w:val="0"/>
-          <w:numId w:val="1010"/>
+          <w:numId w:val="1013"/>
         </w:numPr>
         <w:pStyle w:val="Compact"/>
       </w:pPr>
@@ -8265,7 +12262,7 @@
       <w:pPr>
         <w:numPr>
           <w:ilvl w:val="0"/>
-          <w:numId w:val="1010"/>
+          <w:numId w:val="1013"/>
         </w:numPr>
         <w:pStyle w:val="Compact"/>
       </w:pPr>
@@ -8289,7 +12286,7 @@
       <w:pPr>
         <w:numPr>
           <w:ilvl w:val="0"/>
-          <w:numId w:val="1010"/>
+          <w:numId w:val="1013"/>
         </w:numPr>
         <w:pStyle w:val="Compact"/>
       </w:pPr>
@@ -8310,11 +12307,11 @@
       <w:pPr>
         <w:numPr>
           <w:ilvl w:val="0"/>
-          <w:numId w:val="1010"/>
+          <w:numId w:val="1013"/>
         </w:numPr>
         <w:pStyle w:val="Compact"/>
       </w:pPr>
-      <w:hyperlink r:id="rId51">
+      <w:hyperlink r:id="rId69">
         <w:r>
           <w:rPr>
             <w:rStyle w:val="Hyperlink"/>
@@ -8330,7 +12327,7 @@
       <w:pPr>
         <w:numPr>
           <w:ilvl w:val="0"/>
-          <w:numId w:val="1010"/>
+          <w:numId w:val="1013"/>
         </w:numPr>
         <w:pStyle w:val="Compact"/>
       </w:pPr>
@@ -8359,8 +12356,8 @@
         <w:t xml:space="preserve">InvestmentNeeds/national_model/NMIM_v0.1.xlsx</w:t>
       </w:r>
     </w:p>
-    <w:bookmarkEnd w:id="52"/>
-    <w:bookmarkEnd w:id="53"/>
+    <w:bookmarkEnd w:id="70"/>
+    <w:bookmarkEnd w:id="71"/>
     <w:sectPr/>
   </w:body>
 </w:document>
@@ -8574,6 +12571,15 @@
     <w:abstractNumId w:val="991"/>
   </w:num>
   <w:num w:numId="1010">
+    <w:abstractNumId w:val="991"/>
+  </w:num>
+  <w:num w:numId="1011">
+    <w:abstractNumId w:val="991"/>
+  </w:num>
+  <w:num w:numId="1012">
+    <w:abstractNumId w:val="991"/>
+  </w:num>
+  <w:num w:numId="1013">
     <w:abstractNumId w:val="991"/>
   </w:num>
 </w:numbering>

--- a/InvestmentNeeds/Mitigation_Investment_Needs_Methodology.docx
+++ b/InvestmentNeeds/Mitigation_Investment_Needs_Methodology.docx
@@ -9,6 +9,24 @@
       </w:pPr>
       <w:r>
         <w:t xml:space="preserve">Mitigation Investment Needs Model: Methodology</w:t>
+      </w:r>
+    </w:p>
+    <w:p>
+      <w:pPr>
+        <w:pStyle w:val="BlockText"/>
+      </w:pPr>
+      <w:r>
+        <w:rPr>
+          <w:bCs/>
+          <w:b/>
+        </w:rPr>
+        <w:t xml:space="preserve">Name.</w:t>
+      </w:r>
+      <w:r>
+        <w:t xml:space="preserve"> </w:t>
+      </w:r>
+      <w:r>
+        <w:t xml:space="preserve">CDPM was formerly called SiSePuede (and CPM). Studies published before the change use the old name; file, repository and code names keep it too.</w:t>
       </w:r>
     </w:p>
     <w:p>
@@ -758,7 +776,7 @@
               <w:jc w:val="left"/>
             </w:pPr>
             <w:r>
-              <w:t xml:space="preserve">I less the investment a current-policies baseline would make in the same sectors. Comparable with the CCDRs and SISEPUEDE.</w:t>
+              <w:t xml:space="preserve">I less the investment a current-policies baseline would make in the same sectors. Comparable with the CCDRs and CDPM (formerly SiSePuede).</w:t>
             </w:r>
           </w:p>
         </w:tc>
@@ -1116,7 +1134,7 @@
         <w:pStyle w:val="FirstParagraph"/>
       </w:pPr>
       <w:r>
-        <w:t xml:space="preserve">The model is the Tier 3 version of the SISEPUEDE-based method: published group totals are shared out to countries by physical drivers, then each country’s incremental capital is costed at three rates against country-specific savings and co-benefits. Equation numbers follow the method note.</w:t>
+        <w:t xml:space="preserve">The model is the Tier 3 version of the CDPM-based method: published group totals are shared out to countries by physical drivers, then each country’s incremental capital is costed at three rates against country-specific savings and co-benefits. Equation numbers follow the method note.</w:t>
       </w:r>
     </w:p>
     <w:p>
@@ -1879,7 +1897,7 @@
         <w:pStyle w:val="FirstParagraph"/>
       </w:pPr>
       <w:r>
-        <w:t xml:space="preserve">Version 1.1 replaces the single savings ratio for half the investment with physics: power and transport now derive b, c and a from each country’s fuel mix, prices and pollution costs, and grids, fuels and AFOLU no longer get savings they do not produce. This was the weakest part of v1.0, where one ratio (b = 0.133, calibrated on SISEPUEDE’s Latin American results) set the sign of every result.</w:t>
+        <w:t xml:space="preserve">Version 1.1 replaces the single savings ratio for half the investment with physics: power and transport now derive b, c and a from each country’s fuel mix, prices and pollution costs, and grids, fuels and AFOLU no longer get savings they do not produce. This was the weakest part of v1.0, where one ratio (b = 0.133, calibrated on CDPM’s Latin American results) set the sign of every result.</w:t>
       </w:r>
     </w:p>
     <w:p>
@@ -3946,7 +3964,7 @@
         <w:t xml:space="preserve"> </w:t>
       </w:r>
       <w:r>
-        <w:t xml:space="preserve">the premium (an assumption; SISEPUEDE used USD 13,000 for 2019, IEA reports near parity in China); transit and rail are costed as if they were EVs; no congestion or crash benefits are counted.</w:t>
+        <w:t xml:space="preserve">the premium (an assumption; CDPM used USD 13,000 for 2019, IEA reports near parity in China); transit and rail are costed as if they were EVs; no congestion or crash benefits are counted.</w:t>
       </w:r>
     </w:p>
     <w:bookmarkEnd w:id="27"/>
@@ -4022,7 +4040,7 @@
         <w:t xml:space="preserve"> </w:t>
       </w:r>
       <w:r>
-        <w:t xml:space="preserve">still calibrated: b = 0.133 and c = 0.129 (SISEPUEDE LAC), moved by the country fuel-cost and air-pollution indices; a = 0.35.</w:t>
+        <w:t xml:space="preserve">still calibrated: b = 0.133 and c = 0.129 (CDPM LAC), moved by the country fuel-cost and air-pollution indices; a = 0.35.</w:t>
       </w:r>
     </w:p>
     <w:p>
@@ -9712,7 +9730,7 @@
               <w:jc w:val="left"/>
             </w:pPr>
             <w:r>
-              <w:t xml:space="preserve">SISEPUEDE LAC (Kalra et al. 2023)</w:t>
+              <w:t xml:space="preserve">CDPM LAC (Kalra et al. 2023)</w:t>
             </w:r>
           </w:p>
         </w:tc>
@@ -9762,7 +9780,7 @@
               <w:jc w:val="left"/>
             </w:pPr>
             <w:r>
-              <w:t xml:space="preserve">SISEPUEDE LAC</w:t>
+              <w:t xml:space="preserve">CDPM LAC</w:t>
             </w:r>
           </w:p>
         </w:tc>
@@ -9812,7 +9830,7 @@
               <w:jc w:val="left"/>
             </w:pPr>
             <w:r>
-              <w:t xml:space="preserve">SISEPUEDE LAC</w:t>
+              <w:t xml:space="preserve">CDPM LAC</w:t>
             </w:r>
           </w:p>
         </w:tc>
@@ -9873,7 +9891,7 @@
         <w:pStyle w:val="BodyText"/>
       </w:pPr>
       <w:r>
-        <w:t xml:space="preserve">The model is low against SISEPUEDE for Brazil and the Dominican Republic. SISEPUEDE covers non-capital technical costs and all of AFOLU, which this model counts only as a share of a regional pool.</w:t>
+        <w:t xml:space="preserve">The model is low against CDPM for Brazil and the Dominican Republic. CDPM covers non-capital technical costs and all of AFOLU, which this model counts only as a share of a regional pool.</w:t>
       </w:r>
     </w:p>
     <w:p>
@@ -9917,7 +9935,7 @@
         <w:pStyle w:val="FirstParagraph"/>
       </w:pPr>
       <w:r>
-        <w:t xml:space="preserve">A national model for every country is feasible, and the current workbook is its skeleton: what is missing is a physical pathway per country (module 2), which today is borrowed from group totals. Replacing the allocation with country stock-turnover modelling turns a Tier 3 estimate into a Tier 2 one for all ~190 countries, with Tier 1 (SISEPUEDE or CCDR runs) wherever those exist.</w:t>
+        <w:t xml:space="preserve">A national model for every country is feasible, and the current workbook is its skeleton: what is missing is a physical pathway per country (module 2), which today is borrowed from group totals. Replacing the allocation with country stock-turnover modelling turns a Tier 3 estimate into a Tier 2 one for all ~190 countries, with Tier 1 (CDPM or CCDR runs) wherever those exist.</w:t>
       </w:r>
     </w:p>
     <w:p>
@@ -10103,7 +10121,7 @@
               <w:jc w:val="left"/>
             </w:pPr>
             <w:r>
-              <w:t xml:space="preserve">SISEPUEDE (18 LAC; Uganda, Morocco, Libya in progress), CCDR models</w:t>
+              <w:t xml:space="preserve">CDPM (18 LAC; Uganda, Morocco, Libya in progress), CCDR models</w:t>
             </w:r>
           </w:p>
         </w:tc>
@@ -10465,7 +10483,7 @@
               <w:jc w:val="left"/>
             </w:pPr>
             <w:r>
-              <w:t xml:space="preserve">Annual 2025-2050 results, three lenses, Monte Carlo, Tier 1 overrides from SISEPUEDE and CCDRs</w:t>
+              <w:t xml:space="preserve">Annual 2025-2050 results, three lenses, Monte Carlo, Tier 1 overrides from CDPM and CCDRs</w:t>
             </w:r>
           </w:p>
         </w:tc>
@@ -12085,7 +12103,7 @@
           <w:iCs/>
           <w:i/>
         </w:rPr>
-        <w:t xml:space="preserve">Global Investment Needs for Climate Action: A Method Based on SISEPUEDE</w:t>
+        <w:t xml:space="preserve">Global Investment Needs for Climate Action: A Method Based on CDPM</w:t>
       </w:r>
       <w:r>
         <w:t xml:space="preserve"> </w:t>
@@ -13071,7 +13089,7 @@
       <w:color w:themeColor="accent1" w:themeShade="BF" w:val="365F91"/>
     </w:rPr>
   </w:style>
-  <w:style w:type="paragraph" w:customStyle="1" w:styleId="SourceCode">
+  <w:style w:customStyle="1" w:styleId="SourceCode" w:type="paragraph">
     <w:name w:val="Source Code"/>
     <w:basedOn w:val="Normal"/>
     <w:link w:val="VerbatimChar"/>
@@ -13079,7 +13097,7 @@
       <w:wordWrap w:val="off"/>
     </w:pPr>
   </w:style>
-  <w:style w:type="character" w:customStyle="1" w:styleId="KeywordTok">
+  <w:style w:customStyle="1" w:styleId="KeywordTok" w:type="character">
     <w:name w:val="KeywordTok"/>
     <w:basedOn w:val="VerbatimChar"/>
     <w:rPr>
@@ -13087,77 +13105,77 @@
       <w:b/>
     </w:rPr>
   </w:style>
-  <w:style w:type="character" w:customStyle="1" w:styleId="DataTypeTok">
+  <w:style w:customStyle="1" w:styleId="DataTypeTok" w:type="character">
     <w:name w:val="DataTypeTok"/>
     <w:basedOn w:val="VerbatimChar"/>
     <w:rPr>
       <w:color w:val="902000"/>
     </w:rPr>
   </w:style>
-  <w:style w:type="character" w:customStyle="1" w:styleId="DecValTok">
+  <w:style w:customStyle="1" w:styleId="DecValTok" w:type="character">
     <w:name w:val="DecValTok"/>
     <w:basedOn w:val="VerbatimChar"/>
     <w:rPr>
       <w:color w:val="40a070"/>
     </w:rPr>
   </w:style>
-  <w:style w:type="character" w:customStyle="1" w:styleId="BaseNTok">
+  <w:style w:customStyle="1" w:styleId="BaseNTok" w:type="character">
     <w:name w:val="BaseNTok"/>
     <w:basedOn w:val="VerbatimChar"/>
     <w:rPr>
       <w:color w:val="40a070"/>
     </w:rPr>
   </w:style>
-  <w:style w:type="character" w:customStyle="1" w:styleId="FloatTok">
+  <w:style w:customStyle="1" w:styleId="FloatTok" w:type="character">
     <w:name w:val="FloatTok"/>
     <w:basedOn w:val="VerbatimChar"/>
     <w:rPr>
       <w:color w:val="40a070"/>
     </w:rPr>
   </w:style>
-  <w:style w:type="character" w:customStyle="1" w:styleId="ConstantTok">
+  <w:style w:customStyle="1" w:styleId="ConstantTok" w:type="character">
     <w:name w:val="ConstantTok"/>
     <w:basedOn w:val="VerbatimChar"/>
     <w:rPr>
       <w:color w:val="880000"/>
     </w:rPr>
   </w:style>
-  <w:style w:type="character" w:customStyle="1" w:styleId="CharTok">
+  <w:style w:customStyle="1" w:styleId="CharTok" w:type="character">
     <w:name w:val="CharTok"/>
     <w:basedOn w:val="VerbatimChar"/>
     <w:rPr>
       <w:color w:val="4070a0"/>
     </w:rPr>
   </w:style>
-  <w:style w:type="character" w:customStyle="1" w:styleId="SpecialCharTok">
+  <w:style w:customStyle="1" w:styleId="SpecialCharTok" w:type="character">
     <w:name w:val="SpecialCharTok"/>
     <w:basedOn w:val="VerbatimChar"/>
     <w:rPr>
       <w:color w:val="4070a0"/>
     </w:rPr>
   </w:style>
-  <w:style w:type="character" w:customStyle="1" w:styleId="StringTok">
+  <w:style w:customStyle="1" w:styleId="StringTok" w:type="character">
     <w:name w:val="StringTok"/>
     <w:basedOn w:val="VerbatimChar"/>
     <w:rPr>
       <w:color w:val="4070a0"/>
     </w:rPr>
   </w:style>
-  <w:style w:type="character" w:customStyle="1" w:styleId="VerbatimStringTok">
+  <w:style w:customStyle="1" w:styleId="VerbatimStringTok" w:type="character">
     <w:name w:val="VerbatimStringTok"/>
     <w:basedOn w:val="VerbatimChar"/>
     <w:rPr>
       <w:color w:val="4070a0"/>
     </w:rPr>
   </w:style>
-  <w:style w:type="character" w:customStyle="1" w:styleId="SpecialStringTok">
+  <w:style w:customStyle="1" w:styleId="SpecialStringTok" w:type="character">
     <w:name w:val="SpecialStringTok"/>
     <w:basedOn w:val="VerbatimChar"/>
     <w:rPr>
       <w:color w:val="bb6688"/>
     </w:rPr>
   </w:style>
-  <w:style w:type="character" w:customStyle="1" w:styleId="ImportTok">
+  <w:style w:customStyle="1" w:styleId="ImportTok" w:type="character">
     <w:name w:val="ImportTok"/>
     <w:basedOn w:val="VerbatimChar"/>
     <w:rPr>
@@ -13165,7 +13183,7 @@
       <w:b/>
     </w:rPr>
   </w:style>
-  <w:style w:type="character" w:customStyle="1" w:styleId="CommentTok">
+  <w:style w:customStyle="1" w:styleId="CommentTok" w:type="character">
     <w:name w:val="CommentTok"/>
     <w:basedOn w:val="VerbatimChar"/>
     <w:rPr>
@@ -13173,7 +13191,7 @@
       <w:i/>
     </w:rPr>
   </w:style>
-  <w:style w:type="character" w:customStyle="1" w:styleId="DocumentationTok">
+  <w:style w:customStyle="1" w:styleId="DocumentationTok" w:type="character">
     <w:name w:val="DocumentationTok"/>
     <w:basedOn w:val="VerbatimChar"/>
     <w:rPr>
@@ -13181,7 +13199,7 @@
       <w:i/>
     </w:rPr>
   </w:style>
-  <w:style w:type="character" w:customStyle="1" w:styleId="AnnotationTok">
+  <w:style w:customStyle="1" w:styleId="AnnotationTok" w:type="character">
     <w:name w:val="AnnotationTok"/>
     <w:basedOn w:val="VerbatimChar"/>
     <w:rPr>
@@ -13190,7 +13208,7 @@
       <w:i/>
     </w:rPr>
   </w:style>
-  <w:style w:type="character" w:customStyle="1" w:styleId="CommentVarTok">
+  <w:style w:customStyle="1" w:styleId="CommentVarTok" w:type="character">
     <w:name w:val="CommentVarTok"/>
     <w:basedOn w:val="VerbatimChar"/>
     <w:rPr>
@@ -13199,28 +13217,28 @@
       <w:i/>
     </w:rPr>
   </w:style>
-  <w:style w:type="character" w:customStyle="1" w:styleId="OtherTok">
+  <w:style w:customStyle="1" w:styleId="OtherTok" w:type="character">
     <w:name w:val="OtherTok"/>
     <w:basedOn w:val="VerbatimChar"/>
     <w:rPr>
       <w:color w:val="007020"/>
     </w:rPr>
   </w:style>
-  <w:style w:type="character" w:customStyle="1" w:styleId="FunctionTok">
+  <w:style w:customStyle="1" w:styleId="FunctionTok" w:type="character">
     <w:name w:val="FunctionTok"/>
     <w:basedOn w:val="VerbatimChar"/>
     <w:rPr>
       <w:color w:val="06287e"/>
     </w:rPr>
   </w:style>
-  <w:style w:type="character" w:customStyle="1" w:styleId="VariableTok">
+  <w:style w:customStyle="1" w:styleId="VariableTok" w:type="character">
     <w:name w:val="VariableTok"/>
     <w:basedOn w:val="VerbatimChar"/>
     <w:rPr>
       <w:color w:val="19177c"/>
     </w:rPr>
   </w:style>
-  <w:style w:type="character" w:customStyle="1" w:styleId="ControlFlowTok">
+  <w:style w:customStyle="1" w:styleId="ControlFlowTok" w:type="character">
     <w:name w:val="ControlFlowTok"/>
     <w:basedOn w:val="VerbatimChar"/>
     <w:rPr>
@@ -13228,45 +13246,45 @@
       <w:b/>
     </w:rPr>
   </w:style>
-  <w:style w:type="character" w:customStyle="1" w:styleId="OperatorTok">
+  <w:style w:customStyle="1" w:styleId="OperatorTok" w:type="character">
     <w:name w:val="OperatorTok"/>
     <w:basedOn w:val="VerbatimChar"/>
     <w:rPr>
       <w:color w:val="666666"/>
     </w:rPr>
   </w:style>
-  <w:style w:type="character" w:customStyle="1" w:styleId="BuiltInTok">
+  <w:style w:customStyle="1" w:styleId="BuiltInTok" w:type="character">
     <w:name w:val="BuiltInTok"/>
     <w:basedOn w:val="VerbatimChar"/>
     <w:rPr>
       <w:color w:val="008000"/>
     </w:rPr>
   </w:style>
-  <w:style w:type="character" w:customStyle="1" w:styleId="ExtensionTok">
+  <w:style w:customStyle="1" w:styleId="ExtensionTok" w:type="character">
     <w:name w:val="ExtensionTok"/>
     <w:basedOn w:val="VerbatimChar"/>
     <w:rPr/>
   </w:style>
-  <w:style w:type="character" w:customStyle="1" w:styleId="PreprocessorTok">
+  <w:style w:customStyle="1" w:styleId="PreprocessorTok" w:type="character">
     <w:name w:val="PreprocessorTok"/>
     <w:basedOn w:val="VerbatimChar"/>
     <w:rPr>
       <w:color w:val="bc7a00"/>
     </w:rPr>
   </w:style>
-  <w:style w:type="character" w:customStyle="1" w:styleId="AttributeTok">
+  <w:style w:customStyle="1" w:styleId="AttributeTok" w:type="character">
     <w:name w:val="AttributeTok"/>
     <w:basedOn w:val="VerbatimChar"/>
     <w:rPr>
       <w:color w:val="7d9029"/>
     </w:rPr>
   </w:style>
-  <w:style w:type="character" w:customStyle="1" w:styleId="RegionMarkerTok">
+  <w:style w:customStyle="1" w:styleId="RegionMarkerTok" w:type="character">
     <w:name w:val="RegionMarkerTok"/>
     <w:basedOn w:val="VerbatimChar"/>
     <w:rPr/>
   </w:style>
-  <w:style w:type="character" w:customStyle="1" w:styleId="InformationTok">
+  <w:style w:customStyle="1" w:styleId="InformationTok" w:type="character">
     <w:name w:val="InformationTok"/>
     <w:basedOn w:val="VerbatimChar"/>
     <w:rPr>
@@ -13275,7 +13293,7 @@
       <w:i/>
     </w:rPr>
   </w:style>
-  <w:style w:type="character" w:customStyle="1" w:styleId="WarningTok">
+  <w:style w:customStyle="1" w:styleId="WarningTok" w:type="character">
     <w:name w:val="WarningTok"/>
     <w:basedOn w:val="VerbatimChar"/>
     <w:rPr>
@@ -13284,7 +13302,7 @@
       <w:i/>
     </w:rPr>
   </w:style>
-  <w:style w:type="character" w:customStyle="1" w:styleId="AlertTok">
+  <w:style w:customStyle="1" w:styleId="AlertTok" w:type="character">
     <w:name w:val="AlertTok"/>
     <w:basedOn w:val="VerbatimChar"/>
     <w:rPr>
@@ -13292,7 +13310,7 @@
       <w:b/>
     </w:rPr>
   </w:style>
-  <w:style w:type="character" w:customStyle="1" w:styleId="ErrorTok">
+  <w:style w:customStyle="1" w:styleId="ErrorTok" w:type="character">
     <w:name w:val="ErrorTok"/>
     <w:basedOn w:val="VerbatimChar"/>
     <w:rPr>
@@ -13300,7 +13318,7 @@
       <w:b/>
     </w:rPr>
   </w:style>
-  <w:style w:type="character" w:customStyle="1" w:styleId="NormalTok">
+  <w:style w:customStyle="1" w:styleId="NormalTok" w:type="character">
     <w:name w:val="NormalTok"/>
     <w:basedOn w:val="VerbatimChar"/>
     <w:rPr/>

--- a/InvestmentNeeds/Mitigation_Investment_Needs_Methodology.docx
+++ b/InvestmentNeeds/Mitigation_Investment_Needs_Methodology.docx
@@ -26,7 +26,7 @@
         <w:t xml:space="preserve"> </w:t>
       </w:r>
       <w:r>
-        <w:t xml:space="preserve">CDPM was formerly called SiSePuede (and CPM). Studies published before the change use the old name; file, repository and code names keep it too.</w:t>
+        <w:t xml:space="preserve">CDPM was formerly called SiSePuede. Studies published before the change use the old name; file, repository and code names keep it too.</w:t>
       </w:r>
     </w:p>
     <w:p>
